--- a/Report.docx
+++ b/Report.docx
@@ -11,37 +11,12 @@
           <w:szCs w:val="36"/>
         </w:rPr>
       </w:pPr>
-      <w:proofErr w:type="spellStart"/>
       <w:r>
         <w:rPr>
           <w:sz w:val="36"/>
           <w:szCs w:val="36"/>
         </w:rPr>
-        <w:t>Τελική</w:t>
-      </w:r>
-      <w:proofErr w:type="spellEnd"/>
-      <w:r>
-        <w:rPr>
-          <w:sz w:val="36"/>
-          <w:szCs w:val="36"/>
-        </w:rPr>
-        <w:t xml:space="preserve"> </w:t>
-      </w:r>
-      <w:proofErr w:type="spellStart"/>
-      <w:r>
-        <w:rPr>
-          <w:sz w:val="36"/>
-          <w:szCs w:val="36"/>
-        </w:rPr>
-        <w:t>Εργ</w:t>
-      </w:r>
-      <w:proofErr w:type="spellEnd"/>
-      <w:r>
-        <w:rPr>
-          <w:sz w:val="36"/>
-          <w:szCs w:val="36"/>
-        </w:rPr>
-        <w:t>ασία: Intelligent Logistics API</w:t>
+        <w:t>Τελική Εργασία: Intelligent Logistics API</w:t>
       </w:r>
     </w:p>
     <w:p>
@@ -53,37 +28,12 @@
           <w:szCs w:val="32"/>
         </w:rPr>
       </w:pPr>
-      <w:proofErr w:type="spellStart"/>
       <w:r>
         <w:rPr>
           <w:sz w:val="32"/>
           <w:szCs w:val="32"/>
         </w:rPr>
-        <w:t>Γιώργος</w:t>
-      </w:r>
-      <w:proofErr w:type="spellEnd"/>
-      <w:r>
-        <w:rPr>
-          <w:sz w:val="32"/>
-          <w:szCs w:val="32"/>
-        </w:rPr>
-        <w:t xml:space="preserve"> </w:t>
-      </w:r>
-      <w:proofErr w:type="spellStart"/>
-      <w:r>
-        <w:rPr>
-          <w:sz w:val="32"/>
-          <w:szCs w:val="32"/>
-        </w:rPr>
-        <w:t>Στυλι</w:t>
-      </w:r>
-      <w:proofErr w:type="spellEnd"/>
-      <w:r>
-        <w:rPr>
-          <w:sz w:val="32"/>
-          <w:szCs w:val="32"/>
-        </w:rPr>
-        <w:t>ανόπουλος</w:t>
+        <w:t>Γιώργος Στυλιανόπουλος</w:t>
       </w:r>
     </w:p>
     <w:p>
@@ -136,42 +86,12 @@
           <w:rFonts w:ascii="Liberation Serif" w:hAnsi="Liberation Serif"/>
         </w:rPr>
       </w:pPr>
-      <w:proofErr w:type="gramStart"/>
-      <w:r>
-        <w:rPr>
-          <w:rFonts w:ascii="Liberation Serif" w:hAnsi="Liberation Serif"/>
-        </w:rPr>
-        <w:t>Section::</w:t>
-      </w:r>
-      <w:proofErr w:type="gramEnd"/>
-      <w:r>
-        <w:rPr>
-          <w:rFonts w:ascii="Liberation Serif" w:hAnsi="Liberation Serif"/>
-        </w:rPr>
-        <w:t xml:space="preserve"> </w:t>
-      </w:r>
-      <w:proofErr w:type="spellStart"/>
-      <w:r>
-        <w:rPr>
-          <w:rFonts w:ascii="Liberation Serif" w:hAnsi="Liberation Serif"/>
-        </w:rPr>
-        <w:t>Τεχνικές</w:t>
-      </w:r>
-      <w:proofErr w:type="spellEnd"/>
-      <w:r>
-        <w:rPr>
-          <w:rFonts w:ascii="Liberation Serif" w:hAnsi="Liberation Serif"/>
-        </w:rPr>
-        <w:t xml:space="preserve"> απα</w:t>
-      </w:r>
-      <w:proofErr w:type="spellStart"/>
-      <w:r>
-        <w:rPr>
-          <w:rFonts w:ascii="Liberation Serif" w:hAnsi="Liberation Serif"/>
-        </w:rPr>
-        <w:t>ιτήσεις</w:t>
-      </w:r>
-      <w:proofErr w:type="spellEnd"/>
+      <w:r>
+        <w:rPr>
+          <w:rFonts w:ascii="Liberation Serif" w:hAnsi="Liberation Serif"/>
+        </w:rPr>
+        <w:t>Section:: Τεχνικές απαιτήσεις</w:t>
+      </w:r>
     </w:p>
     <w:p>
       <w:pPr>
@@ -182,7 +102,6 @@
         </w:numPr>
         <w:jc w:val="both"/>
       </w:pPr>
-      <w:proofErr w:type="spellStart"/>
       <w:r>
         <w:rPr>
           <w:b/>
@@ -190,17 +109,7 @@
           <w:sz w:val="26"/>
           <w:szCs w:val="26"/>
         </w:rPr>
-        <w:t>Γλώσσ</w:t>
-      </w:r>
-      <w:proofErr w:type="spellEnd"/>
-      <w:r>
-        <w:rPr>
-          <w:b/>
-          <w:bCs/>
-          <w:sz w:val="26"/>
-          <w:szCs w:val="26"/>
-        </w:rPr>
-        <w:t xml:space="preserve">α: </w:t>
+        <w:t xml:space="preserve">Γλώσσα: </w:t>
       </w:r>
       <w:r>
         <w:rPr>
@@ -245,7 +154,6 @@
         </w:numPr>
         <w:jc w:val="both"/>
       </w:pPr>
-      <w:proofErr w:type="spellStart"/>
       <w:r>
         <w:rPr>
           <w:b/>
@@ -253,17 +161,7 @@
           <w:sz w:val="26"/>
           <w:szCs w:val="26"/>
         </w:rPr>
-        <w:t>DataBase</w:t>
-      </w:r>
-      <w:proofErr w:type="spellEnd"/>
-      <w:r>
-        <w:rPr>
-          <w:b/>
-          <w:bCs/>
-          <w:sz w:val="26"/>
-          <w:szCs w:val="26"/>
-        </w:rPr>
-        <w:t xml:space="preserve">: </w:t>
+        <w:t xml:space="preserve">DataBase: </w:t>
       </w:r>
       <w:r>
         <w:rPr>
@@ -317,7 +215,6 @@
           <w:lang w:val="el-GR"/>
         </w:rPr>
       </w:pPr>
-      <w:proofErr w:type="gramStart"/>
       <w:r>
         <w:rPr>
           <w:sz w:val="26"/>
@@ -331,16 +228,7 @@
           <w:szCs w:val="26"/>
           <w:lang w:val="el-GR"/>
         </w:rPr>
-        <w:t>::</w:t>
-      </w:r>
-      <w:proofErr w:type="gramEnd"/>
-      <w:r>
-        <w:rPr>
-          <w:sz w:val="26"/>
-          <w:szCs w:val="26"/>
-          <w:lang w:val="el-GR"/>
-        </w:rPr>
-        <w:t xml:space="preserve"> Δημιουργία και εκκίνηση</w:t>
+        <w:t>:: Δημιουργία και εκκίνηση</w:t>
       </w:r>
       <w:r>
         <w:rPr>
@@ -363,17 +251,62 @@
         <w:rPr>
           <w:sz w:val="22"/>
           <w:szCs w:val="22"/>
-          <w:lang/>
-        </w:rPr>
-        <w:t xml:space="preserve">Η βάση δεδομένων της εργασίας είναι PostgreSQL και είναι εγκαταστημένη σε docker σε localhost. Η πόρτα της βάσης είναι η </w:t>
-      </w:r>
-      <w:r>
-        <w:rPr>
-          <w:b/>
-          <w:bCs/>
-          <w:sz w:val="22"/>
-          <w:szCs w:val="22"/>
-          <w:lang/>
+          <w:lang w:val="el-GR"/>
+        </w:rPr>
+        <w:t xml:space="preserve">Η βάση δεδομένων της εργασίας είναι </w:t>
+      </w:r>
+      <w:r>
+        <w:rPr>
+          <w:sz w:val="22"/>
+          <w:szCs w:val="22"/>
+        </w:rPr>
+        <w:t>PostgreSQL</w:t>
+      </w:r>
+      <w:r>
+        <w:rPr>
+          <w:sz w:val="22"/>
+          <w:szCs w:val="22"/>
+          <w:lang w:val="el-GR"/>
+        </w:rPr>
+        <w:t xml:space="preserve"> και είναι εγκαταστημένη σε </w:t>
+      </w:r>
+      <w:r>
+        <w:rPr>
+          <w:sz w:val="22"/>
+          <w:szCs w:val="22"/>
+        </w:rPr>
+        <w:t>docker</w:t>
+      </w:r>
+      <w:r>
+        <w:rPr>
+          <w:sz w:val="22"/>
+          <w:szCs w:val="22"/>
+          <w:lang w:val="el-GR"/>
+        </w:rPr>
+        <w:t xml:space="preserve"> σε </w:t>
+      </w:r>
+      <w:r>
+        <w:rPr>
+          <w:sz w:val="22"/>
+          <w:szCs w:val="22"/>
+        </w:rPr>
+        <w:t>localhost</w:t>
+      </w:r>
+      <w:r>
+        <w:rPr>
+          <w:sz w:val="22"/>
+          <w:szCs w:val="22"/>
+          <w:lang w:val="el-GR"/>
+        </w:rPr>
+        <w:t xml:space="preserve">. Η πόρτα της βάσης είναι η </w:t>
+      </w:r>
+      <w:r>
+        <w:rPr>
+          <w:b/>
+          <w:bCs/>
+          <w:sz w:val="22"/>
+          <w:szCs w:val="22"/>
+          <w:lang w:val="el-GR"/>
         </w:rPr>
         <w:t>5432</w:t>
       </w:r>
@@ -381,43 +314,404 @@
         <w:rPr>
           <w:sz w:val="22"/>
           <w:szCs w:val="22"/>
-          <w:lang/>
-        </w:rPr>
-        <w:t>. Το Docker Compose file βρίσκεται στο root directory του project υπό την ονομασία docker-compose.yml. Για την δημιουργία του docker και της βάσης δεδομένων, εκτελείται η εντολή</w:t>
-      </w:r>
-      <w:r>
-        <w:rPr>
-          <w:b/>
-          <w:bCs/>
-          <w:sz w:val="22"/>
-          <w:szCs w:val="22"/>
-          <w:lang/>
-        </w:rPr>
-        <w:t xml:space="preserve"> docker-compose up -d postgres-db</w:t>
-      </w:r>
-      <w:r>
-        <w:rPr>
-          <w:sz w:val="22"/>
-          <w:szCs w:val="22"/>
-          <w:lang/>
-        </w:rPr>
-        <w:t xml:space="preserve">. Η σύνδεση της βάσης με το project επιτυγχάνεται μέσω του αρχείου application.properties. Στο directory </w:t>
-      </w:r>
-      <w:r>
-        <w:rPr>
-          <w:b/>
-          <w:bCs/>
-          <w:sz w:val="22"/>
-          <w:szCs w:val="22"/>
-          <w:lang/>
-        </w:rPr>
-        <w:t xml:space="preserve">src/main/resources </w:t>
-      </w:r>
-      <w:r>
-        <w:rPr>
-          <w:sz w:val="22"/>
-          <w:szCs w:val="22"/>
-          <w:lang/>
+          <w:lang w:val="el-GR"/>
+        </w:rPr>
+        <w:t xml:space="preserve">. Το </w:t>
+      </w:r>
+      <w:r>
+        <w:rPr>
+          <w:sz w:val="22"/>
+          <w:szCs w:val="22"/>
+        </w:rPr>
+        <w:t>Docker</w:t>
+      </w:r>
+      <w:r>
+        <w:rPr>
+          <w:sz w:val="22"/>
+          <w:szCs w:val="22"/>
+          <w:lang w:val="el-GR"/>
+        </w:rPr>
+        <w:t xml:space="preserve"> </w:t>
+      </w:r>
+      <w:r>
+        <w:rPr>
+          <w:sz w:val="22"/>
+          <w:szCs w:val="22"/>
+        </w:rPr>
+        <w:t>Compose</w:t>
+      </w:r>
+      <w:r>
+        <w:rPr>
+          <w:sz w:val="22"/>
+          <w:szCs w:val="22"/>
+          <w:lang w:val="el-GR"/>
+        </w:rPr>
+        <w:t xml:space="preserve"> </w:t>
+      </w:r>
+      <w:r>
+        <w:rPr>
+          <w:sz w:val="22"/>
+          <w:szCs w:val="22"/>
+        </w:rPr>
+        <w:t>file</w:t>
+      </w:r>
+      <w:r>
+        <w:rPr>
+          <w:sz w:val="22"/>
+          <w:szCs w:val="22"/>
+          <w:lang w:val="el-GR"/>
+        </w:rPr>
+        <w:t xml:space="preserve"> βρίσκεται στο </w:t>
+      </w:r>
+      <w:r>
+        <w:rPr>
+          <w:sz w:val="22"/>
+          <w:szCs w:val="22"/>
+        </w:rPr>
+        <w:t>root</w:t>
+      </w:r>
+      <w:r>
+        <w:rPr>
+          <w:sz w:val="22"/>
+          <w:szCs w:val="22"/>
+          <w:lang w:val="el-GR"/>
+        </w:rPr>
+        <w:t xml:space="preserve"> </w:t>
+      </w:r>
+      <w:r>
+        <w:rPr>
+          <w:sz w:val="22"/>
+          <w:szCs w:val="22"/>
+        </w:rPr>
+        <w:t>directory</w:t>
+      </w:r>
+      <w:r>
+        <w:rPr>
+          <w:sz w:val="22"/>
+          <w:szCs w:val="22"/>
+          <w:lang w:val="el-GR"/>
+        </w:rPr>
+        <w:t xml:space="preserve"> του </w:t>
+      </w:r>
+      <w:r>
+        <w:rPr>
+          <w:sz w:val="22"/>
+          <w:szCs w:val="22"/>
+        </w:rPr>
+        <w:t>project</w:t>
+      </w:r>
+      <w:r>
+        <w:rPr>
+          <w:sz w:val="22"/>
+          <w:szCs w:val="22"/>
+          <w:lang w:val="el-GR"/>
+        </w:rPr>
+        <w:t xml:space="preserve"> υπό την ονομασία </w:t>
+      </w:r>
+      <w:r>
+        <w:rPr>
+          <w:sz w:val="22"/>
+          <w:szCs w:val="22"/>
+        </w:rPr>
+        <w:t>docker</w:t>
+      </w:r>
+      <w:r>
+        <w:rPr>
+          <w:sz w:val="22"/>
+          <w:szCs w:val="22"/>
+          <w:lang w:val="el-GR"/>
+        </w:rPr>
+        <w:t>-</w:t>
+      </w:r>
+      <w:r>
+        <w:rPr>
+          <w:sz w:val="22"/>
+          <w:szCs w:val="22"/>
+        </w:rPr>
+        <w:t>compose</w:t>
+      </w:r>
+      <w:r>
+        <w:rPr>
+          <w:sz w:val="22"/>
+          <w:szCs w:val="22"/>
+          <w:lang w:val="el-GR"/>
+        </w:rPr>
+        <w:t>.</w:t>
+      </w:r>
+      <w:r>
+        <w:rPr>
+          <w:sz w:val="22"/>
+          <w:szCs w:val="22"/>
+        </w:rPr>
+        <w:t>yml</w:t>
+      </w:r>
+      <w:r>
+        <w:rPr>
+          <w:sz w:val="22"/>
+          <w:szCs w:val="22"/>
+          <w:lang w:val="el-GR"/>
+        </w:rPr>
+        <w:t xml:space="preserve">. Για την δημιουργία του </w:t>
+      </w:r>
+      <w:r>
+        <w:rPr>
+          <w:sz w:val="22"/>
+          <w:szCs w:val="22"/>
+        </w:rPr>
+        <w:t>docker</w:t>
+      </w:r>
+      <w:r>
+        <w:rPr>
+          <w:sz w:val="22"/>
+          <w:szCs w:val="22"/>
+          <w:lang w:val="el-GR"/>
+        </w:rPr>
+        <w:t xml:space="preserve"> και της βάσης δεδομένων, εκτελείται η εντολή</w:t>
+      </w:r>
+      <w:r>
+        <w:rPr>
+          <w:b/>
+          <w:bCs/>
+          <w:sz w:val="22"/>
+          <w:szCs w:val="22"/>
+          <w:lang w:val="el-GR"/>
+        </w:rPr>
+        <w:t xml:space="preserve"> </w:t>
+      </w:r>
+      <w:r>
+        <w:rPr>
+          <w:b/>
+          <w:bCs/>
+          <w:sz w:val="22"/>
+          <w:szCs w:val="22"/>
+        </w:rPr>
+        <w:t>docker</w:t>
+      </w:r>
+      <w:r>
+        <w:rPr>
+          <w:b/>
+          <w:bCs/>
+          <w:sz w:val="22"/>
+          <w:szCs w:val="22"/>
+          <w:lang w:val="el-GR"/>
+        </w:rPr>
+        <w:t>-</w:t>
+      </w:r>
+      <w:r>
+        <w:rPr>
+          <w:b/>
+          <w:bCs/>
+          <w:sz w:val="22"/>
+          <w:szCs w:val="22"/>
+        </w:rPr>
+        <w:t>compose</w:t>
+      </w:r>
+      <w:r>
+        <w:rPr>
+          <w:b/>
+          <w:bCs/>
+          <w:sz w:val="22"/>
+          <w:szCs w:val="22"/>
+          <w:lang w:val="el-GR"/>
+        </w:rPr>
+        <w:t xml:space="preserve"> </w:t>
+      </w:r>
+      <w:r>
+        <w:rPr>
+          <w:b/>
+          <w:bCs/>
+          <w:sz w:val="22"/>
+          <w:szCs w:val="22"/>
+        </w:rPr>
+        <w:t>up</w:t>
+      </w:r>
+      <w:r>
+        <w:rPr>
+          <w:b/>
+          <w:bCs/>
+          <w:sz w:val="22"/>
+          <w:szCs w:val="22"/>
+          <w:lang w:val="el-GR"/>
+        </w:rPr>
+        <w:t xml:space="preserve"> -</w:t>
+      </w:r>
+      <w:r>
+        <w:rPr>
+          <w:b/>
+          <w:bCs/>
+          <w:sz w:val="22"/>
+          <w:szCs w:val="22"/>
+        </w:rPr>
+        <w:t>d</w:t>
+      </w:r>
+      <w:r>
+        <w:rPr>
+          <w:b/>
+          <w:bCs/>
+          <w:sz w:val="22"/>
+          <w:szCs w:val="22"/>
+          <w:lang w:val="el-GR"/>
+        </w:rPr>
+        <w:t xml:space="preserve"> </w:t>
+      </w:r>
+      <w:r>
+        <w:rPr>
+          <w:b/>
+          <w:bCs/>
+          <w:sz w:val="22"/>
+          <w:szCs w:val="22"/>
+        </w:rPr>
+        <w:t>postgres</w:t>
+      </w:r>
+      <w:r>
+        <w:rPr>
+          <w:b/>
+          <w:bCs/>
+          <w:sz w:val="22"/>
+          <w:szCs w:val="22"/>
+          <w:lang w:val="el-GR"/>
+        </w:rPr>
+        <w:t>-</w:t>
+      </w:r>
+      <w:r>
+        <w:rPr>
+          <w:b/>
+          <w:bCs/>
+          <w:sz w:val="22"/>
+          <w:szCs w:val="22"/>
+        </w:rPr>
+        <w:t>db</w:t>
+      </w:r>
+      <w:r>
+        <w:rPr>
+          <w:sz w:val="22"/>
+          <w:szCs w:val="22"/>
+          <w:lang w:val="el-GR"/>
+        </w:rPr>
+        <w:t xml:space="preserve">. Η σύνδεση της βάσης με το </w:t>
+      </w:r>
+      <w:r>
+        <w:rPr>
+          <w:sz w:val="22"/>
+          <w:szCs w:val="22"/>
+        </w:rPr>
+        <w:t>project</w:t>
+      </w:r>
+      <w:r>
+        <w:rPr>
+          <w:sz w:val="22"/>
+          <w:szCs w:val="22"/>
+          <w:lang w:val="el-GR"/>
+        </w:rPr>
+        <w:t xml:space="preserve"> επιτυγχάνεται μέσω του αρχείου </w:t>
+      </w:r>
+      <w:r>
+        <w:rPr>
+          <w:sz w:val="22"/>
+          <w:szCs w:val="22"/>
+        </w:rPr>
+        <w:t>application</w:t>
+      </w:r>
+      <w:r>
+        <w:rPr>
+          <w:sz w:val="22"/>
+          <w:szCs w:val="22"/>
+          <w:lang w:val="el-GR"/>
+        </w:rPr>
+        <w:t>.</w:t>
+      </w:r>
+      <w:r>
+        <w:rPr>
+          <w:sz w:val="22"/>
+          <w:szCs w:val="22"/>
+        </w:rPr>
+        <w:t>properties</w:t>
+      </w:r>
+      <w:r>
+        <w:rPr>
+          <w:sz w:val="22"/>
+          <w:szCs w:val="22"/>
+          <w:lang w:val="el-GR"/>
+        </w:rPr>
+        <w:t xml:space="preserve">. Στο </w:t>
+      </w:r>
+      <w:r>
+        <w:rPr>
+          <w:sz w:val="22"/>
+          <w:szCs w:val="22"/>
+        </w:rPr>
+        <w:t>directory</w:t>
+      </w:r>
+      <w:r>
+        <w:rPr>
+          <w:sz w:val="22"/>
+          <w:szCs w:val="22"/>
+          <w:lang w:val="el-GR"/>
+        </w:rPr>
+        <w:t xml:space="preserve"> </w:t>
+      </w:r>
+      <w:r>
+        <w:rPr>
+          <w:b/>
+          <w:bCs/>
+          <w:sz w:val="22"/>
+          <w:szCs w:val="22"/>
+        </w:rPr>
+        <w:t>src</w:t>
+      </w:r>
+      <w:r>
+        <w:rPr>
+          <w:b/>
+          <w:bCs/>
+          <w:sz w:val="22"/>
+          <w:szCs w:val="22"/>
+          <w:lang w:val="el-GR"/>
+        </w:rPr>
+        <w:t>/</w:t>
+      </w:r>
+      <w:r>
+        <w:rPr>
+          <w:b/>
+          <w:bCs/>
+          <w:sz w:val="22"/>
+          <w:szCs w:val="22"/>
+        </w:rPr>
+        <w:t>main</w:t>
+      </w:r>
+      <w:r>
+        <w:rPr>
+          <w:b/>
+          <w:bCs/>
+          <w:sz w:val="22"/>
+          <w:szCs w:val="22"/>
+          <w:lang w:val="el-GR"/>
+        </w:rPr>
+        <w:t>/</w:t>
+      </w:r>
+      <w:r>
+        <w:rPr>
+          <w:b/>
+          <w:bCs/>
+          <w:sz w:val="22"/>
+          <w:szCs w:val="22"/>
+        </w:rPr>
+        <w:t>resources</w:t>
+      </w:r>
+      <w:r>
+        <w:rPr>
+          <w:b/>
+          <w:bCs/>
+          <w:sz w:val="22"/>
+          <w:szCs w:val="22"/>
+          <w:lang w:val="el-GR"/>
+        </w:rPr>
+        <w:t xml:space="preserve"> </w:t>
+      </w:r>
+      <w:r>
+        <w:rPr>
+          <w:sz w:val="22"/>
+          <w:szCs w:val="22"/>
+          <w:lang w:val="el-GR"/>
         </w:rPr>
         <w:t xml:space="preserve">βρίσκεται το </w:t>
       </w:r>
@@ -427,15 +721,43 @@
           <w:bCs/>
           <w:sz w:val="22"/>
           <w:szCs w:val="22"/>
-          <w:lang/>
-        </w:rPr>
-        <w:t xml:space="preserve">schema.sql </w:t>
-      </w:r>
-      <w:r>
-        <w:rPr>
-          <w:sz w:val="22"/>
-          <w:szCs w:val="22"/>
-          <w:lang/>
+        </w:rPr>
+        <w:t>schema</w:t>
+      </w:r>
+      <w:r>
+        <w:rPr>
+          <w:b/>
+          <w:bCs/>
+          <w:sz w:val="22"/>
+          <w:szCs w:val="22"/>
+          <w:lang w:val="el-GR"/>
+        </w:rPr>
+        <w:t>.</w:t>
+      </w:r>
+      <w:r>
+        <w:rPr>
+          <w:b/>
+          <w:bCs/>
+          <w:sz w:val="22"/>
+          <w:szCs w:val="22"/>
+        </w:rPr>
+        <w:t>sql</w:t>
+      </w:r>
+      <w:r>
+        <w:rPr>
+          <w:b/>
+          <w:bCs/>
+          <w:sz w:val="22"/>
+          <w:szCs w:val="22"/>
+          <w:lang w:val="el-GR"/>
+        </w:rPr>
+        <w:t xml:space="preserve"> </w:t>
+      </w:r>
+      <w:r>
+        <w:rPr>
+          <w:sz w:val="22"/>
+          <w:szCs w:val="22"/>
+          <w:lang w:val="el-GR"/>
         </w:rPr>
         <w:t xml:space="preserve">που δημιουργεί τους πίνακες της βάσης δεδομένων καθώς και το </w:t>
       </w:r>
@@ -445,37 +767,300 @@
           <w:bCs/>
           <w:sz w:val="22"/>
           <w:szCs w:val="22"/>
-          <w:lang/>
-        </w:rPr>
-        <w:t xml:space="preserve">data.sql </w:t>
-      </w:r>
-      <w:r>
-        <w:rPr>
-          <w:sz w:val="22"/>
-          <w:szCs w:val="22"/>
-          <w:lang/>
-        </w:rPr>
-        <w:t xml:space="preserve">που ενημερώνει τους πίνακες με δεδομένα. Στη συνέχεια, η main class του project εκτελεί ένα </w:t>
-      </w:r>
-      <w:r>
-        <w:rPr>
-          <w:rStyle w:val="SourceText"/>
-          <w:rFonts w:ascii="Liberation Serif" w:hAnsi="Liberation Serif"/>
-          <w:sz w:val="22"/>
-          <w:szCs w:val="22"/>
-          <w:lang/>
-        </w:rPr>
-        <w:t xml:space="preserve">«Internal Warm-up» με σκοπό την αντιμετώπιση του «Lazy Loading» και του «Cold Start» των συνδέσεων στέλνοντας dummy δεδομένα που αντιμετωπίζονται αναλόγως από το πρόγραμμα. Περισσότερη ανάλυση θα δωθεί στο Sub-section:: </w:t>
-      </w:r>
-      <w:r>
-        <w:rPr>
-          <w:rStyle w:val="SourceText"/>
-          <w:rFonts w:ascii="Liberation Serif" w:hAnsi="Liberation Serif"/>
-          <w:b/>
-          <w:bCs/>
-          <w:sz w:val="22"/>
-          <w:szCs w:val="22"/>
-          <w:lang/>
+        </w:rPr>
+        <w:t>data</w:t>
+      </w:r>
+      <w:r>
+        <w:rPr>
+          <w:b/>
+          <w:bCs/>
+          <w:sz w:val="22"/>
+          <w:szCs w:val="22"/>
+          <w:lang w:val="el-GR"/>
+        </w:rPr>
+        <w:t>.</w:t>
+      </w:r>
+      <w:r>
+        <w:rPr>
+          <w:b/>
+          <w:bCs/>
+          <w:sz w:val="22"/>
+          <w:szCs w:val="22"/>
+        </w:rPr>
+        <w:t>sql</w:t>
+      </w:r>
+      <w:r>
+        <w:rPr>
+          <w:b/>
+          <w:bCs/>
+          <w:sz w:val="22"/>
+          <w:szCs w:val="22"/>
+          <w:lang w:val="el-GR"/>
+        </w:rPr>
+        <w:t xml:space="preserve"> </w:t>
+      </w:r>
+      <w:r>
+        <w:rPr>
+          <w:sz w:val="22"/>
+          <w:szCs w:val="22"/>
+          <w:lang w:val="el-GR"/>
+        </w:rPr>
+        <w:t xml:space="preserve">που ενημερώνει τους πίνακες με δεδομένα. Στη συνέχεια, η </w:t>
+      </w:r>
+      <w:r>
+        <w:rPr>
+          <w:sz w:val="22"/>
+          <w:szCs w:val="22"/>
+        </w:rPr>
+        <w:t>main</w:t>
+      </w:r>
+      <w:r>
+        <w:rPr>
+          <w:sz w:val="22"/>
+          <w:szCs w:val="22"/>
+          <w:lang w:val="el-GR"/>
+        </w:rPr>
+        <w:t xml:space="preserve"> </w:t>
+      </w:r>
+      <w:r>
+        <w:rPr>
+          <w:sz w:val="22"/>
+          <w:szCs w:val="22"/>
+        </w:rPr>
+        <w:t>class</w:t>
+      </w:r>
+      <w:r>
+        <w:rPr>
+          <w:sz w:val="22"/>
+          <w:szCs w:val="22"/>
+          <w:lang w:val="el-GR"/>
+        </w:rPr>
+        <w:t xml:space="preserve"> του </w:t>
+      </w:r>
+      <w:r>
+        <w:rPr>
+          <w:sz w:val="22"/>
+          <w:szCs w:val="22"/>
+        </w:rPr>
+        <w:t>project</w:t>
+      </w:r>
+      <w:r>
+        <w:rPr>
+          <w:sz w:val="22"/>
+          <w:szCs w:val="22"/>
+          <w:lang w:val="el-GR"/>
+        </w:rPr>
+        <w:t xml:space="preserve"> εκτελεί ένα </w:t>
+      </w:r>
+      <w:r>
+        <w:rPr>
+          <w:rStyle w:val="SourceText"/>
+          <w:rFonts w:ascii="Liberation Serif" w:hAnsi="Liberation Serif"/>
+          <w:sz w:val="22"/>
+          <w:szCs w:val="22"/>
+          <w:lang w:val="el-GR"/>
+        </w:rPr>
+        <w:t>«</w:t>
+      </w:r>
+      <w:r>
+        <w:rPr>
+          <w:rStyle w:val="SourceText"/>
+          <w:rFonts w:ascii="Liberation Serif" w:hAnsi="Liberation Serif"/>
+          <w:sz w:val="22"/>
+          <w:szCs w:val="22"/>
+        </w:rPr>
+        <w:t>Internal</w:t>
+      </w:r>
+      <w:r>
+        <w:rPr>
+          <w:rStyle w:val="SourceText"/>
+          <w:rFonts w:ascii="Liberation Serif" w:hAnsi="Liberation Serif"/>
+          <w:sz w:val="22"/>
+          <w:szCs w:val="22"/>
+          <w:lang w:val="el-GR"/>
+        </w:rPr>
+        <w:t xml:space="preserve"> </w:t>
+      </w:r>
+      <w:r>
+        <w:rPr>
+          <w:rStyle w:val="SourceText"/>
+          <w:rFonts w:ascii="Liberation Serif" w:hAnsi="Liberation Serif"/>
+          <w:sz w:val="22"/>
+          <w:szCs w:val="22"/>
+        </w:rPr>
+        <w:t>Warm</w:t>
+      </w:r>
+      <w:r>
+        <w:rPr>
+          <w:rStyle w:val="SourceText"/>
+          <w:rFonts w:ascii="Liberation Serif" w:hAnsi="Liberation Serif"/>
+          <w:sz w:val="22"/>
+          <w:szCs w:val="22"/>
+          <w:lang w:val="el-GR"/>
+        </w:rPr>
+        <w:t>-</w:t>
+      </w:r>
+      <w:r>
+        <w:rPr>
+          <w:rStyle w:val="SourceText"/>
+          <w:rFonts w:ascii="Liberation Serif" w:hAnsi="Liberation Serif"/>
+          <w:sz w:val="22"/>
+          <w:szCs w:val="22"/>
+        </w:rPr>
+        <w:t>up</w:t>
+      </w:r>
+      <w:r>
+        <w:rPr>
+          <w:rStyle w:val="SourceText"/>
+          <w:rFonts w:ascii="Liberation Serif" w:hAnsi="Liberation Serif"/>
+          <w:sz w:val="22"/>
+          <w:szCs w:val="22"/>
+          <w:lang w:val="el-GR"/>
+        </w:rPr>
+        <w:t>» με σκοπό την αντιμετώπιση του «</w:t>
+      </w:r>
+      <w:r>
+        <w:rPr>
+          <w:rStyle w:val="SourceText"/>
+          <w:rFonts w:ascii="Liberation Serif" w:hAnsi="Liberation Serif"/>
+          <w:sz w:val="22"/>
+          <w:szCs w:val="22"/>
+        </w:rPr>
+        <w:t>Lazy</w:t>
+      </w:r>
+      <w:r>
+        <w:rPr>
+          <w:rStyle w:val="SourceText"/>
+          <w:rFonts w:ascii="Liberation Serif" w:hAnsi="Liberation Serif"/>
+          <w:sz w:val="22"/>
+          <w:szCs w:val="22"/>
+          <w:lang w:val="el-GR"/>
+        </w:rPr>
+        <w:t xml:space="preserve"> </w:t>
+      </w:r>
+      <w:r>
+        <w:rPr>
+          <w:rStyle w:val="SourceText"/>
+          <w:rFonts w:ascii="Liberation Serif" w:hAnsi="Liberation Serif"/>
+          <w:sz w:val="22"/>
+          <w:szCs w:val="22"/>
+        </w:rPr>
+        <w:t>Loading</w:t>
+      </w:r>
+      <w:r>
+        <w:rPr>
+          <w:rStyle w:val="SourceText"/>
+          <w:rFonts w:ascii="Liberation Serif" w:hAnsi="Liberation Serif"/>
+          <w:sz w:val="22"/>
+          <w:szCs w:val="22"/>
+          <w:lang w:val="el-GR"/>
+        </w:rPr>
+        <w:t>» και του «</w:t>
+      </w:r>
+      <w:r>
+        <w:rPr>
+          <w:rStyle w:val="SourceText"/>
+          <w:rFonts w:ascii="Liberation Serif" w:hAnsi="Liberation Serif"/>
+          <w:sz w:val="22"/>
+          <w:szCs w:val="22"/>
+        </w:rPr>
+        <w:t>Cold</w:t>
+      </w:r>
+      <w:r>
+        <w:rPr>
+          <w:rStyle w:val="SourceText"/>
+          <w:rFonts w:ascii="Liberation Serif" w:hAnsi="Liberation Serif"/>
+          <w:sz w:val="22"/>
+          <w:szCs w:val="22"/>
+          <w:lang w:val="el-GR"/>
+        </w:rPr>
+        <w:t xml:space="preserve"> </w:t>
+      </w:r>
+      <w:r>
+        <w:rPr>
+          <w:rStyle w:val="SourceText"/>
+          <w:rFonts w:ascii="Liberation Serif" w:hAnsi="Liberation Serif"/>
+          <w:sz w:val="22"/>
+          <w:szCs w:val="22"/>
+        </w:rPr>
+        <w:t>Start</w:t>
+      </w:r>
+      <w:r>
+        <w:rPr>
+          <w:rStyle w:val="SourceText"/>
+          <w:rFonts w:ascii="Liberation Serif" w:hAnsi="Liberation Serif"/>
+          <w:sz w:val="22"/>
+          <w:szCs w:val="22"/>
+          <w:lang w:val="el-GR"/>
+        </w:rPr>
+        <w:t xml:space="preserve">» των συνδέσεων στέλνοντας </w:t>
+      </w:r>
+      <w:r>
+        <w:rPr>
+          <w:rStyle w:val="SourceText"/>
+          <w:rFonts w:ascii="Liberation Serif" w:hAnsi="Liberation Serif"/>
+          <w:sz w:val="22"/>
+          <w:szCs w:val="22"/>
+        </w:rPr>
+        <w:t>dummy</w:t>
+      </w:r>
+      <w:r>
+        <w:rPr>
+          <w:rStyle w:val="SourceText"/>
+          <w:rFonts w:ascii="Liberation Serif" w:hAnsi="Liberation Serif"/>
+          <w:sz w:val="22"/>
+          <w:szCs w:val="22"/>
+          <w:lang w:val="el-GR"/>
+        </w:rPr>
+        <w:t xml:space="preserve"> δεδομένα που αντιμετωπίζονται αναλόγως από το πρόγραμμα. Περισσότερη ανάλυση θα δωθεί στο </w:t>
+      </w:r>
+      <w:r>
+        <w:rPr>
+          <w:rStyle w:val="SourceText"/>
+          <w:rFonts w:ascii="Liberation Serif" w:hAnsi="Liberation Serif"/>
+          <w:sz w:val="22"/>
+          <w:szCs w:val="22"/>
+        </w:rPr>
+        <w:t>Sub</w:t>
+      </w:r>
+      <w:r>
+        <w:rPr>
+          <w:rStyle w:val="SourceText"/>
+          <w:rFonts w:ascii="Liberation Serif" w:hAnsi="Liberation Serif"/>
+          <w:sz w:val="22"/>
+          <w:szCs w:val="22"/>
+          <w:lang w:val="el-GR"/>
+        </w:rPr>
+        <w:t>-</w:t>
+      </w:r>
+      <w:r>
+        <w:rPr>
+          <w:rStyle w:val="SourceText"/>
+          <w:rFonts w:ascii="Liberation Serif" w:hAnsi="Liberation Serif"/>
+          <w:sz w:val="22"/>
+          <w:szCs w:val="22"/>
+        </w:rPr>
+        <w:t>section</w:t>
+      </w:r>
+      <w:r>
+        <w:rPr>
+          <w:rStyle w:val="SourceText"/>
+          <w:rFonts w:ascii="Liberation Serif" w:hAnsi="Liberation Serif"/>
+          <w:sz w:val="22"/>
+          <w:szCs w:val="22"/>
+          <w:lang w:val="el-GR"/>
+        </w:rPr>
+        <w:t xml:space="preserve">:: </w:t>
+      </w:r>
+      <w:r>
+        <w:rPr>
+          <w:rStyle w:val="SourceText"/>
+          <w:rFonts w:ascii="Liberation Serif" w:hAnsi="Liberation Serif"/>
+          <w:b/>
+          <w:bCs/>
+          <w:sz w:val="22"/>
+          <w:szCs w:val="22"/>
+          <w:lang w:val="el-GR"/>
         </w:rPr>
         <w:t>Διαχείρηση Παραγγελιών</w:t>
       </w:r>
@@ -485,37 +1070,306 @@
           <w:rFonts w:ascii="Liberation Serif" w:hAnsi="Liberation Serif"/>
           <w:sz w:val="22"/>
           <w:szCs w:val="22"/>
-          <w:lang/>
-        </w:rPr>
-        <w:t xml:space="preserve">. Για την ενεργοποίηση  της ικανότητας ασύγχρονης εκτέλεσης του Spring Boot απαραίτητη είναι η προσθήκη του Annotation </w:t>
-      </w:r>
-      <w:r>
-        <w:rPr>
-          <w:rStyle w:val="SourceText"/>
-          <w:rFonts w:ascii="Liberation Serif" w:hAnsi="Liberation Serif"/>
-          <w:b/>
-          <w:bCs/>
-          <w:sz w:val="22"/>
-          <w:szCs w:val="22"/>
-          <w:lang/>
-        </w:rPr>
-        <w:t xml:space="preserve">@EnableAsync </w:t>
-      </w:r>
-      <w:r>
-        <w:rPr>
-          <w:rStyle w:val="SourceText"/>
-          <w:rFonts w:ascii="Liberation Serif" w:hAnsi="Liberation Serif"/>
-          <w:sz w:val="22"/>
-          <w:szCs w:val="22"/>
-          <w:lang/>
-        </w:rPr>
-        <w:t>στη main class. Επίσης, στο root directory βρίσκεται και το Postman Collection που περιέχει όλα τα queries στα αντίστοιχα endpoints καθώς και με ένα query με λανθασμένες παραμέτρους για κάθε endpoint.</w:t>
+          <w:lang w:val="el-GR"/>
+        </w:rPr>
+        <w:t xml:space="preserve">. Για την ενεργοποίηση  της ικανότητας ασύγχρονης εκτέλεσης του </w:t>
+      </w:r>
+      <w:r>
+        <w:rPr>
+          <w:rStyle w:val="SourceText"/>
+          <w:rFonts w:ascii="Liberation Serif" w:hAnsi="Liberation Serif"/>
+          <w:sz w:val="22"/>
+          <w:szCs w:val="22"/>
+        </w:rPr>
+        <w:t>Spring</w:t>
+      </w:r>
+      <w:r>
+        <w:rPr>
+          <w:rStyle w:val="SourceText"/>
+          <w:rFonts w:ascii="Liberation Serif" w:hAnsi="Liberation Serif"/>
+          <w:sz w:val="22"/>
+          <w:szCs w:val="22"/>
+          <w:lang w:val="el-GR"/>
+        </w:rPr>
+        <w:t xml:space="preserve"> </w:t>
+      </w:r>
+      <w:r>
+        <w:rPr>
+          <w:rStyle w:val="SourceText"/>
+          <w:rFonts w:ascii="Liberation Serif" w:hAnsi="Liberation Serif"/>
+          <w:sz w:val="22"/>
+          <w:szCs w:val="22"/>
+        </w:rPr>
+        <w:t>Boot</w:t>
+      </w:r>
+      <w:r>
+        <w:rPr>
+          <w:rStyle w:val="SourceText"/>
+          <w:rFonts w:ascii="Liberation Serif" w:hAnsi="Liberation Serif"/>
+          <w:sz w:val="22"/>
+          <w:szCs w:val="22"/>
+          <w:lang w:val="el-GR"/>
+        </w:rPr>
+        <w:t xml:space="preserve"> απαραίτητη είναι η προσθήκη του </w:t>
+      </w:r>
+      <w:r>
+        <w:rPr>
+          <w:rStyle w:val="SourceText"/>
+          <w:rFonts w:ascii="Liberation Serif" w:hAnsi="Liberation Serif"/>
+          <w:sz w:val="22"/>
+          <w:szCs w:val="22"/>
+        </w:rPr>
+        <w:t>Annotation</w:t>
+      </w:r>
+      <w:r>
+        <w:rPr>
+          <w:rStyle w:val="SourceText"/>
+          <w:rFonts w:ascii="Liberation Serif" w:hAnsi="Liberation Serif"/>
+          <w:sz w:val="22"/>
+          <w:szCs w:val="22"/>
+          <w:lang w:val="el-GR"/>
+        </w:rPr>
+        <w:t xml:space="preserve"> </w:t>
+      </w:r>
+      <w:r>
+        <w:rPr>
+          <w:rStyle w:val="SourceText"/>
+          <w:rFonts w:ascii="Liberation Serif" w:hAnsi="Liberation Serif"/>
+          <w:b/>
+          <w:bCs/>
+          <w:sz w:val="22"/>
+          <w:szCs w:val="22"/>
+          <w:lang w:val="el-GR"/>
+        </w:rPr>
+        <w:t>@</w:t>
+      </w:r>
+      <w:r>
+        <w:rPr>
+          <w:rStyle w:val="SourceText"/>
+          <w:rFonts w:ascii="Liberation Serif" w:hAnsi="Liberation Serif"/>
+          <w:b/>
+          <w:bCs/>
+          <w:sz w:val="22"/>
+          <w:szCs w:val="22"/>
+        </w:rPr>
+        <w:t>EnableAsync</w:t>
+      </w:r>
+      <w:r>
+        <w:rPr>
+          <w:rStyle w:val="SourceText"/>
+          <w:rFonts w:ascii="Liberation Serif" w:hAnsi="Liberation Serif"/>
+          <w:b/>
+          <w:bCs/>
+          <w:sz w:val="22"/>
+          <w:szCs w:val="22"/>
+          <w:lang w:val="el-GR"/>
+        </w:rPr>
+        <w:t xml:space="preserve"> </w:t>
+      </w:r>
+      <w:r>
+        <w:rPr>
+          <w:rStyle w:val="SourceText"/>
+          <w:rFonts w:ascii="Liberation Serif" w:hAnsi="Liberation Serif"/>
+          <w:sz w:val="22"/>
+          <w:szCs w:val="22"/>
+          <w:lang w:val="el-GR"/>
+        </w:rPr>
+        <w:t xml:space="preserve">στη </w:t>
+      </w:r>
+      <w:r>
+        <w:rPr>
+          <w:rStyle w:val="SourceText"/>
+          <w:rFonts w:ascii="Liberation Serif" w:hAnsi="Liberation Serif"/>
+          <w:sz w:val="22"/>
+          <w:szCs w:val="22"/>
+        </w:rPr>
+        <w:t>main</w:t>
+      </w:r>
+      <w:r>
+        <w:rPr>
+          <w:rStyle w:val="SourceText"/>
+          <w:rFonts w:ascii="Liberation Serif" w:hAnsi="Liberation Serif"/>
+          <w:sz w:val="22"/>
+          <w:szCs w:val="22"/>
+          <w:lang w:val="el-GR"/>
+        </w:rPr>
+        <w:t xml:space="preserve"> </w:t>
+      </w:r>
+      <w:r>
+        <w:rPr>
+          <w:rStyle w:val="SourceText"/>
+          <w:rFonts w:ascii="Liberation Serif" w:hAnsi="Liberation Serif"/>
+          <w:sz w:val="22"/>
+          <w:szCs w:val="22"/>
+        </w:rPr>
+        <w:t>class</w:t>
+      </w:r>
+      <w:r>
+        <w:rPr>
+          <w:rStyle w:val="SourceText"/>
+          <w:rFonts w:ascii="Liberation Serif" w:hAnsi="Liberation Serif"/>
+          <w:sz w:val="22"/>
+          <w:szCs w:val="22"/>
+          <w:lang w:val="el-GR"/>
+        </w:rPr>
+        <w:t xml:space="preserve">. Επίσης, στο </w:t>
+      </w:r>
+      <w:r>
+        <w:rPr>
+          <w:rStyle w:val="SourceText"/>
+          <w:rFonts w:ascii="Liberation Serif" w:hAnsi="Liberation Serif"/>
+          <w:sz w:val="22"/>
+          <w:szCs w:val="22"/>
+        </w:rPr>
+        <w:t>root</w:t>
+      </w:r>
+      <w:r>
+        <w:rPr>
+          <w:rStyle w:val="SourceText"/>
+          <w:rFonts w:ascii="Liberation Serif" w:hAnsi="Liberation Serif"/>
+          <w:sz w:val="22"/>
+          <w:szCs w:val="22"/>
+          <w:lang w:val="el-GR"/>
+        </w:rPr>
+        <w:t xml:space="preserve"> </w:t>
+      </w:r>
+      <w:r>
+        <w:rPr>
+          <w:rStyle w:val="SourceText"/>
+          <w:rFonts w:ascii="Liberation Serif" w:hAnsi="Liberation Serif"/>
+          <w:sz w:val="22"/>
+          <w:szCs w:val="22"/>
+        </w:rPr>
+        <w:t>directory</w:t>
+      </w:r>
+      <w:r>
+        <w:rPr>
+          <w:rStyle w:val="SourceText"/>
+          <w:rFonts w:ascii="Liberation Serif" w:hAnsi="Liberation Serif"/>
+          <w:sz w:val="22"/>
+          <w:szCs w:val="22"/>
+          <w:lang w:val="el-GR"/>
+        </w:rPr>
+        <w:t xml:space="preserve"> βρίσκεται και το </w:t>
+      </w:r>
+      <w:r>
+        <w:rPr>
+          <w:rStyle w:val="SourceText"/>
+          <w:rFonts w:ascii="Liberation Serif" w:hAnsi="Liberation Serif"/>
+          <w:sz w:val="22"/>
+          <w:szCs w:val="22"/>
+        </w:rPr>
+        <w:t>Postman</w:t>
+      </w:r>
+      <w:r>
+        <w:rPr>
+          <w:rStyle w:val="SourceText"/>
+          <w:rFonts w:ascii="Liberation Serif" w:hAnsi="Liberation Serif"/>
+          <w:sz w:val="22"/>
+          <w:szCs w:val="22"/>
+          <w:lang w:val="el-GR"/>
+        </w:rPr>
+        <w:t xml:space="preserve"> </w:t>
+      </w:r>
+      <w:r>
+        <w:rPr>
+          <w:rStyle w:val="SourceText"/>
+          <w:rFonts w:ascii="Liberation Serif" w:hAnsi="Liberation Serif"/>
+          <w:sz w:val="22"/>
+          <w:szCs w:val="22"/>
+        </w:rPr>
+        <w:t>Collection</w:t>
+      </w:r>
+      <w:r>
+        <w:rPr>
+          <w:rStyle w:val="SourceText"/>
+          <w:rFonts w:ascii="Liberation Serif" w:hAnsi="Liberation Serif"/>
+          <w:sz w:val="22"/>
+          <w:szCs w:val="22"/>
+          <w:lang w:val="el-GR"/>
+        </w:rPr>
+        <w:t xml:space="preserve"> που περιέχει όλα τα </w:t>
+      </w:r>
+      <w:r>
+        <w:rPr>
+          <w:rStyle w:val="SourceText"/>
+          <w:rFonts w:ascii="Liberation Serif" w:hAnsi="Liberation Serif"/>
+          <w:sz w:val="22"/>
+          <w:szCs w:val="22"/>
+        </w:rPr>
+        <w:t>queries</w:t>
+      </w:r>
+      <w:r>
+        <w:rPr>
+          <w:rStyle w:val="SourceText"/>
+          <w:rFonts w:ascii="Liberation Serif" w:hAnsi="Liberation Serif"/>
+          <w:sz w:val="22"/>
+          <w:szCs w:val="22"/>
+          <w:lang w:val="el-GR"/>
+        </w:rPr>
+        <w:t xml:space="preserve"> στα αντίστοιχα </w:t>
+      </w:r>
+      <w:r>
+        <w:rPr>
+          <w:rStyle w:val="SourceText"/>
+          <w:rFonts w:ascii="Liberation Serif" w:hAnsi="Liberation Serif"/>
+          <w:sz w:val="22"/>
+          <w:szCs w:val="22"/>
+        </w:rPr>
+        <w:t>endpoints</w:t>
+      </w:r>
+      <w:r>
+        <w:rPr>
+          <w:rStyle w:val="SourceText"/>
+          <w:rFonts w:ascii="Liberation Serif" w:hAnsi="Liberation Serif"/>
+          <w:sz w:val="22"/>
+          <w:szCs w:val="22"/>
+          <w:lang w:val="el-GR"/>
+        </w:rPr>
+        <w:t xml:space="preserve"> καθώς και με ένα </w:t>
+      </w:r>
+      <w:r>
+        <w:rPr>
+          <w:rStyle w:val="SourceText"/>
+          <w:rFonts w:ascii="Liberation Serif" w:hAnsi="Liberation Serif"/>
+          <w:sz w:val="22"/>
+          <w:szCs w:val="22"/>
+        </w:rPr>
+        <w:t>query</w:t>
+      </w:r>
+      <w:r>
+        <w:rPr>
+          <w:rStyle w:val="SourceText"/>
+          <w:rFonts w:ascii="Liberation Serif" w:hAnsi="Liberation Serif"/>
+          <w:sz w:val="22"/>
+          <w:szCs w:val="22"/>
+          <w:lang w:val="el-GR"/>
+        </w:rPr>
+        <w:t xml:space="preserve"> με λανθασμένες παραμέτρους για κάθε </w:t>
+      </w:r>
+      <w:r>
+        <w:rPr>
+          <w:rStyle w:val="SourceText"/>
+          <w:rFonts w:ascii="Liberation Serif" w:hAnsi="Liberation Serif"/>
+          <w:sz w:val="22"/>
+          <w:szCs w:val="22"/>
+        </w:rPr>
+        <w:t>endpoint</w:t>
+      </w:r>
+      <w:r>
+        <w:rPr>
+          <w:rStyle w:val="SourceText"/>
+          <w:rFonts w:ascii="Liberation Serif" w:hAnsi="Liberation Serif"/>
+          <w:sz w:val="22"/>
+          <w:szCs w:val="22"/>
+          <w:lang w:val="el-GR"/>
+        </w:rPr>
+        <w:t>.</w:t>
       </w:r>
     </w:p>
+    <w:p/>
     <w:p>
       <w:pPr>
-        <w:pStyle w:val="Standard"/>
-        <w:jc w:val="both"/>
         <w:rPr>
           <w:lang w:val="el-GR"/>
         </w:rPr>
@@ -531,15 +1385,36 @@
           <w:lang w:val="el-GR"/>
         </w:rPr>
       </w:pPr>
+      <w:proofErr w:type="gramStart"/>
       <w:r>
         <w:rPr>
           <w:rStyle w:val="SourceText"/>
           <w:rFonts w:ascii="Liberation Serif" w:hAnsi="Liberation Serif"/>
           <w:sz w:val="28"/>
           <w:szCs w:val="28"/>
-          <w:lang/>
-        </w:rPr>
-        <w:t>Section:: Δομή των κλάσεων</w:t>
+        </w:rPr>
+        <w:t>Section</w:t>
+      </w:r>
+      <w:r>
+        <w:rPr>
+          <w:rStyle w:val="SourceText"/>
+          <w:rFonts w:ascii="Liberation Serif" w:hAnsi="Liberation Serif"/>
+          <w:sz w:val="28"/>
+          <w:szCs w:val="28"/>
+          <w:lang w:val="el-GR"/>
+        </w:rPr>
+        <w:t>::</w:t>
+      </w:r>
+      <w:proofErr w:type="gramEnd"/>
+      <w:r>
+        <w:rPr>
+          <w:rStyle w:val="SourceText"/>
+          <w:rFonts w:ascii="Liberation Serif" w:hAnsi="Liberation Serif"/>
+          <w:sz w:val="28"/>
+          <w:szCs w:val="28"/>
+          <w:lang w:val="el-GR"/>
+        </w:rPr>
+        <w:t xml:space="preserve"> Δομή των κλάσεων</w:t>
       </w:r>
     </w:p>
     <w:p>
@@ -547,6 +1422,10 @@
         <w:pStyle w:val="Standard"/>
         <w:jc w:val="both"/>
         <w:rPr>
+          <w:rStyle w:val="SourceText"/>
+          <w:rFonts w:ascii="Liberation Serif" w:hAnsi="Liberation Serif"/>
+          <w:b/>
+          <w:bCs/>
           <w:lang w:val="el-GR"/>
         </w:rPr>
       </w:pPr>
@@ -554,28 +1433,1936 @@
         <w:rPr>
           <w:rStyle w:val="SourceText"/>
           <w:rFonts w:ascii="Liberation Serif" w:hAnsi="Liberation Serif"/>
-          <w:lang/>
-        </w:rPr>
-        <w:t xml:space="preserve">Sub-section:: </w:t>
-      </w:r>
-      <w:r>
-        <w:rPr>
-          <w:rStyle w:val="SourceText"/>
-          <w:rFonts w:ascii="Liberation Serif" w:hAnsi="Liberation Serif"/>
-          <w:b/>
-          <w:bCs/>
-          <w:lang/>
+        </w:rPr>
+        <w:t>Sub</w:t>
+      </w:r>
+      <w:r>
+        <w:rPr>
+          <w:rStyle w:val="SourceText"/>
+          <w:rFonts w:ascii="Liberation Serif" w:hAnsi="Liberation Serif"/>
+          <w:lang w:val="el-GR"/>
+        </w:rPr>
+        <w:t>-</w:t>
+      </w:r>
+      <w:proofErr w:type="gramStart"/>
+      <w:r>
+        <w:rPr>
+          <w:rStyle w:val="SourceText"/>
+          <w:rFonts w:ascii="Liberation Serif" w:hAnsi="Liberation Serif"/>
+        </w:rPr>
+        <w:t>section</w:t>
+      </w:r>
+      <w:r>
+        <w:rPr>
+          <w:rStyle w:val="SourceText"/>
+          <w:rFonts w:ascii="Liberation Serif" w:hAnsi="Liberation Serif"/>
+          <w:lang w:val="el-GR"/>
+        </w:rPr>
+        <w:t>::</w:t>
+      </w:r>
+      <w:proofErr w:type="gramEnd"/>
+      <w:r>
+        <w:rPr>
+          <w:rStyle w:val="SourceText"/>
+          <w:rFonts w:ascii="Liberation Serif" w:hAnsi="Liberation Serif"/>
+          <w:lang w:val="el-GR"/>
+        </w:rPr>
+        <w:t xml:space="preserve"> </w:t>
+      </w:r>
+      <w:r>
+        <w:rPr>
+          <w:rStyle w:val="SourceText"/>
+          <w:rFonts w:ascii="Liberation Serif" w:hAnsi="Liberation Serif"/>
+          <w:b/>
+          <w:bCs/>
+          <w:lang w:val="el-GR"/>
         </w:rPr>
         <w:t>Διαχείρηση Παραγγελιών</w:t>
+      </w:r>
+    </w:p>
+    <w:p>
+      <w:pPr>
+        <w:pStyle w:val="Caption"/>
+        <w:jc w:val="both"/>
+        <w:rPr>
+          <w:i w:val="0"/>
+          <w:iCs w:val="0"/>
+          <w:sz w:val="22"/>
+          <w:szCs w:val="22"/>
+          <w:lang w:val="el-GR"/>
+        </w:rPr>
+      </w:pPr>
+      <w:r>
+        <w:rPr>
+          <w:i w:val="0"/>
+          <w:iCs w:val="0"/>
+          <w:sz w:val="22"/>
+          <w:szCs w:val="22"/>
+          <w:lang w:val="el-GR"/>
+        </w:rPr>
+        <w:t xml:space="preserve">Στην </w:t>
+      </w:r>
+      <w:r>
+        <w:rPr>
+          <w:b/>
+          <w:bCs/>
+          <w:i w:val="0"/>
+          <w:iCs w:val="0"/>
+          <w:sz w:val="22"/>
+          <w:szCs w:val="22"/>
+          <w:lang w:val="el-GR"/>
+        </w:rPr>
+        <w:t>Εικόνα 1</w:t>
+      </w:r>
+      <w:r>
+        <w:rPr>
+          <w:i w:val="0"/>
+          <w:iCs w:val="0"/>
+          <w:sz w:val="22"/>
+          <w:szCs w:val="22"/>
+          <w:lang w:val="el-GR"/>
+        </w:rPr>
+        <w:t xml:space="preserve"> </w:t>
+      </w:r>
+      <w:r>
+        <w:rPr>
+          <w:i w:val="0"/>
+          <w:iCs w:val="0"/>
+          <w:sz w:val="22"/>
+          <w:szCs w:val="22"/>
+          <w:lang w:val="el-GR"/>
+        </w:rPr>
+        <w:t>παρουσιάζεται</w:t>
+      </w:r>
+      <w:r>
+        <w:rPr>
+          <w:i w:val="0"/>
+          <w:iCs w:val="0"/>
+          <w:sz w:val="22"/>
+          <w:szCs w:val="22"/>
+          <w:lang w:val="el-GR"/>
+        </w:rPr>
+        <w:t xml:space="preserve"> ο διαχωρισμός του </w:t>
+      </w:r>
+      <w:r>
+        <w:rPr>
+          <w:i w:val="0"/>
+          <w:iCs w:val="0"/>
+          <w:sz w:val="22"/>
+          <w:szCs w:val="22"/>
+        </w:rPr>
+        <w:t>API</w:t>
+      </w:r>
+      <w:r>
+        <w:rPr>
+          <w:i w:val="0"/>
+          <w:iCs w:val="0"/>
+          <w:sz w:val="22"/>
+          <w:szCs w:val="22"/>
+          <w:lang w:val="el-GR"/>
+        </w:rPr>
+        <w:t xml:space="preserve"> </w:t>
+      </w:r>
+      <w:r>
+        <w:rPr>
+          <w:i w:val="0"/>
+          <w:iCs w:val="0"/>
+          <w:sz w:val="22"/>
+          <w:szCs w:val="22"/>
+        </w:rPr>
+        <w:t>Layer</w:t>
+      </w:r>
+      <w:r>
+        <w:rPr>
+          <w:i w:val="0"/>
+          <w:iCs w:val="0"/>
+          <w:sz w:val="22"/>
+          <w:szCs w:val="22"/>
+          <w:lang w:val="el-GR"/>
+        </w:rPr>
+        <w:t xml:space="preserve"> </w:t>
+      </w:r>
+      <w:proofErr w:type="spellStart"/>
+      <w:r>
+        <w:rPr>
+          <w:i w:val="0"/>
+          <w:iCs w:val="0"/>
+          <w:sz w:val="22"/>
+          <w:szCs w:val="22"/>
+        </w:rPr>
+        <w:t>ShippingController</w:t>
+      </w:r>
+      <w:proofErr w:type="spellEnd"/>
+      <w:r>
+        <w:rPr>
+          <w:i w:val="0"/>
+          <w:iCs w:val="0"/>
+          <w:sz w:val="22"/>
+          <w:szCs w:val="22"/>
+          <w:lang w:val="el-GR"/>
+        </w:rPr>
+        <w:t xml:space="preserve"> από το </w:t>
+      </w:r>
+      <w:proofErr w:type="spellStart"/>
+      <w:r>
+        <w:rPr>
+          <w:i w:val="0"/>
+          <w:iCs w:val="0"/>
+          <w:sz w:val="22"/>
+          <w:szCs w:val="22"/>
+        </w:rPr>
+        <w:t>Buiseness</w:t>
+      </w:r>
+      <w:proofErr w:type="spellEnd"/>
+      <w:r>
+        <w:rPr>
+          <w:i w:val="0"/>
+          <w:iCs w:val="0"/>
+          <w:sz w:val="22"/>
+          <w:szCs w:val="22"/>
+          <w:lang w:val="el-GR"/>
+        </w:rPr>
+        <w:t xml:space="preserve"> </w:t>
+      </w:r>
+      <w:r>
+        <w:rPr>
+          <w:i w:val="0"/>
+          <w:iCs w:val="0"/>
+          <w:sz w:val="22"/>
+          <w:szCs w:val="22"/>
+        </w:rPr>
+        <w:t>Logic</w:t>
+      </w:r>
+      <w:r>
+        <w:rPr>
+          <w:i w:val="0"/>
+          <w:iCs w:val="0"/>
+          <w:sz w:val="22"/>
+          <w:szCs w:val="22"/>
+          <w:lang w:val="el-GR"/>
+        </w:rPr>
+        <w:t xml:space="preserve"> </w:t>
+      </w:r>
+      <w:r>
+        <w:rPr>
+          <w:i w:val="0"/>
+          <w:iCs w:val="0"/>
+          <w:sz w:val="22"/>
+          <w:szCs w:val="22"/>
+        </w:rPr>
+        <w:t>Layer</w:t>
+      </w:r>
+      <w:r>
+        <w:rPr>
+          <w:i w:val="0"/>
+          <w:iCs w:val="0"/>
+          <w:sz w:val="22"/>
+          <w:szCs w:val="22"/>
+          <w:lang w:val="el-GR"/>
+        </w:rPr>
+        <w:t xml:space="preserve"> </w:t>
+      </w:r>
+      <w:proofErr w:type="spellStart"/>
+      <w:r>
+        <w:rPr>
+          <w:i w:val="0"/>
+          <w:iCs w:val="0"/>
+          <w:sz w:val="22"/>
+          <w:szCs w:val="22"/>
+        </w:rPr>
+        <w:t>ShippingContext</w:t>
+      </w:r>
+      <w:proofErr w:type="spellEnd"/>
+      <w:r>
+        <w:rPr>
+          <w:i w:val="0"/>
+          <w:iCs w:val="0"/>
+          <w:sz w:val="22"/>
+          <w:szCs w:val="22"/>
+          <w:lang w:val="el-GR"/>
+        </w:rPr>
+        <w:t xml:space="preserve"> με τη παρεμβολή μίας ασύγχρονης υπηρεσίας </w:t>
+      </w:r>
+      <w:proofErr w:type="spellStart"/>
+      <w:r>
+        <w:rPr>
+          <w:i w:val="0"/>
+          <w:iCs w:val="0"/>
+          <w:sz w:val="22"/>
+          <w:szCs w:val="22"/>
+        </w:rPr>
+        <w:t>OrderAsyncService</w:t>
+      </w:r>
+      <w:proofErr w:type="spellEnd"/>
+      <w:r>
+        <w:rPr>
+          <w:i w:val="0"/>
+          <w:iCs w:val="0"/>
+          <w:sz w:val="22"/>
+          <w:szCs w:val="22"/>
+          <w:lang w:val="el-GR"/>
+        </w:rPr>
+        <w:t xml:space="preserve">. </w:t>
+      </w:r>
+    </w:p>
+    <w:p>
+      <w:pPr>
+        <w:pStyle w:val="Caption"/>
+        <w:jc w:val="both"/>
+        <w:rPr>
+          <w:i w:val="0"/>
+          <w:iCs w:val="0"/>
+          <w:sz w:val="22"/>
+          <w:szCs w:val="22"/>
+          <w:lang w:val="el-GR"/>
+        </w:rPr>
+      </w:pPr>
+      <w:r>
+        <w:rPr>
+          <w:i w:val="0"/>
+          <w:iCs w:val="0"/>
+          <w:sz w:val="22"/>
+          <w:szCs w:val="22"/>
+          <w:lang w:val="el-GR"/>
+        </w:rPr>
+        <w:t xml:space="preserve">Το </w:t>
+      </w:r>
+      <w:r>
+        <w:rPr>
+          <w:b/>
+          <w:bCs/>
+          <w:i w:val="0"/>
+          <w:iCs w:val="0"/>
+          <w:sz w:val="22"/>
+          <w:szCs w:val="22"/>
+        </w:rPr>
+        <w:t>Strategy</w:t>
+      </w:r>
+      <w:r>
+        <w:rPr>
+          <w:b/>
+          <w:bCs/>
+          <w:i w:val="0"/>
+          <w:iCs w:val="0"/>
+          <w:sz w:val="22"/>
+          <w:szCs w:val="22"/>
+          <w:lang w:val="el-GR"/>
+        </w:rPr>
+        <w:t xml:space="preserve"> </w:t>
+      </w:r>
+      <w:r>
+        <w:rPr>
+          <w:b/>
+          <w:bCs/>
+          <w:i w:val="0"/>
+          <w:iCs w:val="0"/>
+          <w:sz w:val="22"/>
+          <w:szCs w:val="22"/>
+        </w:rPr>
+        <w:t>Pattern</w:t>
+      </w:r>
+      <w:r>
+        <w:rPr>
+          <w:i w:val="0"/>
+          <w:iCs w:val="0"/>
+          <w:sz w:val="22"/>
+          <w:szCs w:val="22"/>
+          <w:lang w:val="el-GR"/>
+        </w:rPr>
+        <w:t xml:space="preserve"> αντικαθιστά τις πολλαπλές και πολύπλοκες </w:t>
+      </w:r>
+      <w:r>
+        <w:rPr>
+          <w:i w:val="0"/>
+          <w:iCs w:val="0"/>
+          <w:sz w:val="22"/>
+          <w:szCs w:val="22"/>
+        </w:rPr>
+        <w:t>if</w:t>
+      </w:r>
+      <w:r>
+        <w:rPr>
+          <w:i w:val="0"/>
+          <w:iCs w:val="0"/>
+          <w:sz w:val="22"/>
+          <w:szCs w:val="22"/>
+          <w:lang w:val="el-GR"/>
+        </w:rPr>
+        <w:t>-</w:t>
+      </w:r>
+      <w:r>
+        <w:rPr>
+          <w:i w:val="0"/>
+          <w:iCs w:val="0"/>
+          <w:sz w:val="22"/>
+          <w:szCs w:val="22"/>
+        </w:rPr>
+        <w:t>else</w:t>
+      </w:r>
+      <w:r>
+        <w:rPr>
+          <w:i w:val="0"/>
+          <w:iCs w:val="0"/>
+          <w:sz w:val="22"/>
+          <w:szCs w:val="22"/>
+          <w:lang w:val="el-GR"/>
+        </w:rPr>
+        <w:t xml:space="preserve"> ή </w:t>
+      </w:r>
+      <w:r>
+        <w:rPr>
+          <w:i w:val="0"/>
+          <w:iCs w:val="0"/>
+          <w:sz w:val="22"/>
+          <w:szCs w:val="22"/>
+        </w:rPr>
+        <w:t>switch</w:t>
+      </w:r>
+      <w:r>
+        <w:rPr>
+          <w:i w:val="0"/>
+          <w:iCs w:val="0"/>
+          <w:sz w:val="22"/>
+          <w:szCs w:val="22"/>
+          <w:lang w:val="el-GR"/>
+        </w:rPr>
+        <w:t xml:space="preserve"> δομές με το </w:t>
+      </w:r>
+      <w:r>
+        <w:rPr>
+          <w:i w:val="0"/>
+          <w:iCs w:val="0"/>
+          <w:sz w:val="22"/>
+          <w:szCs w:val="22"/>
+        </w:rPr>
+        <w:t>Open</w:t>
+      </w:r>
+      <w:r>
+        <w:rPr>
+          <w:i w:val="0"/>
+          <w:iCs w:val="0"/>
+          <w:sz w:val="22"/>
+          <w:szCs w:val="22"/>
+          <w:lang w:val="el-GR"/>
+        </w:rPr>
+        <w:t>/</w:t>
+      </w:r>
+      <w:r>
+        <w:rPr>
+          <w:i w:val="0"/>
+          <w:iCs w:val="0"/>
+          <w:sz w:val="22"/>
+          <w:szCs w:val="22"/>
+        </w:rPr>
+        <w:t>Closed</w:t>
+      </w:r>
+      <w:r>
+        <w:rPr>
+          <w:i w:val="0"/>
+          <w:iCs w:val="0"/>
+          <w:sz w:val="22"/>
+          <w:szCs w:val="22"/>
+          <w:lang w:val="el-GR"/>
+        </w:rPr>
+        <w:t xml:space="preserve"> </w:t>
+      </w:r>
+      <w:r>
+        <w:rPr>
+          <w:i w:val="0"/>
+          <w:iCs w:val="0"/>
+          <w:sz w:val="22"/>
+          <w:szCs w:val="22"/>
+        </w:rPr>
+        <w:t>Principle</w:t>
+      </w:r>
+      <w:r>
+        <w:rPr>
+          <w:i w:val="0"/>
+          <w:iCs w:val="0"/>
+          <w:sz w:val="22"/>
+          <w:szCs w:val="22"/>
+          <w:lang w:val="el-GR"/>
+        </w:rPr>
+        <w:t xml:space="preserve">, δημιουργώντας απλώς μια νέα κλάση που υλοποιεί το </w:t>
+      </w:r>
+      <w:proofErr w:type="spellStart"/>
+      <w:r>
+        <w:rPr>
+          <w:b/>
+          <w:bCs/>
+          <w:i w:val="0"/>
+          <w:iCs w:val="0"/>
+          <w:sz w:val="22"/>
+          <w:szCs w:val="22"/>
+        </w:rPr>
+        <w:t>ShippingStrategy</w:t>
+      </w:r>
+      <w:proofErr w:type="spellEnd"/>
+      <w:r>
+        <w:rPr>
+          <w:i w:val="0"/>
+          <w:iCs w:val="0"/>
+          <w:sz w:val="22"/>
+          <w:szCs w:val="22"/>
+          <w:lang w:val="el-GR"/>
+        </w:rPr>
+        <w:t xml:space="preserve"> χωρίς τη τροποποίηση κώδικα της κλάσης </w:t>
+      </w:r>
+      <w:proofErr w:type="spellStart"/>
+      <w:r>
+        <w:rPr>
+          <w:i w:val="0"/>
+          <w:iCs w:val="0"/>
+          <w:sz w:val="22"/>
+          <w:szCs w:val="22"/>
+        </w:rPr>
+        <w:t>ShippingContext</w:t>
+      </w:r>
+      <w:proofErr w:type="spellEnd"/>
+      <w:r>
+        <w:rPr>
+          <w:i w:val="0"/>
+          <w:iCs w:val="0"/>
+          <w:sz w:val="22"/>
+          <w:szCs w:val="22"/>
+          <w:lang w:val="el-GR"/>
+        </w:rPr>
+        <w:t>. Αυτό επιτυγχάνεται χρησιμοποιώντας το @</w:t>
+      </w:r>
+      <w:r>
+        <w:rPr>
+          <w:i w:val="0"/>
+          <w:iCs w:val="0"/>
+          <w:sz w:val="22"/>
+          <w:szCs w:val="22"/>
+        </w:rPr>
+        <w:t>Component</w:t>
+      </w:r>
+      <w:r>
+        <w:rPr>
+          <w:i w:val="0"/>
+          <w:iCs w:val="0"/>
+          <w:sz w:val="22"/>
+          <w:szCs w:val="22"/>
+          <w:lang w:val="el-GR"/>
+        </w:rPr>
+        <w:t xml:space="preserve"> στις υλοποιήσεις χρεώσεων (</w:t>
+      </w:r>
+      <w:proofErr w:type="spellStart"/>
+      <w:r>
+        <w:rPr>
+          <w:i w:val="0"/>
+          <w:iCs w:val="0"/>
+          <w:sz w:val="22"/>
+          <w:szCs w:val="22"/>
+        </w:rPr>
+        <w:t>FreeShipping</w:t>
+      </w:r>
+      <w:proofErr w:type="spellEnd"/>
+      <w:r>
+        <w:rPr>
+          <w:i w:val="0"/>
+          <w:iCs w:val="0"/>
+          <w:sz w:val="22"/>
+          <w:szCs w:val="22"/>
+          <w:lang w:val="el-GR"/>
+        </w:rPr>
+        <w:t xml:space="preserve">, </w:t>
+      </w:r>
+      <w:proofErr w:type="spellStart"/>
+      <w:r>
+        <w:rPr>
+          <w:i w:val="0"/>
+          <w:iCs w:val="0"/>
+          <w:sz w:val="22"/>
+          <w:szCs w:val="22"/>
+        </w:rPr>
+        <w:t>ExpressShipping</w:t>
+      </w:r>
+      <w:proofErr w:type="spellEnd"/>
+      <w:r>
+        <w:rPr>
+          <w:i w:val="0"/>
+          <w:iCs w:val="0"/>
+          <w:sz w:val="22"/>
+          <w:szCs w:val="22"/>
+          <w:lang w:val="el-GR"/>
+        </w:rPr>
+        <w:t xml:space="preserve">, </w:t>
+      </w:r>
+      <w:proofErr w:type="spellStart"/>
+      <w:r>
+        <w:rPr>
+          <w:i w:val="0"/>
+          <w:iCs w:val="0"/>
+          <w:sz w:val="22"/>
+          <w:szCs w:val="22"/>
+        </w:rPr>
+        <w:t>StandardShipping</w:t>
+      </w:r>
+      <w:proofErr w:type="spellEnd"/>
+      <w:r>
+        <w:rPr>
+          <w:i w:val="0"/>
+          <w:iCs w:val="0"/>
+          <w:sz w:val="22"/>
+          <w:szCs w:val="22"/>
+          <w:lang w:val="el-GR"/>
+        </w:rPr>
+        <w:t xml:space="preserve">), το </w:t>
+      </w:r>
+      <w:r>
+        <w:rPr>
+          <w:i w:val="0"/>
+          <w:iCs w:val="0"/>
+          <w:sz w:val="22"/>
+          <w:szCs w:val="22"/>
+        </w:rPr>
+        <w:t>Spring</w:t>
+      </w:r>
+      <w:r>
+        <w:rPr>
+          <w:i w:val="0"/>
+          <w:iCs w:val="0"/>
+          <w:sz w:val="22"/>
+          <w:szCs w:val="22"/>
+          <w:lang w:val="el-GR"/>
+        </w:rPr>
+        <w:t xml:space="preserve"> κάνει </w:t>
+      </w:r>
+      <w:r>
+        <w:rPr>
+          <w:b/>
+          <w:bCs/>
+          <w:i w:val="0"/>
+          <w:iCs w:val="0"/>
+          <w:sz w:val="22"/>
+          <w:szCs w:val="22"/>
+        </w:rPr>
+        <w:t>Auto</w:t>
+      </w:r>
+      <w:r>
+        <w:rPr>
+          <w:b/>
+          <w:bCs/>
+          <w:i w:val="0"/>
+          <w:iCs w:val="0"/>
+          <w:sz w:val="22"/>
+          <w:szCs w:val="22"/>
+          <w:lang w:val="el-GR"/>
+        </w:rPr>
+        <w:t>-</w:t>
+      </w:r>
+      <w:r>
+        <w:rPr>
+          <w:b/>
+          <w:bCs/>
+          <w:i w:val="0"/>
+          <w:iCs w:val="0"/>
+          <w:sz w:val="22"/>
+          <w:szCs w:val="22"/>
+        </w:rPr>
+        <w:t>wiring</w:t>
+      </w:r>
+      <w:r>
+        <w:rPr>
+          <w:b/>
+          <w:bCs/>
+          <w:i w:val="0"/>
+          <w:iCs w:val="0"/>
+          <w:sz w:val="22"/>
+          <w:szCs w:val="22"/>
+          <w:lang w:val="el-GR"/>
+        </w:rPr>
+        <w:t xml:space="preserve"> </w:t>
+      </w:r>
+      <w:r>
+        <w:rPr>
+          <w:i w:val="0"/>
+          <w:iCs w:val="0"/>
+          <w:sz w:val="22"/>
+          <w:szCs w:val="22"/>
+          <w:lang w:val="el-GR"/>
+        </w:rPr>
+        <w:t xml:space="preserve">μίας </w:t>
+      </w:r>
+      <w:r>
+        <w:rPr>
+          <w:i w:val="0"/>
+          <w:iCs w:val="0"/>
+          <w:sz w:val="22"/>
+          <w:szCs w:val="22"/>
+        </w:rPr>
+        <w:t>List</w:t>
+      </w:r>
+      <w:r>
+        <w:rPr>
+          <w:i w:val="0"/>
+          <w:iCs w:val="0"/>
+          <w:sz w:val="22"/>
+          <w:szCs w:val="22"/>
+          <w:lang w:val="el-GR"/>
+        </w:rPr>
+        <w:t>&lt;</w:t>
+      </w:r>
+      <w:proofErr w:type="spellStart"/>
+      <w:r>
+        <w:rPr>
+          <w:i w:val="0"/>
+          <w:iCs w:val="0"/>
+          <w:sz w:val="22"/>
+          <w:szCs w:val="22"/>
+        </w:rPr>
+        <w:t>ShippingStrategy</w:t>
+      </w:r>
+      <w:proofErr w:type="spellEnd"/>
+      <w:r>
+        <w:rPr>
+          <w:i w:val="0"/>
+          <w:iCs w:val="0"/>
+          <w:sz w:val="22"/>
+          <w:szCs w:val="22"/>
+          <w:lang w:val="el-GR"/>
+        </w:rPr>
+        <w:t xml:space="preserve">&gt; στον </w:t>
+      </w:r>
+      <w:r>
+        <w:rPr>
+          <w:i w:val="0"/>
+          <w:iCs w:val="0"/>
+          <w:sz w:val="22"/>
+          <w:szCs w:val="22"/>
+        </w:rPr>
+        <w:t>Constructor</w:t>
+      </w:r>
+      <w:r>
+        <w:rPr>
+          <w:i w:val="0"/>
+          <w:iCs w:val="0"/>
+          <w:sz w:val="22"/>
+          <w:szCs w:val="22"/>
+          <w:lang w:val="el-GR"/>
+        </w:rPr>
+        <w:t xml:space="preserve"> της </w:t>
+      </w:r>
+      <w:proofErr w:type="spellStart"/>
+      <w:r>
+        <w:rPr>
+          <w:i w:val="0"/>
+          <w:iCs w:val="0"/>
+          <w:sz w:val="22"/>
+          <w:szCs w:val="22"/>
+        </w:rPr>
+        <w:t>ShippingContext</w:t>
+      </w:r>
+      <w:proofErr w:type="spellEnd"/>
+      <w:r>
+        <w:rPr>
+          <w:i w:val="0"/>
+          <w:iCs w:val="0"/>
+          <w:sz w:val="22"/>
+          <w:szCs w:val="22"/>
+          <w:lang w:val="el-GR"/>
+        </w:rPr>
+        <w:t xml:space="preserve">. </w:t>
+      </w:r>
+    </w:p>
+    <w:p>
+      <w:pPr>
+        <w:pStyle w:val="Caption"/>
+        <w:jc w:val="both"/>
+        <w:rPr>
+          <w:rStyle w:val="SourceText"/>
+          <w:rFonts w:ascii="Liberation Serif" w:hAnsi="Liberation Serif"/>
+          <w:i w:val="0"/>
+          <w:iCs w:val="0"/>
+          <w:sz w:val="22"/>
+          <w:szCs w:val="22"/>
+        </w:rPr>
+      </w:pPr>
+      <w:r>
+        <w:rPr>
+          <w:i w:val="0"/>
+          <w:iCs w:val="0"/>
+          <w:sz w:val="22"/>
+          <w:szCs w:val="22"/>
+          <w:lang w:val="el-GR"/>
+        </w:rPr>
+        <w:t xml:space="preserve">Παράλληλα, το </w:t>
+      </w:r>
+      <w:r>
+        <w:rPr>
+          <w:i w:val="0"/>
+          <w:iCs w:val="0"/>
+          <w:sz w:val="22"/>
+          <w:szCs w:val="22"/>
+        </w:rPr>
+        <w:t>non</w:t>
+      </w:r>
+      <w:r>
+        <w:rPr>
+          <w:i w:val="0"/>
+          <w:iCs w:val="0"/>
+          <w:sz w:val="22"/>
+          <w:szCs w:val="22"/>
+          <w:lang w:val="el-GR"/>
+        </w:rPr>
+        <w:t>-</w:t>
+      </w:r>
+      <w:r>
+        <w:rPr>
+          <w:i w:val="0"/>
+          <w:iCs w:val="0"/>
+          <w:sz w:val="22"/>
+          <w:szCs w:val="22"/>
+        </w:rPr>
+        <w:t>blocking</w:t>
+      </w:r>
+      <w:r>
+        <w:rPr>
+          <w:i w:val="0"/>
+          <w:iCs w:val="0"/>
+          <w:sz w:val="22"/>
+          <w:szCs w:val="22"/>
+          <w:lang w:val="el-GR"/>
+        </w:rPr>
+        <w:t xml:space="preserve"> γίνεται επειδή η χρήση του </w:t>
+      </w:r>
+      <w:r>
+        <w:rPr>
+          <w:b/>
+          <w:bCs/>
+          <w:i w:val="0"/>
+          <w:iCs w:val="0"/>
+          <w:sz w:val="22"/>
+          <w:szCs w:val="22"/>
+        </w:rPr>
+        <w:t>Project</w:t>
+      </w:r>
+      <w:r>
+        <w:rPr>
+          <w:b/>
+          <w:bCs/>
+          <w:i w:val="0"/>
+          <w:iCs w:val="0"/>
+          <w:sz w:val="22"/>
+          <w:szCs w:val="22"/>
+          <w:lang w:val="el-GR"/>
+        </w:rPr>
+        <w:t xml:space="preserve"> </w:t>
+      </w:r>
+      <w:r>
+        <w:rPr>
+          <w:b/>
+          <w:bCs/>
+          <w:i w:val="0"/>
+          <w:iCs w:val="0"/>
+          <w:sz w:val="22"/>
+          <w:szCs w:val="22"/>
+        </w:rPr>
+        <w:t>Reactor</w:t>
+      </w:r>
+      <w:r>
+        <w:rPr>
+          <w:i w:val="0"/>
+          <w:iCs w:val="0"/>
+          <w:sz w:val="22"/>
+          <w:szCs w:val="22"/>
+          <w:lang w:val="el-GR"/>
+        </w:rPr>
+        <w:t xml:space="preserve"> επιτρέπει στο </w:t>
+      </w:r>
+      <w:r>
+        <w:rPr>
+          <w:i w:val="0"/>
+          <w:iCs w:val="0"/>
+          <w:sz w:val="22"/>
+          <w:szCs w:val="22"/>
+        </w:rPr>
+        <w:t>Thread</w:t>
+      </w:r>
+      <w:r>
+        <w:rPr>
+          <w:i w:val="0"/>
+          <w:iCs w:val="0"/>
+          <w:sz w:val="22"/>
+          <w:szCs w:val="22"/>
+          <w:lang w:val="el-GR"/>
+        </w:rPr>
+        <w:t xml:space="preserve"> του </w:t>
+      </w:r>
+      <w:r>
+        <w:rPr>
+          <w:i w:val="0"/>
+          <w:iCs w:val="0"/>
+          <w:sz w:val="22"/>
+          <w:szCs w:val="22"/>
+        </w:rPr>
+        <w:t>server</w:t>
+      </w:r>
+      <w:r>
+        <w:rPr>
+          <w:i w:val="0"/>
+          <w:iCs w:val="0"/>
+          <w:sz w:val="22"/>
+          <w:szCs w:val="22"/>
+          <w:lang w:val="el-GR"/>
+        </w:rPr>
+        <w:t xml:space="preserve"> να μην "περιμένει" (</w:t>
+      </w:r>
+      <w:r>
+        <w:rPr>
+          <w:i w:val="0"/>
+          <w:iCs w:val="0"/>
+          <w:sz w:val="22"/>
+          <w:szCs w:val="22"/>
+        </w:rPr>
+        <w:t>blocking</w:t>
+      </w:r>
+      <w:r>
+        <w:rPr>
+          <w:i w:val="0"/>
+          <w:iCs w:val="0"/>
+          <w:sz w:val="22"/>
+          <w:szCs w:val="22"/>
+          <w:lang w:val="el-GR"/>
+        </w:rPr>
+        <w:t xml:space="preserve">) την ολοκλήρωση της επεξεργασίας. Η κλάση </w:t>
+      </w:r>
+      <w:proofErr w:type="spellStart"/>
+      <w:r>
+        <w:rPr>
+          <w:i w:val="0"/>
+          <w:iCs w:val="0"/>
+          <w:sz w:val="22"/>
+          <w:szCs w:val="22"/>
+        </w:rPr>
+        <w:t>OrderAsyncService</w:t>
+      </w:r>
+      <w:proofErr w:type="spellEnd"/>
+      <w:r>
+        <w:rPr>
+          <w:i w:val="0"/>
+          <w:iCs w:val="0"/>
+          <w:sz w:val="22"/>
+          <w:szCs w:val="22"/>
+          <w:lang w:val="el-GR"/>
+        </w:rPr>
+        <w:t xml:space="preserve"> αναλαμβάνει το "</w:t>
+      </w:r>
+      <w:r>
+        <w:rPr>
+          <w:i w:val="0"/>
+          <w:iCs w:val="0"/>
+          <w:sz w:val="22"/>
+          <w:szCs w:val="22"/>
+        </w:rPr>
+        <w:t>fire</w:t>
+      </w:r>
+      <w:r>
+        <w:rPr>
+          <w:i w:val="0"/>
+          <w:iCs w:val="0"/>
+          <w:sz w:val="22"/>
+          <w:szCs w:val="22"/>
+          <w:lang w:val="el-GR"/>
+        </w:rPr>
+        <w:t>-</w:t>
+      </w:r>
+      <w:r>
+        <w:rPr>
+          <w:i w:val="0"/>
+          <w:iCs w:val="0"/>
+          <w:sz w:val="22"/>
+          <w:szCs w:val="22"/>
+        </w:rPr>
+        <w:t>and</w:t>
+      </w:r>
+      <w:r>
+        <w:rPr>
+          <w:i w:val="0"/>
+          <w:iCs w:val="0"/>
+          <w:sz w:val="22"/>
+          <w:szCs w:val="22"/>
+          <w:lang w:val="el-GR"/>
+        </w:rPr>
+        <w:t>-</w:t>
+      </w:r>
+      <w:r>
+        <w:rPr>
+          <w:i w:val="0"/>
+          <w:iCs w:val="0"/>
+          <w:sz w:val="22"/>
+          <w:szCs w:val="22"/>
+        </w:rPr>
+        <w:t>forget</w:t>
+      </w:r>
+      <w:r>
+        <w:rPr>
+          <w:i w:val="0"/>
+          <w:iCs w:val="0"/>
+          <w:sz w:val="22"/>
+          <w:szCs w:val="22"/>
+          <w:lang w:val="el-GR"/>
+        </w:rPr>
+        <w:t xml:space="preserve">" κομμάτι της διαδικασίας. Αυτό διασφαλίζει ότι ο χρήστης λαμβάνει 200 </w:t>
+      </w:r>
+      <w:r>
+        <w:rPr>
+          <w:i w:val="0"/>
+          <w:iCs w:val="0"/>
+          <w:sz w:val="22"/>
+          <w:szCs w:val="22"/>
+        </w:rPr>
+        <w:t>OK</w:t>
+      </w:r>
+      <w:r>
+        <w:rPr>
+          <w:i w:val="0"/>
+          <w:iCs w:val="0"/>
+          <w:sz w:val="22"/>
+          <w:szCs w:val="22"/>
+          <w:lang w:val="el-GR"/>
+        </w:rPr>
+        <w:t xml:space="preserve"> άμεσα, ενώ η βαριά επεξεργασία (</w:t>
+      </w:r>
+      <w:r>
+        <w:rPr>
+          <w:i w:val="0"/>
+          <w:iCs w:val="0"/>
+          <w:sz w:val="22"/>
+          <w:szCs w:val="22"/>
+        </w:rPr>
+        <w:t>Persistence</w:t>
+      </w:r>
+      <w:r>
+        <w:rPr>
+          <w:i w:val="0"/>
+          <w:iCs w:val="0"/>
+          <w:sz w:val="22"/>
+          <w:szCs w:val="22"/>
+          <w:lang w:val="el-GR"/>
+        </w:rPr>
+        <w:t xml:space="preserve">, </w:t>
+      </w:r>
+      <w:r>
+        <w:rPr>
+          <w:i w:val="0"/>
+          <w:iCs w:val="0"/>
+          <w:sz w:val="22"/>
+          <w:szCs w:val="22"/>
+        </w:rPr>
+        <w:t>Analytics</w:t>
+      </w:r>
+      <w:r>
+        <w:rPr>
+          <w:i w:val="0"/>
+          <w:iCs w:val="0"/>
+          <w:sz w:val="22"/>
+          <w:szCs w:val="22"/>
+          <w:lang w:val="el-GR"/>
+        </w:rPr>
+        <w:t>) γίνεται στο παρασκήνιο</w:t>
+      </w:r>
+      <w:r>
+        <w:rPr>
+          <w:i w:val="0"/>
+          <w:iCs w:val="0"/>
+          <w:sz w:val="22"/>
+          <w:szCs w:val="22"/>
+          <w:lang w:val="el-GR"/>
+        </w:rPr>
+        <w:t xml:space="preserve">. </w:t>
+      </w:r>
+      <w:r>
+        <w:rPr>
+          <w:i w:val="0"/>
+          <w:iCs w:val="0"/>
+          <w:sz w:val="22"/>
+          <w:szCs w:val="22"/>
+          <w:lang w:val="el-GR"/>
+        </w:rPr>
+        <w:t xml:space="preserve">Για τη παραλληλοποίηση </w:t>
+      </w:r>
+      <w:r>
+        <w:rPr>
+          <w:i w:val="0"/>
+          <w:iCs w:val="0"/>
+          <w:sz w:val="22"/>
+          <w:szCs w:val="22"/>
+          <w:lang w:val="el-GR"/>
+        </w:rPr>
+        <w:t xml:space="preserve">δημιουργήθηκε μία κλάση που διαχειρίζεται τα ελάχιστα (5) και το μέγιστο (10) αριθμό ενεργών </w:t>
+      </w:r>
+      <w:r>
+        <w:rPr>
+          <w:i w:val="0"/>
+          <w:iCs w:val="0"/>
+          <w:sz w:val="22"/>
+          <w:szCs w:val="22"/>
+        </w:rPr>
+        <w:t>Threads</w:t>
+      </w:r>
+      <w:r>
+        <w:rPr>
+          <w:i w:val="0"/>
+          <w:iCs w:val="0"/>
+          <w:sz w:val="22"/>
+          <w:szCs w:val="22"/>
+          <w:lang w:val="el-GR"/>
+        </w:rPr>
+        <w:t xml:space="preserve"> </w:t>
+      </w:r>
+      <w:r>
+        <w:rPr>
+          <w:i w:val="0"/>
+          <w:iCs w:val="0"/>
+          <w:sz w:val="22"/>
+          <w:szCs w:val="22"/>
+          <w:lang w:val="el-GR"/>
+        </w:rPr>
+        <w:t xml:space="preserve">για την αποτροπή του </w:t>
+      </w:r>
+      <w:r>
+        <w:rPr>
+          <w:rStyle w:val="SourceText"/>
+          <w:rFonts w:ascii="Liberation Serif" w:hAnsi="Liberation Serif"/>
+          <w:sz w:val="22"/>
+          <w:szCs w:val="22"/>
+          <w:lang w:val="el-GR"/>
+        </w:rPr>
+        <w:t>«</w:t>
+      </w:r>
+      <w:r>
+        <w:rPr>
+          <w:b/>
+          <w:bCs/>
+          <w:i w:val="0"/>
+          <w:iCs w:val="0"/>
+          <w:sz w:val="22"/>
+          <w:szCs w:val="22"/>
+        </w:rPr>
+        <w:t>Resource</w:t>
+      </w:r>
+      <w:r>
+        <w:rPr>
+          <w:b/>
+          <w:bCs/>
+          <w:i w:val="0"/>
+          <w:iCs w:val="0"/>
+          <w:sz w:val="22"/>
+          <w:szCs w:val="22"/>
+          <w:lang w:val="el-GR"/>
+        </w:rPr>
+        <w:t xml:space="preserve"> </w:t>
+      </w:r>
+      <w:r>
+        <w:rPr>
+          <w:b/>
+          <w:bCs/>
+          <w:i w:val="0"/>
+          <w:iCs w:val="0"/>
+          <w:sz w:val="22"/>
+          <w:szCs w:val="22"/>
+        </w:rPr>
+        <w:t>Exhaustion</w:t>
+      </w:r>
+      <w:r>
+        <w:rPr>
+          <w:rStyle w:val="SourceText"/>
+          <w:rFonts w:ascii="Liberation Serif" w:hAnsi="Liberation Serif"/>
+          <w:sz w:val="22"/>
+          <w:szCs w:val="22"/>
+          <w:lang w:val="el-GR"/>
+        </w:rPr>
+        <w:t>»</w:t>
+      </w:r>
+      <w:r>
+        <w:rPr>
+          <w:rStyle w:val="SourceText"/>
+          <w:rFonts w:ascii="Liberation Serif" w:hAnsi="Liberation Serif"/>
+          <w:sz w:val="22"/>
+          <w:szCs w:val="22"/>
+          <w:lang w:val="el-GR"/>
+        </w:rPr>
+        <w:t xml:space="preserve">. </w:t>
+      </w:r>
+    </w:p>
+    <w:p>
+      <w:pPr>
+        <w:pStyle w:val="Caption"/>
+        <w:jc w:val="both"/>
+        <w:rPr>
+          <w:rStyle w:val="SourceText"/>
+          <w:rFonts w:ascii="Liberation Serif" w:eastAsia="Noto Serif CJK SC" w:hAnsi="Liberation Serif" w:cs="FreeSans"/>
+          <w:i w:val="0"/>
+          <w:iCs w:val="0"/>
+          <w:sz w:val="22"/>
+          <w:szCs w:val="22"/>
+          <w:lang w:val="el-GR"/>
+        </w:rPr>
+      </w:pPr>
+      <w:r>
+        <w:rPr>
+          <w:rStyle w:val="SourceText"/>
+          <w:rFonts w:ascii="Liberation Serif" w:eastAsia="Noto Serif CJK SC" w:hAnsi="Liberation Serif" w:cs="FreeSans"/>
+          <w:i w:val="0"/>
+          <w:iCs w:val="0"/>
+          <w:sz w:val="22"/>
+          <w:szCs w:val="22"/>
+          <w:lang w:val="el-GR"/>
+        </w:rPr>
+        <w:t xml:space="preserve">Ύστερα, στην </w:t>
+      </w:r>
+      <w:r>
+        <w:rPr>
+          <w:rStyle w:val="SourceText"/>
+          <w:rFonts w:ascii="Liberation Serif" w:eastAsia="Noto Serif CJK SC" w:hAnsi="Liberation Serif" w:cs="FreeSans"/>
+          <w:b/>
+          <w:bCs/>
+          <w:i w:val="0"/>
+          <w:iCs w:val="0"/>
+          <w:sz w:val="22"/>
+          <w:szCs w:val="22"/>
+          <w:lang w:val="el-GR"/>
+        </w:rPr>
+        <w:t xml:space="preserve">Εικόνα 2 </w:t>
+      </w:r>
+      <w:r>
+        <w:rPr>
+          <w:rStyle w:val="SourceText"/>
+          <w:rFonts w:ascii="Liberation Serif" w:eastAsia="Noto Serif CJK SC" w:hAnsi="Liberation Serif" w:cs="FreeSans"/>
+          <w:i w:val="0"/>
+          <w:iCs w:val="0"/>
+          <w:sz w:val="22"/>
+          <w:szCs w:val="22"/>
+          <w:lang w:val="el-GR"/>
+        </w:rPr>
+        <w:t>φαίνεται ο ακαριαίος χρόνος απόκρισης (</w:t>
+      </w:r>
+      <w:r>
+        <w:rPr>
+          <w:rStyle w:val="SourceText"/>
+          <w:rFonts w:ascii="Liberation Serif" w:eastAsia="Noto Serif CJK SC" w:hAnsi="Liberation Serif" w:cs="FreeSans"/>
+          <w:i w:val="0"/>
+          <w:iCs w:val="0"/>
+          <w:sz w:val="22"/>
+          <w:szCs w:val="22"/>
+        </w:rPr>
+        <w:t>respond</w:t>
+      </w:r>
+      <w:r>
+        <w:rPr>
+          <w:rStyle w:val="SourceText"/>
+          <w:rFonts w:ascii="Liberation Serif" w:eastAsia="Noto Serif CJK SC" w:hAnsi="Liberation Serif" w:cs="FreeSans"/>
+          <w:i w:val="0"/>
+          <w:iCs w:val="0"/>
+          <w:sz w:val="22"/>
+          <w:szCs w:val="22"/>
+          <w:lang w:val="el-GR"/>
+        </w:rPr>
+        <w:t xml:space="preserve">) </w:t>
+      </w:r>
+      <w:r>
+        <w:rPr>
+          <w:rStyle w:val="SourceText"/>
+          <w:rFonts w:ascii="Liberation Serif" w:eastAsia="Noto Serif CJK SC" w:hAnsi="Liberation Serif" w:cs="FreeSans"/>
+          <w:i w:val="0"/>
+          <w:iCs w:val="0"/>
+          <w:sz w:val="22"/>
+          <w:szCs w:val="22"/>
+          <w:lang w:val="el-GR"/>
+        </w:rPr>
+        <w:t xml:space="preserve">του </w:t>
+      </w:r>
+      <w:r>
+        <w:rPr>
+          <w:rStyle w:val="SourceText"/>
+          <w:rFonts w:ascii="Liberation Serif" w:eastAsia="Noto Serif CJK SC" w:hAnsi="Liberation Serif" w:cs="FreeSans"/>
+          <w:i w:val="0"/>
+          <w:iCs w:val="0"/>
+          <w:sz w:val="22"/>
+          <w:szCs w:val="22"/>
+        </w:rPr>
+        <w:t>server</w:t>
+      </w:r>
+      <w:r>
+        <w:rPr>
+          <w:rStyle w:val="SourceText"/>
+          <w:rFonts w:ascii="Liberation Serif" w:eastAsia="Noto Serif CJK SC" w:hAnsi="Liberation Serif" w:cs="FreeSans"/>
+          <w:i w:val="0"/>
+          <w:iCs w:val="0"/>
+          <w:sz w:val="22"/>
+          <w:szCs w:val="22"/>
+          <w:lang w:val="el-GR"/>
+        </w:rPr>
+        <w:t xml:space="preserve">. </w:t>
+      </w:r>
+      <w:r>
+        <w:rPr>
+          <w:rStyle w:val="SourceText"/>
+          <w:rFonts w:ascii="Liberation Serif" w:eastAsia="Noto Serif CJK SC" w:hAnsi="Liberation Serif" w:cs="FreeSans"/>
+          <w:i w:val="0"/>
+          <w:iCs w:val="0"/>
+          <w:sz w:val="22"/>
+          <w:szCs w:val="22"/>
+          <w:lang w:val="el-GR"/>
+        </w:rPr>
+        <w:t xml:space="preserve">Χρόνος μικρότερος του </w:t>
+      </w:r>
+      <w:r>
+        <w:rPr>
+          <w:rStyle w:val="SourceText"/>
+          <w:rFonts w:ascii="Liberation Serif" w:eastAsia="Noto Serif CJK SC" w:hAnsi="Liberation Serif" w:cs="FreeSans"/>
+          <w:b/>
+          <w:bCs/>
+          <w:i w:val="0"/>
+          <w:iCs w:val="0"/>
+          <w:sz w:val="22"/>
+          <w:szCs w:val="22"/>
+          <w:lang w:val="el-GR"/>
+        </w:rPr>
+        <w:t>200</w:t>
+      </w:r>
+      <w:proofErr w:type="spellStart"/>
+      <w:r>
+        <w:rPr>
+          <w:rStyle w:val="SourceText"/>
+          <w:rFonts w:ascii="Liberation Serif" w:eastAsia="Noto Serif CJK SC" w:hAnsi="Liberation Serif" w:cs="FreeSans"/>
+          <w:b/>
+          <w:bCs/>
+          <w:i w:val="0"/>
+          <w:iCs w:val="0"/>
+          <w:sz w:val="22"/>
+          <w:szCs w:val="22"/>
+        </w:rPr>
+        <w:t>ms</w:t>
+      </w:r>
+      <w:proofErr w:type="spellEnd"/>
+      <w:r>
+        <w:rPr>
+          <w:rStyle w:val="SourceText"/>
+          <w:rFonts w:ascii="Liberation Serif" w:eastAsia="Noto Serif CJK SC" w:hAnsi="Liberation Serif" w:cs="FreeSans"/>
+          <w:b/>
+          <w:bCs/>
+          <w:i w:val="0"/>
+          <w:iCs w:val="0"/>
+          <w:sz w:val="22"/>
+          <w:szCs w:val="22"/>
+          <w:lang w:val="el-GR"/>
+        </w:rPr>
+        <w:t xml:space="preserve"> </w:t>
+      </w:r>
+      <w:r>
+        <w:rPr>
+          <w:rStyle w:val="SourceText"/>
+          <w:rFonts w:ascii="Liberation Serif" w:eastAsia="Noto Serif CJK SC" w:hAnsi="Liberation Serif" w:cs="FreeSans"/>
+          <w:i w:val="0"/>
+          <w:iCs w:val="0"/>
+          <w:sz w:val="22"/>
+          <w:szCs w:val="22"/>
+          <w:lang w:val="el-GR"/>
+        </w:rPr>
+        <w:t xml:space="preserve">επιτεύχθηκε αποστέλλοντας ένα εσωτερικό </w:t>
+      </w:r>
+      <w:r>
+        <w:rPr>
+          <w:rStyle w:val="SourceText"/>
+          <w:rFonts w:ascii="Liberation Serif" w:eastAsia="Noto Serif CJK SC" w:hAnsi="Liberation Serif" w:cs="FreeSans"/>
+          <w:i w:val="0"/>
+          <w:iCs w:val="0"/>
+          <w:sz w:val="22"/>
+          <w:szCs w:val="22"/>
+        </w:rPr>
+        <w:t>query</w:t>
+      </w:r>
+      <w:r>
+        <w:rPr>
+          <w:rStyle w:val="SourceText"/>
+          <w:rFonts w:ascii="Liberation Serif" w:eastAsia="Noto Serif CJK SC" w:hAnsi="Liberation Serif" w:cs="FreeSans"/>
+          <w:i w:val="0"/>
+          <w:iCs w:val="0"/>
+          <w:sz w:val="22"/>
+          <w:szCs w:val="22"/>
+          <w:lang w:val="el-GR"/>
+        </w:rPr>
+        <w:t xml:space="preserve"> </w:t>
+      </w:r>
+      <w:r>
+        <w:rPr>
+          <w:rStyle w:val="SourceText"/>
+          <w:rFonts w:ascii="Liberation Serif" w:eastAsia="Noto Serif CJK SC" w:hAnsi="Liberation Serif" w:cs="FreeSans"/>
+          <w:i w:val="0"/>
+          <w:iCs w:val="0"/>
+          <w:sz w:val="22"/>
+          <w:szCs w:val="22"/>
+          <w:lang w:val="el-GR"/>
+        </w:rPr>
+        <w:t xml:space="preserve">στο συγκεκριμένο </w:t>
+      </w:r>
+      <w:r>
+        <w:rPr>
+          <w:rStyle w:val="SourceText"/>
+          <w:rFonts w:ascii="Liberation Serif" w:eastAsia="Noto Serif CJK SC" w:hAnsi="Liberation Serif" w:cs="FreeSans"/>
+          <w:i w:val="0"/>
+          <w:iCs w:val="0"/>
+          <w:sz w:val="22"/>
+          <w:szCs w:val="22"/>
+        </w:rPr>
+        <w:t>endpoint</w:t>
+      </w:r>
+      <w:r>
+        <w:rPr>
+          <w:rStyle w:val="SourceText"/>
+          <w:rFonts w:ascii="Liberation Serif" w:eastAsia="Noto Serif CJK SC" w:hAnsi="Liberation Serif" w:cs="FreeSans"/>
+          <w:i w:val="0"/>
+          <w:iCs w:val="0"/>
+          <w:sz w:val="22"/>
+          <w:szCs w:val="22"/>
+          <w:lang w:val="el-GR"/>
+        </w:rPr>
+        <w:t xml:space="preserve"> </w:t>
+      </w:r>
+      <w:r>
+        <w:rPr>
+          <w:rStyle w:val="SourceText"/>
+          <w:rFonts w:ascii="Liberation Serif" w:eastAsia="Noto Serif CJK SC" w:hAnsi="Liberation Serif" w:cs="FreeSans"/>
+          <w:i w:val="0"/>
+          <w:iCs w:val="0"/>
+          <w:sz w:val="22"/>
+          <w:szCs w:val="22"/>
+          <w:lang w:val="el-GR"/>
+        </w:rPr>
+        <w:t xml:space="preserve">με την έναρξη του προγράμματος. Αυτό έχει ως σκοπό την εκκίνηση του </w:t>
+      </w:r>
+      <w:r>
+        <w:rPr>
+          <w:rStyle w:val="SourceText"/>
+          <w:rFonts w:ascii="Liberation Serif" w:eastAsia="Noto Serif CJK SC" w:hAnsi="Liberation Serif" w:cs="FreeSans"/>
+          <w:i w:val="0"/>
+          <w:iCs w:val="0"/>
+          <w:sz w:val="22"/>
+          <w:szCs w:val="22"/>
+        </w:rPr>
+        <w:t>Just</w:t>
+      </w:r>
+      <w:r>
+        <w:rPr>
+          <w:rStyle w:val="SourceText"/>
+          <w:rFonts w:ascii="Liberation Serif" w:eastAsia="Noto Serif CJK SC" w:hAnsi="Liberation Serif" w:cs="FreeSans"/>
+          <w:i w:val="0"/>
+          <w:iCs w:val="0"/>
+          <w:sz w:val="22"/>
+          <w:szCs w:val="22"/>
+          <w:lang w:val="el-GR"/>
+        </w:rPr>
+        <w:t xml:space="preserve"> </w:t>
+      </w:r>
+      <w:r>
+        <w:rPr>
+          <w:rStyle w:val="SourceText"/>
+          <w:rFonts w:ascii="Liberation Serif" w:eastAsia="Noto Serif CJK SC" w:hAnsi="Liberation Serif" w:cs="FreeSans"/>
+          <w:i w:val="0"/>
+          <w:iCs w:val="0"/>
+          <w:sz w:val="22"/>
+          <w:szCs w:val="22"/>
+        </w:rPr>
+        <w:t>In</w:t>
+      </w:r>
+      <w:r>
+        <w:rPr>
+          <w:rStyle w:val="SourceText"/>
+          <w:rFonts w:ascii="Liberation Serif" w:eastAsia="Noto Serif CJK SC" w:hAnsi="Liberation Serif" w:cs="FreeSans"/>
+          <w:i w:val="0"/>
+          <w:iCs w:val="0"/>
+          <w:sz w:val="22"/>
+          <w:szCs w:val="22"/>
+          <w:lang w:val="el-GR"/>
+        </w:rPr>
+        <w:t xml:space="preserve"> </w:t>
+      </w:r>
+      <w:r>
+        <w:rPr>
+          <w:rStyle w:val="SourceText"/>
+          <w:rFonts w:ascii="Liberation Serif" w:eastAsia="Noto Serif CJK SC" w:hAnsi="Liberation Serif" w:cs="FreeSans"/>
+          <w:i w:val="0"/>
+          <w:iCs w:val="0"/>
+          <w:sz w:val="22"/>
+          <w:szCs w:val="22"/>
+        </w:rPr>
+        <w:t>Time</w:t>
+      </w:r>
+      <w:r>
+        <w:rPr>
+          <w:rStyle w:val="SourceText"/>
+          <w:rFonts w:ascii="Liberation Serif" w:eastAsia="Noto Serif CJK SC" w:hAnsi="Liberation Serif" w:cs="FreeSans"/>
+          <w:i w:val="0"/>
+          <w:iCs w:val="0"/>
+          <w:sz w:val="22"/>
+          <w:szCs w:val="22"/>
+          <w:lang w:val="el-GR"/>
+        </w:rPr>
+        <w:t xml:space="preserve"> (</w:t>
+      </w:r>
+      <w:r>
+        <w:rPr>
+          <w:rStyle w:val="SourceText"/>
+          <w:rFonts w:ascii="Liberation Serif" w:eastAsia="Noto Serif CJK SC" w:hAnsi="Liberation Serif" w:cs="FreeSans"/>
+          <w:i w:val="0"/>
+          <w:iCs w:val="0"/>
+          <w:sz w:val="22"/>
+          <w:szCs w:val="22"/>
+        </w:rPr>
+        <w:t>JIT</w:t>
+      </w:r>
+      <w:r>
+        <w:rPr>
+          <w:rStyle w:val="SourceText"/>
+          <w:rFonts w:ascii="Liberation Serif" w:eastAsia="Noto Serif CJK SC" w:hAnsi="Liberation Serif" w:cs="FreeSans"/>
+          <w:i w:val="0"/>
+          <w:iCs w:val="0"/>
+          <w:sz w:val="22"/>
+          <w:szCs w:val="22"/>
+          <w:lang w:val="el-GR"/>
+        </w:rPr>
+        <w:t xml:space="preserve">) </w:t>
+      </w:r>
+      <w:r>
+        <w:rPr>
+          <w:rStyle w:val="SourceText"/>
+          <w:rFonts w:ascii="Liberation Serif" w:eastAsia="Noto Serif CJK SC" w:hAnsi="Liberation Serif" w:cs="FreeSans"/>
+          <w:i w:val="0"/>
+          <w:iCs w:val="0"/>
+          <w:sz w:val="22"/>
+          <w:szCs w:val="22"/>
+        </w:rPr>
+        <w:t>Intervention</w:t>
+      </w:r>
+      <w:r>
+        <w:rPr>
+          <w:rStyle w:val="SourceText"/>
+          <w:rFonts w:ascii="Liberation Serif" w:eastAsia="Noto Serif CJK SC" w:hAnsi="Liberation Serif" w:cs="FreeSans"/>
+          <w:i w:val="0"/>
+          <w:iCs w:val="0"/>
+          <w:sz w:val="22"/>
+          <w:szCs w:val="22"/>
+          <w:lang w:val="el-GR"/>
+        </w:rPr>
+        <w:t xml:space="preserve"> </w:t>
+      </w:r>
+      <w:r>
+        <w:rPr>
+          <w:rStyle w:val="SourceText"/>
+          <w:rFonts w:ascii="Liberation Serif" w:eastAsia="Noto Serif CJK SC" w:hAnsi="Liberation Serif" w:cs="FreeSans"/>
+          <w:i w:val="0"/>
+          <w:iCs w:val="0"/>
+          <w:sz w:val="22"/>
+          <w:szCs w:val="22"/>
+          <w:lang w:val="el-GR"/>
+        </w:rPr>
+        <w:t xml:space="preserve">ώστε το </w:t>
+      </w:r>
+      <w:r>
+        <w:rPr>
+          <w:rStyle w:val="SourceText"/>
+          <w:rFonts w:ascii="Liberation Serif" w:eastAsia="Noto Serif CJK SC" w:hAnsi="Liberation Serif" w:cs="FreeSans"/>
+          <w:i w:val="0"/>
+          <w:iCs w:val="0"/>
+          <w:sz w:val="22"/>
+          <w:szCs w:val="22"/>
+        </w:rPr>
+        <w:t>JIT</w:t>
+      </w:r>
+      <w:r>
+        <w:rPr>
+          <w:rStyle w:val="SourceText"/>
+          <w:rFonts w:ascii="Liberation Serif" w:eastAsia="Noto Serif CJK SC" w:hAnsi="Liberation Serif" w:cs="FreeSans"/>
+          <w:i w:val="0"/>
+          <w:iCs w:val="0"/>
+          <w:sz w:val="22"/>
+          <w:szCs w:val="22"/>
+          <w:lang w:val="el-GR"/>
+        </w:rPr>
+        <w:t xml:space="preserve"> </w:t>
+      </w:r>
+      <w:r>
+        <w:rPr>
+          <w:rStyle w:val="SourceText"/>
+          <w:rFonts w:ascii="Liberation Serif" w:eastAsia="Noto Serif CJK SC" w:hAnsi="Liberation Serif" w:cs="FreeSans"/>
+          <w:i w:val="0"/>
+          <w:iCs w:val="0"/>
+          <w:sz w:val="22"/>
+          <w:szCs w:val="22"/>
+          <w:lang w:val="el-GR"/>
+        </w:rPr>
+        <w:t xml:space="preserve">να το εντοπίσει και να το μετατρέψει σε </w:t>
+      </w:r>
+      <w:r>
+        <w:rPr>
+          <w:rStyle w:val="SourceText"/>
+          <w:rFonts w:ascii="Liberation Serif" w:eastAsia="Noto Serif CJK SC" w:hAnsi="Liberation Serif" w:cs="FreeSans"/>
+          <w:i w:val="0"/>
+          <w:iCs w:val="0"/>
+          <w:sz w:val="22"/>
+          <w:szCs w:val="22"/>
+        </w:rPr>
+        <w:t>Native</w:t>
+      </w:r>
+      <w:r>
+        <w:rPr>
+          <w:rStyle w:val="SourceText"/>
+          <w:rFonts w:ascii="Liberation Serif" w:eastAsia="Noto Serif CJK SC" w:hAnsi="Liberation Serif" w:cs="FreeSans"/>
+          <w:i w:val="0"/>
+          <w:iCs w:val="0"/>
+          <w:sz w:val="22"/>
+          <w:szCs w:val="22"/>
+          <w:lang w:val="el-GR"/>
+        </w:rPr>
+        <w:t xml:space="preserve"> </w:t>
+      </w:r>
+      <w:r>
+        <w:rPr>
+          <w:rStyle w:val="SourceText"/>
+          <w:rFonts w:ascii="Liberation Serif" w:eastAsia="Noto Serif CJK SC" w:hAnsi="Liberation Serif" w:cs="FreeSans"/>
+          <w:i w:val="0"/>
+          <w:iCs w:val="0"/>
+          <w:sz w:val="22"/>
+          <w:szCs w:val="22"/>
+        </w:rPr>
+        <w:t>Machine</w:t>
+      </w:r>
+      <w:r>
+        <w:rPr>
+          <w:rStyle w:val="SourceText"/>
+          <w:rFonts w:ascii="Liberation Serif" w:eastAsia="Noto Serif CJK SC" w:hAnsi="Liberation Serif" w:cs="FreeSans"/>
+          <w:i w:val="0"/>
+          <w:iCs w:val="0"/>
+          <w:sz w:val="22"/>
+          <w:szCs w:val="22"/>
+          <w:lang w:val="el-GR"/>
+        </w:rPr>
+        <w:t xml:space="preserve"> </w:t>
+      </w:r>
+      <w:r>
+        <w:rPr>
+          <w:rStyle w:val="SourceText"/>
+          <w:rFonts w:ascii="Liberation Serif" w:eastAsia="Noto Serif CJK SC" w:hAnsi="Liberation Serif" w:cs="FreeSans"/>
+          <w:i w:val="0"/>
+          <w:iCs w:val="0"/>
+          <w:sz w:val="22"/>
+          <w:szCs w:val="22"/>
+        </w:rPr>
+        <w:t>Code</w:t>
+      </w:r>
+      <w:r>
+        <w:rPr>
+          <w:rStyle w:val="SourceText"/>
+          <w:rFonts w:ascii="Liberation Serif" w:eastAsia="Noto Serif CJK SC" w:hAnsi="Liberation Serif" w:cs="FreeSans"/>
+          <w:i w:val="0"/>
+          <w:iCs w:val="0"/>
+          <w:sz w:val="22"/>
+          <w:szCs w:val="22"/>
+          <w:lang w:val="el-GR"/>
+        </w:rPr>
+        <w:t xml:space="preserve"> </w:t>
+      </w:r>
+      <w:r>
+        <w:rPr>
+          <w:rStyle w:val="SourceText"/>
+          <w:rFonts w:ascii="Liberation Serif" w:eastAsia="Noto Serif CJK SC" w:hAnsi="Liberation Serif" w:cs="FreeSans"/>
+          <w:i w:val="0"/>
+          <w:iCs w:val="0"/>
+          <w:sz w:val="22"/>
+          <w:szCs w:val="22"/>
+          <w:lang w:val="el-GR"/>
+        </w:rPr>
+        <w:t xml:space="preserve">και να το αποθηκεύσει στο </w:t>
+      </w:r>
+      <w:r>
+        <w:rPr>
+          <w:rStyle w:val="SourceText"/>
+          <w:rFonts w:ascii="Liberation Serif" w:eastAsia="Noto Serif CJK SC" w:hAnsi="Liberation Serif" w:cs="FreeSans"/>
+          <w:i w:val="0"/>
+          <w:iCs w:val="0"/>
+          <w:sz w:val="22"/>
+          <w:szCs w:val="22"/>
+        </w:rPr>
+        <w:t>Code</w:t>
+      </w:r>
+      <w:r>
+        <w:rPr>
+          <w:rStyle w:val="SourceText"/>
+          <w:rFonts w:ascii="Liberation Serif" w:eastAsia="Noto Serif CJK SC" w:hAnsi="Liberation Serif" w:cs="FreeSans"/>
+          <w:i w:val="0"/>
+          <w:iCs w:val="0"/>
+          <w:sz w:val="22"/>
+          <w:szCs w:val="22"/>
+          <w:lang w:val="el-GR"/>
+        </w:rPr>
+        <w:t xml:space="preserve"> </w:t>
+      </w:r>
+      <w:r>
+        <w:rPr>
+          <w:rStyle w:val="SourceText"/>
+          <w:rFonts w:ascii="Liberation Serif" w:eastAsia="Noto Serif CJK SC" w:hAnsi="Liberation Serif" w:cs="FreeSans"/>
+          <w:i w:val="0"/>
+          <w:iCs w:val="0"/>
+          <w:sz w:val="22"/>
+          <w:szCs w:val="22"/>
+        </w:rPr>
+        <w:t>Cache</w:t>
+      </w:r>
+      <w:r>
+        <w:rPr>
+          <w:rStyle w:val="SourceText"/>
+          <w:rFonts w:ascii="Liberation Serif" w:eastAsia="Noto Serif CJK SC" w:hAnsi="Liberation Serif" w:cs="FreeSans"/>
+          <w:i w:val="0"/>
+          <w:iCs w:val="0"/>
+          <w:sz w:val="22"/>
+          <w:szCs w:val="22"/>
+          <w:lang w:val="el-GR"/>
+        </w:rPr>
+        <w:t>.</w:t>
+      </w:r>
+      <w:r>
+        <w:rPr>
+          <w:rStyle w:val="SourceText"/>
+          <w:rFonts w:ascii="Liberation Serif" w:eastAsia="Noto Serif CJK SC" w:hAnsi="Liberation Serif" w:cs="FreeSans"/>
+          <w:i w:val="0"/>
+          <w:iCs w:val="0"/>
+          <w:sz w:val="22"/>
+          <w:szCs w:val="22"/>
+          <w:lang w:val="el-GR"/>
+        </w:rPr>
+        <w:t xml:space="preserve"> Το </w:t>
+      </w:r>
+      <w:r>
+        <w:rPr>
+          <w:rStyle w:val="SourceText"/>
+          <w:rFonts w:ascii="Liberation Serif" w:eastAsia="Noto Serif CJK SC" w:hAnsi="Liberation Serif" w:cs="FreeSans"/>
+          <w:i w:val="0"/>
+          <w:iCs w:val="0"/>
+          <w:sz w:val="22"/>
+          <w:szCs w:val="22"/>
+        </w:rPr>
+        <w:t>query</w:t>
+      </w:r>
+      <w:r>
+        <w:rPr>
+          <w:rStyle w:val="SourceText"/>
+          <w:rFonts w:ascii="Liberation Serif" w:eastAsia="Noto Serif CJK SC" w:hAnsi="Liberation Serif" w:cs="FreeSans"/>
+          <w:i w:val="0"/>
+          <w:iCs w:val="0"/>
+          <w:sz w:val="22"/>
+          <w:szCs w:val="22"/>
+          <w:lang w:val="el-GR"/>
+        </w:rPr>
+        <w:t xml:space="preserve"> </w:t>
+      </w:r>
+      <w:r>
+        <w:rPr>
+          <w:rStyle w:val="SourceText"/>
+          <w:rFonts w:ascii="Liberation Serif" w:eastAsia="Noto Serif CJK SC" w:hAnsi="Liberation Serif" w:cs="FreeSans"/>
+          <w:i w:val="0"/>
+          <w:iCs w:val="0"/>
+          <w:sz w:val="22"/>
+          <w:szCs w:val="22"/>
+          <w:lang w:val="el-GR"/>
+        </w:rPr>
+        <w:t xml:space="preserve">αυτό δημιουργείται και στέλνεται από τη </w:t>
+      </w:r>
+      <w:r>
+        <w:rPr>
+          <w:rStyle w:val="SourceText"/>
+          <w:rFonts w:ascii="Liberation Serif" w:eastAsia="Noto Serif CJK SC" w:hAnsi="Liberation Serif" w:cs="FreeSans"/>
+          <w:i w:val="0"/>
+          <w:iCs w:val="0"/>
+          <w:sz w:val="22"/>
+          <w:szCs w:val="22"/>
+        </w:rPr>
+        <w:t>main</w:t>
+      </w:r>
+      <w:r>
+        <w:rPr>
+          <w:rStyle w:val="SourceText"/>
+          <w:rFonts w:ascii="Liberation Serif" w:eastAsia="Noto Serif CJK SC" w:hAnsi="Liberation Serif" w:cs="FreeSans"/>
+          <w:i w:val="0"/>
+          <w:iCs w:val="0"/>
+          <w:sz w:val="22"/>
+          <w:szCs w:val="22"/>
+          <w:lang w:val="el-GR"/>
+        </w:rPr>
+        <w:t xml:space="preserve"> </w:t>
+      </w:r>
+      <w:r>
+        <w:rPr>
+          <w:rStyle w:val="SourceText"/>
+          <w:rFonts w:ascii="Liberation Serif" w:eastAsia="Noto Serif CJK SC" w:hAnsi="Liberation Serif" w:cs="FreeSans"/>
+          <w:i w:val="0"/>
+          <w:iCs w:val="0"/>
+          <w:sz w:val="22"/>
+          <w:szCs w:val="22"/>
+        </w:rPr>
+        <w:t>clas</w:t>
+      </w:r>
+      <w:r>
+        <w:rPr>
+          <w:rStyle w:val="SourceText"/>
+          <w:rFonts w:ascii="Liberation Serif" w:eastAsia="Noto Serif CJK SC" w:hAnsi="Liberation Serif" w:cs="FreeSans"/>
+          <w:i w:val="0"/>
+          <w:iCs w:val="0"/>
+          <w:sz w:val="22"/>
+          <w:szCs w:val="22"/>
+        </w:rPr>
+        <w:t>s</w:t>
+      </w:r>
+      <w:r>
+        <w:rPr>
+          <w:rStyle w:val="SourceText"/>
+          <w:rFonts w:ascii="Liberation Serif" w:eastAsia="Noto Serif CJK SC" w:hAnsi="Liberation Serif" w:cs="FreeSans"/>
+          <w:i w:val="0"/>
+          <w:iCs w:val="0"/>
+          <w:sz w:val="22"/>
+          <w:szCs w:val="22"/>
+          <w:lang w:val="el-GR"/>
+        </w:rPr>
+        <w:t xml:space="preserve"> (</w:t>
+      </w:r>
+      <w:proofErr w:type="spellStart"/>
+      <w:r>
+        <w:rPr>
+          <w:rStyle w:val="SourceText"/>
+          <w:rFonts w:ascii="Liberation Serif" w:eastAsia="Noto Serif CJK SC" w:hAnsi="Liberation Serif" w:cs="FreeSans"/>
+          <w:i w:val="0"/>
+          <w:iCs w:val="0"/>
+          <w:sz w:val="22"/>
+          <w:szCs w:val="22"/>
+        </w:rPr>
+        <w:t>IntelligentLogisticsApiApplication</w:t>
+      </w:r>
+      <w:proofErr w:type="spellEnd"/>
+      <w:r>
+        <w:rPr>
+          <w:rStyle w:val="SourceText"/>
+          <w:rFonts w:ascii="Liberation Serif" w:eastAsia="Noto Serif CJK SC" w:hAnsi="Liberation Serif" w:cs="FreeSans"/>
+          <w:i w:val="0"/>
+          <w:iCs w:val="0"/>
+          <w:sz w:val="22"/>
+          <w:szCs w:val="22"/>
+          <w:lang w:val="el-GR"/>
+        </w:rPr>
+        <w:t>)</w:t>
+      </w:r>
+      <w:r>
+        <w:rPr>
+          <w:rStyle w:val="SourceText"/>
+          <w:rFonts w:ascii="Liberation Serif" w:eastAsia="Noto Serif CJK SC" w:hAnsi="Liberation Serif" w:cs="FreeSans"/>
+          <w:i w:val="0"/>
+          <w:iCs w:val="0"/>
+          <w:sz w:val="22"/>
+          <w:szCs w:val="22"/>
+          <w:lang w:val="el-GR"/>
+        </w:rPr>
+        <w:t>.</w:t>
+      </w:r>
+    </w:p>
+    <w:p>
+      <w:pPr>
+        <w:pStyle w:val="Standard"/>
+        <w:keepNext/>
+        <w:jc w:val="both"/>
+      </w:pPr>
+      <w:r>
+        <w:rPr>
+          <w:rFonts w:eastAsia="Noto Sans Mono CJK SC" w:cs="Liberation Mono"/>
+          <w:b/>
+          <w:bCs/>
+          <w:noProof/>
+          <w:lang w:val="el-GR"/>
+        </w:rPr>
+        <w:lastRenderedPageBreak/>
+        <w:drawing>
+          <wp:inline distT="0" distB="0" distL="0" distR="0" wp14:anchorId="13EE85D2" wp14:editId="6A5DC61D">
+            <wp:extent cx="5458963" cy="5091370"/>
+            <wp:effectExtent l="0" t="0" r="8890" b="0"/>
+            <wp:docPr id="1229407125" name="Picture 2"/>
+            <wp:cNvGraphicFramePr>
+              <a:graphicFrameLocks xmlns:a="http://schemas.openxmlformats.org/drawingml/2006/main" noChangeAspect="1"/>
+            </wp:cNvGraphicFramePr>
+            <a:graphic xmlns:a="http://schemas.openxmlformats.org/drawingml/2006/main">
+              <a:graphicData uri="http://schemas.openxmlformats.org/drawingml/2006/picture">
+                <pic:pic xmlns:pic="http://schemas.openxmlformats.org/drawingml/2006/picture">
+                  <pic:nvPicPr>
+                    <pic:cNvPr id="1229407125" name="Picture 1229407125"/>
+                    <pic:cNvPicPr/>
+                  </pic:nvPicPr>
+                  <pic:blipFill>
+                    <a:blip r:embed="rId8" cstate="print">
+                      <a:extLst>
+                        <a:ext uri="{28A0092B-C50C-407E-A947-70E740481C1C}">
+                          <a14:useLocalDpi xmlns:a14="http://schemas.microsoft.com/office/drawing/2010/main" val="0"/>
+                        </a:ext>
+                      </a:extLst>
+                    </a:blip>
+                    <a:stretch>
+                      <a:fillRect/>
+                    </a:stretch>
+                  </pic:blipFill>
+                  <pic:spPr>
+                    <a:xfrm>
+                      <a:off x="0" y="0"/>
+                      <a:ext cx="5473206" cy="5104654"/>
+                    </a:xfrm>
+                    <a:prstGeom prst="rect">
+                      <a:avLst/>
+                    </a:prstGeom>
+                  </pic:spPr>
+                </pic:pic>
+              </a:graphicData>
+            </a:graphic>
+          </wp:inline>
+        </w:drawing>
+      </w:r>
+    </w:p>
+    <w:p>
+      <w:pPr>
+        <w:pStyle w:val="Caption"/>
+        <w:jc w:val="both"/>
+      </w:pPr>
+      <w:proofErr w:type="spellStart"/>
+      <w:r>
+        <w:t>Εικόν</w:t>
+      </w:r>
+      <w:proofErr w:type="spellEnd"/>
+      <w:r>
+        <w:t xml:space="preserve">α </w:t>
+      </w:r>
+      <w:r>
+        <w:fldChar w:fldCharType="begin"/>
+      </w:r>
+      <w:r>
+        <w:instrText xml:space="preserve"> SEQ Εικόνα \* ARABIC </w:instrText>
+      </w:r>
+      <w:r>
+        <w:fldChar w:fldCharType="separate"/>
+      </w:r>
+      <w:r>
+        <w:rPr>
+          <w:noProof/>
+        </w:rPr>
+        <w:t>1</w:t>
+      </w:r>
+      <w:r>
+        <w:fldChar w:fldCharType="end"/>
+      </w:r>
+      <w:r>
+        <w:t>: Strategy Pattern UML</w:t>
       </w:r>
     </w:p>
     <w:p>
       <w:pPr>
         <w:pStyle w:val="Standard"/>
         <w:jc w:val="both"/>
-        <w:rPr>
-          <w:lang w:val="el-GR"/>
-        </w:rPr>
       </w:pPr>
     </w:p>
     <w:p>
@@ -586,117 +3373,6 @@
           <w:lang w:val="el-GR"/>
         </w:rPr>
       </w:pPr>
-      <w:r>
-        <w:rPr>
-          <w:rStyle w:val="SourceText"/>
-          <w:rFonts w:ascii="Liberation Serif" w:hAnsi="Liberation Serif"/>
-          <w:sz w:val="22"/>
-          <w:szCs w:val="22"/>
-          <w:lang/>
-        </w:rPr>
-        <w:t>Σε αυτή τη την ενότητα θα αναλυθεί η</w:t>
-      </w:r>
-      <w:r>
-        <w:rPr>
-          <w:rStyle w:val="SourceText"/>
-          <w:rFonts w:ascii="Liberation Serif" w:hAnsi="Liberation Serif"/>
-          <w:b/>
-          <w:bCs/>
-          <w:sz w:val="22"/>
-          <w:szCs w:val="22"/>
-          <w:lang/>
-        </w:rPr>
-        <w:t xml:space="preserve"> διαχείρηση παραγγελιών.</w:t>
-      </w:r>
-      <w:r>
-        <w:rPr>
-          <w:rStyle w:val="SourceText"/>
-          <w:rFonts w:ascii="Liberation Serif" w:hAnsi="Liberation Serif"/>
-          <w:sz w:val="22"/>
-          <w:szCs w:val="22"/>
-          <w:lang/>
-        </w:rPr>
-        <w:t xml:space="preserve"> Το προγραμματιστικό πρότυπο που ακολουθήθηκε είναι το «Strategy». Όταν ο client στείλει POST στο URI: </w:t>
-      </w:r>
-      <w:hyperlink r:id="rId8" w:history="1">
-        <w:r>
-          <w:rPr>
-            <w:rStyle w:val="SourceText"/>
-            <w:rFonts w:ascii="Liberation Serif" w:hAnsi="Liberation Serif"/>
-            <w:lang/>
-          </w:rPr>
-          <w:t>http://localhost:8080</w:t>
-        </w:r>
-      </w:hyperlink>
-      <w:hyperlink r:id="rId9" w:history="1">
-        <w:r>
-          <w:rPr>
-            <w:rStyle w:val="SourceText"/>
-            <w:rFonts w:ascii="Liberation Serif" w:hAnsi="Liberation Serif"/>
-            <w:lang/>
-          </w:rPr>
-          <w:t>/orders</w:t>
-        </w:r>
-      </w:hyperlink>
-      <w:r>
-        <w:rPr>
-          <w:rStyle w:val="SourceText"/>
-          <w:rFonts w:ascii="Liberation Serif" w:hAnsi="Liberation Serif"/>
-          <w:color w:val="000000"/>
-          <w:sz w:val="22"/>
-          <w:szCs w:val="22"/>
-          <w:lang/>
-        </w:rPr>
-        <w:t>, με</w:t>
-      </w:r>
-      <w:r>
-        <w:rPr>
-          <w:rStyle w:val="SourceText"/>
-          <w:rFonts w:ascii="Liberation Serif" w:hAnsi="Liberation Serif"/>
-          <w:b/>
-          <w:bCs/>
-          <w:color w:val="000000"/>
-          <w:sz w:val="22"/>
-          <w:szCs w:val="22"/>
-          <w:lang/>
-        </w:rPr>
-        <w:t xml:space="preserve"> body: </w:t>
-      </w:r>
-      <w:r>
-        <w:rPr>
-          <w:rStyle w:val="SourceText"/>
-          <w:rFonts w:ascii="Liberation Serif" w:hAnsi="Liberation Serif"/>
-          <w:color w:val="000000"/>
-          <w:sz w:val="22"/>
-          <w:szCs w:val="22"/>
-          <w:lang/>
-        </w:rPr>
-        <w:t>{"customerName":"Ziggy STANDARD", "weight": 7, "destination": "Mars", "shippingType": "STANDARD"}</w:t>
-      </w:r>
-      <w:r>
-        <w:rPr>
-          <w:rStyle w:val="SourceText"/>
-          <w:rFonts w:ascii="Liberation Serif" w:hAnsi="Liberation Serif"/>
-          <w:b/>
-          <w:bCs/>
-          <w:color w:val="000000"/>
-          <w:sz w:val="22"/>
-          <w:szCs w:val="22"/>
-          <w:lang/>
-        </w:rPr>
-        <w:t xml:space="preserve"> </w:t>
-      </w:r>
-      <w:r>
-        <w:rPr>
-          <w:rStyle w:val="SourceText"/>
-          <w:rFonts w:ascii="Liberation Serif" w:hAnsi="Liberation Serif"/>
-          <w:color w:val="000000"/>
-          <w:sz w:val="22"/>
-          <w:szCs w:val="22"/>
-          <w:lang/>
-        </w:rPr>
-        <w:t>το ShippingController στέλνει αμέσως respond: 200 OK και "PENDING" σε λιγότερο απο 200ms ενώ ένα δεύτερο thread υπολογίζει το κόστος παραγγελίας και το εκτυπώνει. Η μέθοδος processOrderInBackground εκτελείται σε ξεχωριστό thread pool (μέσω της @Async), διασφαλίζοντας ότι οι βαριές λειτουργίες (π.χ. υπολογισμοί δρομολόγησης, εγγραφή στη βάση) δεν «παγώνουν» το main Thread. Για τη χρήση multi-threading χωρίς να γεμίσει η μνήμη από threads για κάθε αίτημα η κλάση «AsyncConfig» δημιουργεί έναν αριθμό από κατελάχιστον 5 ενεργά threads με μέγιστα 10 ενεργά, με αναμονή έως και 25 εργασίες σε ουρά αναμονής εφόσον τα υπόλοιπα threads είναι απασχολημένα.</w:t>
-      </w:r>
     </w:p>
     <w:p>
       <w:pPr>
@@ -706,384 +3382,15 @@
           <w:lang w:val="el-GR"/>
         </w:rPr>
       </w:pPr>
-      <w:r>
-        <w:rPr>
-          <w:rStyle w:val="SourceText"/>
-          <w:rFonts w:ascii="Liberation Serif" w:hAnsi="Liberation Serif"/>
-          <w:color w:val="000000"/>
-          <w:sz w:val="22"/>
-          <w:szCs w:val="22"/>
-          <w:lang/>
-        </w:rPr>
-        <w:t xml:space="preserve">Παράλληλα, </w:t>
-      </w:r>
-      <w:r>
-        <w:rPr>
-          <w:rStyle w:val="SourceText"/>
-          <w:rFonts w:ascii="Liberation Serif" w:hAnsi="Liberation Serif"/>
-          <w:color w:val="000000"/>
-          <w:sz w:val="22"/>
-          <w:szCs w:val="22"/>
-          <w:lang w:val="el-GR"/>
-        </w:rPr>
-        <w:t xml:space="preserve">χρησιμοποιώντας το </w:t>
-      </w:r>
-      <w:r>
-        <w:rPr>
-          <w:rStyle w:val="SourceText"/>
-          <w:rFonts w:ascii="Liberation Serif" w:hAnsi="Liberation Serif"/>
-          <w:color w:val="000000"/>
-          <w:sz w:val="22"/>
-          <w:szCs w:val="22"/>
-          <w:lang/>
-        </w:rPr>
-        <w:t>annotation</w:t>
-      </w:r>
-      <w:r>
-        <w:rPr>
-          <w:rStyle w:val="SourceText"/>
-          <w:rFonts w:ascii="Liberation Serif" w:hAnsi="Liberation Serif"/>
-          <w:color w:val="000000"/>
-          <w:sz w:val="22"/>
-          <w:szCs w:val="22"/>
-          <w:lang w:val="el-GR"/>
-        </w:rPr>
-        <w:t xml:space="preserve"> @</w:t>
-      </w:r>
-      <w:r>
-        <w:rPr>
-          <w:rStyle w:val="SourceText"/>
-          <w:rFonts w:ascii="Liberation Serif" w:hAnsi="Liberation Serif"/>
-          <w:color w:val="000000"/>
-          <w:sz w:val="22"/>
-          <w:szCs w:val="22"/>
-          <w:lang/>
-        </w:rPr>
-        <w:t>Component</w:t>
-      </w:r>
-      <w:r>
-        <w:rPr>
-          <w:rStyle w:val="SourceText"/>
-          <w:rFonts w:ascii="Liberation Serif" w:hAnsi="Liberation Serif"/>
-          <w:color w:val="000000"/>
-          <w:sz w:val="22"/>
-          <w:szCs w:val="22"/>
-          <w:lang w:val="el-GR"/>
-        </w:rPr>
-        <w:t xml:space="preserve"> </w:t>
-      </w:r>
-      <w:r>
-        <w:rPr>
-          <w:rStyle w:val="SourceText"/>
-          <w:rFonts w:ascii="Liberation Serif" w:hAnsi="Liberation Serif"/>
-          <w:color w:val="000000"/>
-          <w:sz w:val="22"/>
-          <w:szCs w:val="22"/>
-          <w:lang w:val="el-GR"/>
-        </w:rPr>
-        <w:t xml:space="preserve">σε κάθε υλοποίηση του </w:t>
-      </w:r>
-      <w:proofErr w:type="spellStart"/>
-      <w:r>
-        <w:rPr>
-          <w:rStyle w:val="SourceText"/>
-          <w:rFonts w:ascii="Liberation Serif" w:hAnsi="Liberation Serif"/>
-          <w:color w:val="000000"/>
-          <w:sz w:val="22"/>
-          <w:szCs w:val="22"/>
-          <w:lang/>
-        </w:rPr>
-        <w:t>ShippingStrategy</w:t>
-      </w:r>
-      <w:proofErr w:type="spellEnd"/>
-      <w:r>
-        <w:rPr>
-          <w:rStyle w:val="SourceText"/>
-          <w:rFonts w:ascii="Liberation Serif" w:hAnsi="Liberation Serif"/>
-          <w:color w:val="000000"/>
-          <w:sz w:val="22"/>
-          <w:szCs w:val="22"/>
-          <w:lang w:val="el-GR"/>
-        </w:rPr>
-        <w:t xml:space="preserve"> </w:t>
-      </w:r>
-      <w:r>
-        <w:rPr>
-          <w:rStyle w:val="SourceText"/>
-          <w:rFonts w:ascii="Liberation Serif" w:hAnsi="Liberation Serif"/>
-          <w:color w:val="000000"/>
-          <w:sz w:val="22"/>
-          <w:szCs w:val="22"/>
-          <w:lang/>
-        </w:rPr>
-        <w:t>Interface</w:t>
-      </w:r>
-      <w:r>
-        <w:rPr>
-          <w:rStyle w:val="SourceText"/>
-          <w:rFonts w:ascii="Liberation Serif" w:hAnsi="Liberation Serif"/>
-          <w:color w:val="000000"/>
-          <w:sz w:val="22"/>
-          <w:szCs w:val="22"/>
-          <w:lang w:val="el-GR"/>
-        </w:rPr>
-        <w:t xml:space="preserve">, </w:t>
-      </w:r>
-      <w:r>
-        <w:rPr>
-          <w:rStyle w:val="SourceText"/>
-          <w:rFonts w:ascii="Liberation Serif" w:hAnsi="Liberation Serif"/>
-          <w:color w:val="000000"/>
-          <w:sz w:val="22"/>
-          <w:szCs w:val="22"/>
-          <w:lang w:val="el-GR"/>
-        </w:rPr>
-        <w:t xml:space="preserve">το </w:t>
-      </w:r>
-      <w:r>
-        <w:rPr>
-          <w:rStyle w:val="SourceText"/>
-          <w:rFonts w:ascii="Liberation Serif" w:hAnsi="Liberation Serif"/>
-          <w:color w:val="000000"/>
-          <w:sz w:val="22"/>
-          <w:szCs w:val="22"/>
-          <w:lang/>
-        </w:rPr>
-        <w:t>Spring</w:t>
-      </w:r>
-      <w:r>
-        <w:rPr>
-          <w:rStyle w:val="SourceText"/>
-          <w:rFonts w:ascii="Liberation Serif" w:hAnsi="Liberation Serif"/>
-          <w:color w:val="000000"/>
-          <w:sz w:val="22"/>
-          <w:szCs w:val="22"/>
-          <w:lang w:val="el-GR"/>
-        </w:rPr>
-        <w:t xml:space="preserve"> </w:t>
-      </w:r>
-      <w:r>
-        <w:rPr>
-          <w:rStyle w:val="SourceText"/>
-          <w:rFonts w:ascii="Liberation Serif" w:hAnsi="Liberation Serif"/>
-          <w:color w:val="000000"/>
-          <w:sz w:val="22"/>
-          <w:szCs w:val="22"/>
-          <w:lang w:val="el-GR"/>
-        </w:rPr>
-        <w:t xml:space="preserve">σαρώνει το </w:t>
-      </w:r>
-      <w:proofErr w:type="spellStart"/>
-      <w:r>
-        <w:rPr>
-          <w:rStyle w:val="SourceText"/>
-          <w:rFonts w:ascii="Liberation Serif" w:hAnsi="Liberation Serif"/>
-          <w:color w:val="000000"/>
-          <w:sz w:val="22"/>
-          <w:szCs w:val="22"/>
-          <w:lang/>
-        </w:rPr>
-        <w:t>classpath</w:t>
-      </w:r>
-      <w:proofErr w:type="spellEnd"/>
-      <w:r>
-        <w:rPr>
-          <w:rStyle w:val="SourceText"/>
-          <w:rFonts w:ascii="Liberation Serif" w:hAnsi="Liberation Serif"/>
-          <w:color w:val="000000"/>
-          <w:sz w:val="22"/>
-          <w:szCs w:val="22"/>
-          <w:lang w:val="el-GR"/>
-        </w:rPr>
-        <w:t xml:space="preserve"> </w:t>
-      </w:r>
-      <w:r>
-        <w:rPr>
-          <w:rStyle w:val="SourceText"/>
-          <w:rFonts w:ascii="Liberation Serif" w:hAnsi="Liberation Serif"/>
-          <w:color w:val="000000"/>
-          <w:sz w:val="22"/>
-          <w:szCs w:val="22"/>
-          <w:lang w:val="el-GR"/>
-        </w:rPr>
-        <w:t xml:space="preserve">κατά την εκκίνηση. Η κλάση </w:t>
-      </w:r>
-      <w:proofErr w:type="spellStart"/>
-      <w:r>
-        <w:rPr>
-          <w:rStyle w:val="SourceText"/>
-          <w:rFonts w:ascii="Liberation Serif" w:hAnsi="Liberation Serif"/>
-          <w:color w:val="000000"/>
-          <w:sz w:val="22"/>
-          <w:szCs w:val="22"/>
-          <w:lang/>
-        </w:rPr>
-        <w:t>ShippingContext</w:t>
-      </w:r>
-      <w:proofErr w:type="spellEnd"/>
-      <w:r>
-        <w:rPr>
-          <w:rStyle w:val="SourceText"/>
-          <w:rFonts w:ascii="Liberation Serif" w:hAnsi="Liberation Serif"/>
-          <w:color w:val="000000"/>
-          <w:sz w:val="22"/>
-          <w:szCs w:val="22"/>
-          <w:lang w:val="el-GR"/>
-        </w:rPr>
-        <w:t xml:space="preserve"> </w:t>
-      </w:r>
-      <w:r>
-        <w:rPr>
-          <w:rStyle w:val="SourceText"/>
-          <w:rFonts w:ascii="Liberation Serif" w:hAnsi="Liberation Serif"/>
-          <w:color w:val="000000"/>
-          <w:sz w:val="22"/>
-          <w:szCs w:val="22"/>
-          <w:lang w:val="el-GR"/>
-        </w:rPr>
-        <w:t xml:space="preserve">δέχεται στον </w:t>
-      </w:r>
-      <w:r>
-        <w:rPr>
-          <w:rStyle w:val="SourceText"/>
-          <w:rFonts w:ascii="Liberation Serif" w:hAnsi="Liberation Serif"/>
-          <w:color w:val="000000"/>
-          <w:sz w:val="22"/>
-          <w:szCs w:val="22"/>
-          <w:lang/>
-        </w:rPr>
-        <w:t>constructor</w:t>
-      </w:r>
-      <w:r>
-        <w:rPr>
-          <w:rStyle w:val="SourceText"/>
-          <w:rFonts w:ascii="Liberation Serif" w:hAnsi="Liberation Serif"/>
-          <w:color w:val="000000"/>
-          <w:sz w:val="22"/>
-          <w:szCs w:val="22"/>
-          <w:lang w:val="el-GR"/>
-        </w:rPr>
-        <w:t xml:space="preserve"> </w:t>
-      </w:r>
-      <w:r>
-        <w:rPr>
-          <w:rStyle w:val="SourceText"/>
-          <w:rFonts w:ascii="Liberation Serif" w:hAnsi="Liberation Serif"/>
-          <w:color w:val="000000"/>
-          <w:sz w:val="22"/>
-          <w:szCs w:val="22"/>
-          <w:lang w:val="el-GR"/>
-        </w:rPr>
-        <w:t xml:space="preserve">της μία λίστα απο </w:t>
-      </w:r>
-      <w:proofErr w:type="spellStart"/>
-      <w:r>
-        <w:rPr>
-          <w:rStyle w:val="SourceText"/>
-          <w:rFonts w:ascii="Liberation Serif" w:hAnsi="Liberation Serif"/>
-          <w:color w:val="000000"/>
-          <w:sz w:val="22"/>
-          <w:szCs w:val="22"/>
-          <w:lang/>
-        </w:rPr>
-        <w:t>ShippingStrategy</w:t>
-      </w:r>
-      <w:proofErr w:type="spellEnd"/>
-      <w:r>
-        <w:rPr>
-          <w:rStyle w:val="SourceText"/>
-          <w:rFonts w:ascii="Liberation Serif" w:hAnsi="Liberation Serif"/>
-          <w:color w:val="000000"/>
-          <w:sz w:val="22"/>
-          <w:szCs w:val="22"/>
-          <w:lang w:val="el-GR"/>
-        </w:rPr>
-        <w:t xml:space="preserve">, αυτό βοηθάει το </w:t>
-      </w:r>
-      <w:r>
-        <w:rPr>
-          <w:rStyle w:val="SourceText"/>
-          <w:rFonts w:ascii="Liberation Serif" w:hAnsi="Liberation Serif"/>
-          <w:color w:val="000000"/>
-          <w:sz w:val="22"/>
-          <w:szCs w:val="22"/>
-          <w:lang/>
-        </w:rPr>
-        <w:t>Framework</w:t>
-      </w:r>
-      <w:r>
-        <w:rPr>
-          <w:rStyle w:val="SourceText"/>
-          <w:rFonts w:ascii="Liberation Serif" w:hAnsi="Liberation Serif"/>
-          <w:color w:val="000000"/>
-          <w:sz w:val="22"/>
-          <w:szCs w:val="22"/>
-          <w:lang w:val="el-GR"/>
-        </w:rPr>
-        <w:t xml:space="preserve"> </w:t>
-      </w:r>
-      <w:r>
-        <w:rPr>
-          <w:rStyle w:val="SourceText"/>
-          <w:rFonts w:ascii="Liberation Serif" w:hAnsi="Liberation Serif"/>
-          <w:color w:val="000000"/>
-          <w:sz w:val="22"/>
-          <w:szCs w:val="22"/>
-          <w:lang w:val="el-GR"/>
-        </w:rPr>
-        <w:t>να εντοπίσει όλες τις διαθέσιμες στρατηγικές χρέωσης και να τις τοποθετεί στη λίστα αυτόματα.</w:t>
-      </w:r>
     </w:p>
     <w:p>
       <w:pPr>
         <w:pStyle w:val="Standard"/>
         <w:jc w:val="both"/>
+        <w:rPr>
+          <w:lang w:val="el-GR"/>
+        </w:rPr>
       </w:pPr>
-      <w:r>
-        <w:rPr>
-          <w:rStyle w:val="SourceText"/>
-          <w:rFonts w:ascii="Liberation Serif" w:hAnsi="Liberation Serif"/>
-          <w:color w:val="000000"/>
-          <w:sz w:val="22"/>
-          <w:szCs w:val="22"/>
-          <w:lang/>
-        </w:rPr>
-        <w:t xml:space="preserve">Στις πρώτες εκτελέσεις του client query παρατηρήθηκε πως πάντοτε τα πρώτα respond επιστρέφονταν πάντα σε χρόνο μεγαλύτερο των 200ms. Αυτό οφειλόταν στο Just In Time (JIT) Intervention. Το JIT παρακολουθεί ποια τμήματα του κώδικα εκτελούνται συχνά, στο προκειμένο project, τα API endpoints. Όταν το JIT τα εντοπίσει τα μετατρέπει σε Native Machine Code και το αποθηκεύει στη Code Cache. Αυτό έχει ως αποτέλεσμα να καθυστερεί η απάντηση στη πρώτη κλήση ενώ οι επόμενες απαντήσεις έρχονται σχεδόν  ακαριαία τα επόμενα responses. Για να ενεργοποιηθεί αυτή η διαδικασία άμεσα με την εκκείνηση της εφαρμογής και όχι έπειτα από τη πρώτη κλήση, με την εκκίνηση του project αμέσως εκτελείται ένα query στο συγκεκριμένο endpoint με dummy δεδομένα επιτυγχάνοντας το caching του συγκεκριμένου endpoint. Το </w:t>
-      </w:r>
-      <w:r>
-        <w:rPr>
-          <w:rStyle w:val="SourceText"/>
-          <w:rFonts w:ascii="Liberation Serif" w:hAnsi="Liberation Serif"/>
-          <w:color w:val="000000"/>
-          <w:sz w:val="22"/>
-          <w:szCs w:val="22"/>
-          <w:lang/>
-        </w:rPr>
-        <w:lastRenderedPageBreak/>
-        <w:t xml:space="preserve">query αυτό γίνεται consumed από τη διαχειριστική κλάση αυτών των query, δηλαδή την OrderAsyncService η οποία αναγνωρίζει το dummy body του (ή αλλιως: "WARMUP_BOT") και το αγνοεί και έτσι τα επόμενα queries επιτυγχάνονται </w:t>
-      </w:r>
-      <w:r>
-        <w:rPr>
-          <w:rStyle w:val="SourceText"/>
-          <w:rFonts w:ascii="Liberation Serif" w:hAnsi="Liberation Serif"/>
-          <w:color w:val="000000"/>
-          <w:sz w:val="22"/>
-          <w:szCs w:val="22"/>
-          <w:lang w:val="el-GR"/>
-        </w:rPr>
-        <w:t>ακαριαία</w:t>
-      </w:r>
-      <w:r>
-        <w:rPr>
-          <w:rStyle w:val="SourceText"/>
-          <w:rFonts w:ascii="Liberation Serif" w:hAnsi="Liberation Serif"/>
-          <w:color w:val="000000"/>
-          <w:sz w:val="22"/>
-          <w:szCs w:val="22"/>
-          <w:lang/>
-        </w:rPr>
-        <w:t>.</w:t>
-      </w:r>
     </w:p>
     <w:p>
       <w:pPr>
@@ -1112,7 +3419,7 @@
                     <pic:cNvPicPr/>
                   </pic:nvPicPr>
                   <pic:blipFill>
-                    <a:blip r:embed="rId10">
+                    <a:blip r:embed="rId9">
                       <a:extLst>
                         <a:ext uri="{28A0092B-C50C-407E-A947-70E740481C1C}">
                           <a14:useLocalDpi xmlns:a14="http://schemas.microsoft.com/office/drawing/2010/main" val="0"/>
@@ -1188,7 +3495,7 @@
           <w:noProof/>
           <w:lang w:val="el-GR"/>
         </w:rPr>
-        <w:t>1</w:t>
+        <w:t>2</w:t>
       </w:r>
       <w:r>
         <w:fldChar w:fldCharType="end"/>
@@ -1220,15 +3527,6 @@
         </w:rPr>
         <w:t>χρέωση</w:t>
       </w:r>
-    </w:p>
-    <w:p>
-      <w:pPr>
-        <w:pStyle w:val="Standard"/>
-        <w:jc w:val="both"/>
-        <w:rPr>
-          <w:lang w:val="el-GR"/>
-        </w:rPr>
-      </w:pPr>
       <w:r>
         <w:rPr>
           <w:noProof/>
@@ -1317,6 +3615,9 @@
       <w:pPr>
         <w:pStyle w:val="Standard"/>
         <w:jc w:val="both"/>
+        <w:rPr>
+          <w:lang w:val="el-GR"/>
+        </w:rPr>
       </w:pPr>
       <w:r>
         <w:rPr>
@@ -1324,1023 +3625,62 @@
           <w:rFonts w:ascii="Liberation Serif" w:hAnsi="Liberation Serif"/>
           <w:sz w:val="22"/>
           <w:szCs w:val="22"/>
-          <w:lang/>
-        </w:rPr>
-        <w:t xml:space="preserve">Sub-section:: </w:t>
-      </w:r>
-      <w:r>
-        <w:rPr>
-          <w:rStyle w:val="SourceText"/>
-          <w:rFonts w:ascii="Liberation Serif" w:hAnsi="Liberation Serif"/>
-          <w:b/>
-          <w:bCs/>
-          <w:sz w:val="22"/>
-          <w:szCs w:val="22"/>
-          <w:lang/>
+        </w:rPr>
+        <w:lastRenderedPageBreak/>
+        <w:t>Sub</w:t>
+      </w:r>
+      <w:r>
+        <w:rPr>
+          <w:rStyle w:val="SourceText"/>
+          <w:rFonts w:ascii="Liberation Serif" w:hAnsi="Liberation Serif"/>
+          <w:sz w:val="22"/>
+          <w:szCs w:val="22"/>
+          <w:lang w:val="el-GR"/>
+        </w:rPr>
+        <w:t>-</w:t>
+      </w:r>
+      <w:proofErr w:type="gramStart"/>
+      <w:r>
+        <w:rPr>
+          <w:rStyle w:val="SourceText"/>
+          <w:rFonts w:ascii="Liberation Serif" w:hAnsi="Liberation Serif"/>
+          <w:sz w:val="22"/>
+          <w:szCs w:val="22"/>
+        </w:rPr>
+        <w:t>section</w:t>
+      </w:r>
+      <w:r>
+        <w:rPr>
+          <w:rStyle w:val="SourceText"/>
+          <w:rFonts w:ascii="Liberation Serif" w:hAnsi="Liberation Serif"/>
+          <w:sz w:val="22"/>
+          <w:szCs w:val="22"/>
+          <w:lang w:val="el-GR"/>
+        </w:rPr>
+        <w:t>::</w:t>
+      </w:r>
+      <w:proofErr w:type="gramEnd"/>
+      <w:r>
+        <w:rPr>
+          <w:rStyle w:val="SourceText"/>
+          <w:rFonts w:ascii="Liberation Serif" w:hAnsi="Liberation Serif"/>
+          <w:sz w:val="22"/>
+          <w:szCs w:val="22"/>
+          <w:lang w:val="el-GR"/>
+        </w:rPr>
+        <w:t xml:space="preserve"> </w:t>
+      </w:r>
+      <w:r>
+        <w:rPr>
+          <w:rStyle w:val="SourceText"/>
+          <w:rFonts w:ascii="Liberation Serif" w:hAnsi="Liberation Serif"/>
+          <w:b/>
+          <w:bCs/>
+          <w:sz w:val="22"/>
+          <w:szCs w:val="22"/>
+          <w:lang w:val="el-GR"/>
         </w:rPr>
         <w:t>Στρατηγική κοστολόγησης</w:t>
-      </w:r>
-    </w:p>
-    <w:p>
-      <w:pPr>
-        <w:pStyle w:val="Standard"/>
-        <w:jc w:val="both"/>
-        <w:rPr>
-          <w:rFonts w:eastAsia="Noto Sans Mono CJK SC" w:cs="Liberation Mono"/>
-          <w:sz w:val="22"/>
-          <w:szCs w:val="22"/>
-          <w:lang/>
-        </w:rPr>
-      </w:pPr>
-      <w:r>
-        <w:rPr>
-          <w:rStyle w:val="SourceText"/>
-          <w:rFonts w:ascii="Liberation Serif" w:hAnsi="Liberation Serif"/>
-          <w:sz w:val="22"/>
-          <w:szCs w:val="22"/>
-          <w:lang/>
-        </w:rPr>
-        <w:t xml:space="preserve">Σε αυτή την ενότητα θα αναλυθεί η </w:t>
-      </w:r>
-      <w:r>
-        <w:rPr>
-          <w:rStyle w:val="SourceText"/>
-          <w:rFonts w:ascii="Liberation Serif" w:hAnsi="Liberation Serif"/>
-          <w:b/>
-          <w:bCs/>
-          <w:sz w:val="22"/>
-          <w:szCs w:val="22"/>
-          <w:lang/>
-        </w:rPr>
-        <w:t>στρατ</w:t>
-      </w:r>
-      <w:r>
-        <w:rPr>
-          <w:rStyle w:val="SourceText"/>
-          <w:rFonts w:ascii="Liberation Serif" w:hAnsi="Liberation Serif"/>
-          <w:b/>
-          <w:bCs/>
-          <w:sz w:val="22"/>
-          <w:szCs w:val="22"/>
-          <w:lang w:val="el-GR"/>
-        </w:rPr>
-        <w:t>η</w:t>
-      </w:r>
-      <w:r>
-        <w:rPr>
-          <w:rStyle w:val="SourceText"/>
-          <w:rFonts w:ascii="Liberation Serif" w:hAnsi="Liberation Serif"/>
-          <w:b/>
-          <w:bCs/>
-          <w:sz w:val="22"/>
-          <w:szCs w:val="22"/>
-          <w:lang/>
-        </w:rPr>
-        <w:t xml:space="preserve">γική κοστολόγησης. </w:t>
-      </w:r>
-      <w:r>
-        <w:rPr>
-          <w:rStyle w:val="SourceText"/>
-          <w:rFonts w:ascii="Liberation Serif" w:hAnsi="Liberation Serif"/>
-          <w:sz w:val="22"/>
-          <w:szCs w:val="22"/>
-          <w:lang/>
-        </w:rPr>
-        <w:t xml:space="preserve">Το προγραμματιστικό πρότυπο που ακολουθήθηκε είναι το «Abstract Factory». Όταν ο client στείλει GET στο URI  </w:t>
-      </w:r>
-      <w:hyperlink r:id="rId11" w:history="1">
-        <w:r>
-          <w:rPr>
-            <w:rStyle w:val="SourceText"/>
-            <w:rFonts w:ascii="Liberation Serif" w:hAnsi="Liberation Serif"/>
-            <w:sz w:val="22"/>
-            <w:szCs w:val="22"/>
-            <w:lang/>
-          </w:rPr>
-          <w:t>http://localhost:8080/vehicles/init?type=Drone</w:t>
-        </w:r>
-      </w:hyperlink>
-      <w:r>
-        <w:rPr>
-          <w:rStyle w:val="SourceText"/>
-          <w:rFonts w:ascii="Liberation Serif" w:hAnsi="Liberation Serif"/>
-          <w:sz w:val="22"/>
-          <w:szCs w:val="22"/>
-          <w:lang/>
-        </w:rPr>
-        <w:t xml:space="preserve">, το Controller «VehicleController» </w:t>
-      </w:r>
-      <w:r>
-        <w:rPr>
-          <w:rStyle w:val="SourceText"/>
-          <w:rFonts w:ascii="Liberation Serif" w:hAnsi="Liberation Serif"/>
-          <w:sz w:val="22"/>
-          <w:szCs w:val="22"/>
-          <w:lang w:val="el-GR"/>
-        </w:rPr>
-        <w:t>καλεί</w:t>
-      </w:r>
-      <w:r>
-        <w:rPr>
-          <w:rStyle w:val="SourceText"/>
-          <w:rFonts w:ascii="Liberation Serif" w:hAnsi="Liberation Serif"/>
-          <w:sz w:val="22"/>
-          <w:szCs w:val="22"/>
-          <w:lang/>
-        </w:rPr>
-        <w:t xml:space="preserve"> </w:t>
-      </w:r>
-      <w:r>
-        <w:rPr>
-          <w:rStyle w:val="SourceText"/>
-          <w:rFonts w:ascii="Liberation Serif" w:hAnsi="Liberation Serif"/>
-          <w:sz w:val="22"/>
-          <w:szCs w:val="22"/>
-          <w:lang w:val="el-GR"/>
-        </w:rPr>
-        <w:t>τη</w:t>
-      </w:r>
-      <w:r>
-        <w:rPr>
-          <w:rStyle w:val="SourceText"/>
-          <w:rFonts w:ascii="Liberation Serif" w:hAnsi="Liberation Serif"/>
-          <w:sz w:val="22"/>
-          <w:szCs w:val="22"/>
-          <w:lang/>
-        </w:rPr>
-        <w:t xml:space="preserve"> </w:t>
-      </w:r>
-      <w:r>
-        <w:rPr>
-          <w:rStyle w:val="SourceText"/>
-          <w:rFonts w:ascii="Liberation Serif" w:hAnsi="Liberation Serif"/>
-          <w:sz w:val="22"/>
-          <w:szCs w:val="22"/>
-          <w:lang w:val="el-GR"/>
-        </w:rPr>
-        <w:t>κλάση</w:t>
-      </w:r>
-      <w:r>
-        <w:rPr>
-          <w:rStyle w:val="SourceText"/>
-          <w:rFonts w:ascii="Liberation Serif" w:hAnsi="Liberation Serif"/>
-          <w:sz w:val="22"/>
-          <w:szCs w:val="22"/>
-          <w:lang/>
-        </w:rPr>
-        <w:t xml:space="preserve"> </w:t>
-      </w:r>
-      <w:r>
-        <w:rPr>
-          <w:rFonts w:eastAsia="Noto Sans Mono CJK SC" w:cs="Liberation Mono"/>
-          <w:sz w:val="22"/>
-          <w:szCs w:val="22"/>
-          <w:lang/>
-        </w:rPr>
-        <w:t>LogisticsVehicleFactory</w:t>
-      </w:r>
-      <w:r>
-        <w:rPr>
-          <w:rFonts w:eastAsia="Noto Sans Mono CJK SC" w:cs="Liberation Mono"/>
-          <w:sz w:val="22"/>
-          <w:szCs w:val="22"/>
-          <w:lang/>
-        </w:rPr>
-        <w:t xml:space="preserve"> </w:t>
-      </w:r>
-      <w:r>
-        <w:rPr>
-          <w:rFonts w:eastAsia="Noto Sans Mono CJK SC" w:cs="Liberation Mono"/>
-          <w:sz w:val="22"/>
-          <w:szCs w:val="22"/>
-          <w:lang w:val="el-GR"/>
-        </w:rPr>
-        <w:t>η</w:t>
-      </w:r>
-      <w:r>
-        <w:rPr>
-          <w:rFonts w:eastAsia="Noto Sans Mono CJK SC" w:cs="Liberation Mono"/>
-          <w:sz w:val="22"/>
-          <w:szCs w:val="22"/>
-          <w:lang/>
-        </w:rPr>
-        <w:t xml:space="preserve"> </w:t>
-      </w:r>
-      <w:r>
-        <w:rPr>
-          <w:rFonts w:eastAsia="Noto Sans Mono CJK SC" w:cs="Liberation Mono"/>
-          <w:sz w:val="22"/>
-          <w:szCs w:val="22"/>
-          <w:lang w:val="el-GR"/>
-        </w:rPr>
-        <w:t>οποία</w:t>
-      </w:r>
-      <w:r>
-        <w:rPr>
-          <w:rFonts w:eastAsia="Noto Sans Mono CJK SC" w:cs="Liberation Mono"/>
-          <w:sz w:val="22"/>
-          <w:szCs w:val="22"/>
-          <w:lang/>
-        </w:rPr>
-        <w:t xml:space="preserve"> </w:t>
-      </w:r>
-      <w:r>
-        <w:rPr>
-          <w:rFonts w:eastAsia="Noto Sans Mono CJK SC" w:cs="Liberation Mono"/>
-          <w:sz w:val="22"/>
-          <w:szCs w:val="22"/>
-          <w:lang w:val="el-GR"/>
-        </w:rPr>
-        <w:t>βρίσκει</w:t>
-      </w:r>
-      <w:r>
-        <w:rPr>
-          <w:rFonts w:eastAsia="Noto Sans Mono CJK SC" w:cs="Liberation Mono"/>
-          <w:sz w:val="22"/>
-          <w:szCs w:val="22"/>
-          <w:lang/>
-        </w:rPr>
-        <w:t xml:space="preserve"> </w:t>
-      </w:r>
-      <w:r>
-        <w:rPr>
-          <w:rFonts w:eastAsia="Noto Sans Mono CJK SC" w:cs="Liberation Mono"/>
-          <w:sz w:val="22"/>
-          <w:szCs w:val="22"/>
-          <w:lang w:val="el-GR"/>
-        </w:rPr>
-        <w:t>τη</w:t>
-      </w:r>
-      <w:r>
-        <w:rPr>
-          <w:rFonts w:eastAsia="Noto Sans Mono CJK SC" w:cs="Liberation Mono"/>
-          <w:sz w:val="22"/>
-          <w:szCs w:val="22"/>
-          <w:lang/>
-        </w:rPr>
-        <w:t xml:space="preserve"> </w:t>
-      </w:r>
-      <w:r>
-        <w:rPr>
-          <w:rFonts w:eastAsia="Noto Sans Mono CJK SC" w:cs="Liberation Mono"/>
-          <w:sz w:val="22"/>
-          <w:szCs w:val="22"/>
-          <w:lang w:val="el-GR"/>
-        </w:rPr>
-        <w:t>κατάλληλη</w:t>
-      </w:r>
-      <w:r>
-        <w:rPr>
-          <w:rFonts w:eastAsia="Noto Sans Mono CJK SC" w:cs="Liberation Mono"/>
-          <w:sz w:val="22"/>
-          <w:szCs w:val="22"/>
-          <w:lang/>
-        </w:rPr>
-        <w:t xml:space="preserve"> </w:t>
-      </w:r>
-      <w:r>
-        <w:rPr>
-          <w:rFonts w:eastAsia="Noto Sans Mono CJK SC" w:cs="Liberation Mono"/>
-          <w:sz w:val="22"/>
-          <w:szCs w:val="22"/>
-          <w:lang w:val="el-GR"/>
-        </w:rPr>
-        <w:t>υλοποίηση</w:t>
-      </w:r>
-      <w:r>
-        <w:rPr>
-          <w:rFonts w:eastAsia="Noto Sans Mono CJK SC" w:cs="Liberation Mono"/>
-          <w:sz w:val="22"/>
-          <w:szCs w:val="22"/>
-          <w:lang/>
-        </w:rPr>
-        <w:t xml:space="preserve"> </w:t>
-      </w:r>
-      <w:r>
-        <w:rPr>
-          <w:rFonts w:eastAsia="Noto Sans Mono CJK SC" w:cs="Liberation Mono"/>
-          <w:sz w:val="22"/>
-          <w:szCs w:val="22"/>
-          <w:lang w:val="el-GR"/>
-        </w:rPr>
-        <w:t>του</w:t>
-      </w:r>
-      <w:r>
-        <w:rPr>
-          <w:rFonts w:eastAsia="Noto Sans Mono CJK SC" w:cs="Liberation Mono"/>
-          <w:sz w:val="22"/>
-          <w:szCs w:val="22"/>
-          <w:lang/>
-        </w:rPr>
-        <w:t xml:space="preserve"> </w:t>
-      </w:r>
-      <w:r>
-        <w:rPr>
-          <w:rFonts w:eastAsia="Noto Sans Mono CJK SC" w:cs="Liberation Mono"/>
-          <w:sz w:val="22"/>
-          <w:szCs w:val="22"/>
-          <w:lang/>
-        </w:rPr>
-        <w:t>VehicleFactory</w:t>
-      </w:r>
-      <w:r>
-        <w:rPr>
-          <w:rFonts w:eastAsia="Noto Sans Mono CJK SC" w:cs="Liberation Mono"/>
-          <w:sz w:val="22"/>
-          <w:szCs w:val="22"/>
-          <w:lang/>
-        </w:rPr>
-        <w:t xml:space="preserve"> </w:t>
-      </w:r>
-      <w:r>
-        <w:rPr>
-          <w:rFonts w:eastAsia="Noto Sans Mono CJK SC" w:cs="Liberation Mono"/>
-          <w:sz w:val="22"/>
-          <w:szCs w:val="22"/>
-          <w:lang w:val="el-GR"/>
-        </w:rPr>
-        <w:t>βάση</w:t>
-      </w:r>
-      <w:r>
-        <w:rPr>
-          <w:rFonts w:eastAsia="Noto Sans Mono CJK SC" w:cs="Liberation Mono"/>
-          <w:sz w:val="22"/>
-          <w:szCs w:val="22"/>
-          <w:lang/>
-        </w:rPr>
-        <w:t xml:space="preserve"> </w:t>
-      </w:r>
-      <w:r>
-        <w:rPr>
-          <w:rFonts w:eastAsia="Noto Sans Mono CJK SC" w:cs="Liberation Mono"/>
-          <w:sz w:val="22"/>
-          <w:szCs w:val="22"/>
-          <w:lang w:val="el-GR"/>
-        </w:rPr>
-        <w:t>του</w:t>
-      </w:r>
-      <w:r>
-        <w:rPr>
-          <w:rFonts w:eastAsia="Noto Sans Mono CJK SC" w:cs="Liberation Mono"/>
-          <w:sz w:val="22"/>
-          <w:szCs w:val="22"/>
-          <w:lang/>
-        </w:rPr>
-        <w:t xml:space="preserve"> body </w:t>
-      </w:r>
-      <w:r>
-        <w:rPr>
-          <w:rFonts w:eastAsia="Noto Sans Mono CJK SC" w:cs="Liberation Mono"/>
-          <w:sz w:val="22"/>
-          <w:szCs w:val="22"/>
-          <w:lang w:val="el-GR"/>
-        </w:rPr>
-        <w:t>που</w:t>
-      </w:r>
-      <w:r>
-        <w:rPr>
-          <w:rFonts w:eastAsia="Noto Sans Mono CJK SC" w:cs="Liberation Mono"/>
-          <w:sz w:val="22"/>
-          <w:szCs w:val="22"/>
-          <w:lang/>
-        </w:rPr>
-        <w:t xml:space="preserve"> </w:t>
-      </w:r>
-      <w:r>
-        <w:rPr>
-          <w:rFonts w:eastAsia="Noto Sans Mono CJK SC" w:cs="Liberation Mono"/>
-          <w:sz w:val="22"/>
-          <w:szCs w:val="22"/>
-          <w:lang w:val="el-GR"/>
-        </w:rPr>
-        <w:t>έστειλε</w:t>
-      </w:r>
-      <w:r>
-        <w:rPr>
-          <w:rFonts w:eastAsia="Noto Sans Mono CJK SC" w:cs="Liberation Mono"/>
-          <w:sz w:val="22"/>
-          <w:szCs w:val="22"/>
-          <w:lang/>
-        </w:rPr>
-        <w:t xml:space="preserve"> </w:t>
-      </w:r>
-      <w:r>
-        <w:rPr>
-          <w:rFonts w:eastAsia="Noto Sans Mono CJK SC" w:cs="Liberation Mono"/>
-          <w:sz w:val="22"/>
-          <w:szCs w:val="22"/>
-          <w:lang w:val="el-GR"/>
-        </w:rPr>
-        <w:t>ο</w:t>
-      </w:r>
-      <w:r>
-        <w:rPr>
-          <w:rFonts w:eastAsia="Noto Sans Mono CJK SC" w:cs="Liberation Mono"/>
-          <w:sz w:val="22"/>
-          <w:szCs w:val="22"/>
-          <w:lang/>
-        </w:rPr>
-        <w:t xml:space="preserve"> </w:t>
-      </w:r>
-      <w:r>
-        <w:rPr>
-          <w:rFonts w:eastAsia="Noto Sans Mono CJK SC" w:cs="Liberation Mono"/>
-          <w:sz w:val="22"/>
-          <w:szCs w:val="22"/>
-          <w:lang w:val="el-GR"/>
-        </w:rPr>
-        <w:t>χρήστης</w:t>
-      </w:r>
-      <w:r>
-        <w:rPr>
-          <w:rFonts w:eastAsia="Noto Sans Mono CJK SC" w:cs="Liberation Mono"/>
-          <w:sz w:val="22"/>
-          <w:szCs w:val="22"/>
-          <w:lang/>
-        </w:rPr>
-        <w:t xml:space="preserve">. </w:t>
-      </w:r>
-      <w:r>
-        <w:rPr>
-          <w:rFonts w:eastAsia="Noto Sans Mono CJK SC" w:cs="Liberation Mono"/>
-          <w:sz w:val="22"/>
-          <w:szCs w:val="22"/>
-          <w:lang w:val="el-GR"/>
-        </w:rPr>
-        <w:t xml:space="preserve">Ύστερα με τη χρήση των αφαιρετικών κλάσεων, το αντικείμενο που έχει δημιουργηθεί ως </w:t>
-      </w:r>
-      <w:r>
-        <w:rPr>
-          <w:rFonts w:eastAsia="Noto Sans Mono CJK SC" w:cs="Liberation Mono"/>
-          <w:sz w:val="22"/>
-          <w:szCs w:val="22"/>
-          <w:lang/>
-        </w:rPr>
-        <w:t>Drone</w:t>
-      </w:r>
-      <w:r>
-        <w:rPr>
-          <w:rFonts w:eastAsia="Noto Sans Mono CJK SC" w:cs="Liberation Mono"/>
-          <w:sz w:val="22"/>
-          <w:szCs w:val="22"/>
-          <w:lang w:val="el-GR"/>
-        </w:rPr>
-        <w:t xml:space="preserve"> </w:t>
-      </w:r>
-      <w:r>
-        <w:rPr>
-          <w:rFonts w:eastAsia="Noto Sans Mono CJK SC" w:cs="Liberation Mono"/>
-          <w:sz w:val="22"/>
-          <w:szCs w:val="22"/>
-          <w:lang w:val="el-GR"/>
-        </w:rPr>
-        <w:t xml:space="preserve">για παράδειγμα επιτρέπει στο </w:t>
-      </w:r>
-      <w:proofErr w:type="spellStart"/>
-      <w:r>
-        <w:rPr>
-          <w:rFonts w:eastAsia="Noto Sans Mono CJK SC" w:cs="Liberation Mono"/>
-          <w:sz w:val="22"/>
-          <w:szCs w:val="22"/>
-          <w:lang/>
-        </w:rPr>
-        <w:t>VehicleRepository</w:t>
-      </w:r>
-      <w:proofErr w:type="spellEnd"/>
-      <w:r>
-        <w:rPr>
-          <w:rFonts w:eastAsia="Noto Sans Mono CJK SC" w:cs="Liberation Mono"/>
-          <w:sz w:val="22"/>
-          <w:szCs w:val="22"/>
-          <w:lang w:val="el-GR"/>
-        </w:rPr>
-        <w:t xml:space="preserve"> να το αποθηκεύσει στη βάση δεδομένων χρησιμοποιώντας το </w:t>
-      </w:r>
-      <w:r>
-        <w:rPr>
-          <w:rFonts w:eastAsia="Noto Sans Mono CJK SC" w:cs="Liberation Mono"/>
-          <w:sz w:val="22"/>
-          <w:szCs w:val="22"/>
-          <w:lang/>
-        </w:rPr>
-        <w:t>Single</w:t>
-      </w:r>
-      <w:r>
-        <w:rPr>
-          <w:rFonts w:eastAsia="Noto Sans Mono CJK SC" w:cs="Liberation Mono"/>
-          <w:sz w:val="22"/>
-          <w:szCs w:val="22"/>
-          <w:lang w:val="el-GR"/>
-        </w:rPr>
-        <w:t xml:space="preserve"> </w:t>
-      </w:r>
-      <w:r>
-        <w:rPr>
-          <w:rFonts w:eastAsia="Noto Sans Mono CJK SC" w:cs="Liberation Mono"/>
-          <w:sz w:val="22"/>
-          <w:szCs w:val="22"/>
-          <w:lang/>
-        </w:rPr>
-        <w:t>Table</w:t>
-      </w:r>
-      <w:r>
-        <w:rPr>
-          <w:rFonts w:eastAsia="Noto Sans Mono CJK SC" w:cs="Liberation Mono"/>
-          <w:sz w:val="22"/>
-          <w:szCs w:val="22"/>
-          <w:lang w:val="el-GR"/>
-        </w:rPr>
-        <w:t xml:space="preserve"> </w:t>
-      </w:r>
-      <w:r>
-        <w:rPr>
-          <w:rFonts w:eastAsia="Noto Sans Mono CJK SC" w:cs="Liberation Mono"/>
-          <w:sz w:val="22"/>
-          <w:szCs w:val="22"/>
-          <w:lang/>
-        </w:rPr>
-        <w:t>Inheritance</w:t>
-      </w:r>
-      <w:r>
-        <w:rPr>
-          <w:rFonts w:eastAsia="Noto Sans Mono CJK SC" w:cs="Liberation Mono"/>
-          <w:sz w:val="22"/>
-          <w:szCs w:val="22"/>
-          <w:lang w:val="el-GR"/>
-        </w:rPr>
-        <w:t>, όπου η διάκριση του τύπου γίνεται αυτόματα μέσω του @</w:t>
-      </w:r>
-      <w:proofErr w:type="spellStart"/>
-      <w:r>
-        <w:rPr>
-          <w:rFonts w:eastAsia="Noto Sans Mono CJK SC" w:cs="Liberation Mono"/>
-          <w:sz w:val="22"/>
-          <w:szCs w:val="22"/>
-          <w:lang/>
-        </w:rPr>
-        <w:t>DiscriminatorColumn</w:t>
-      </w:r>
-      <w:proofErr w:type="spellEnd"/>
-      <w:r>
-        <w:rPr>
-          <w:rFonts w:eastAsia="Noto Sans Mono CJK SC" w:cs="Liberation Mono"/>
-          <w:sz w:val="22"/>
-          <w:szCs w:val="22"/>
-          <w:lang w:val="el-GR"/>
-        </w:rPr>
-        <w:t xml:space="preserve">. </w:t>
-      </w:r>
-      <w:r>
-        <w:rPr>
-          <w:rFonts w:eastAsia="Noto Sans Mono CJK SC" w:cs="Liberation Mono"/>
-          <w:sz w:val="22"/>
-          <w:szCs w:val="22"/>
-          <w:lang w:val="el-GR"/>
-        </w:rPr>
-        <w:t>Στη συνέχεια</w:t>
-      </w:r>
-      <w:r>
-        <w:rPr>
-          <w:rFonts w:eastAsia="Noto Sans Mono CJK SC" w:cs="Liberation Mono"/>
-          <w:sz w:val="22"/>
-          <w:szCs w:val="22"/>
-          <w:lang w:val="el-GR"/>
-        </w:rPr>
-        <w:t xml:space="preserve"> η </w:t>
-      </w:r>
-      <w:r>
-        <w:rPr>
-          <w:rFonts w:eastAsia="Noto Sans Mono CJK SC" w:cs="Liberation Mono"/>
-          <w:sz w:val="22"/>
-          <w:szCs w:val="22"/>
-          <w:lang w:val="el-GR"/>
-        </w:rPr>
-        <w:t>διαδικασία ολοκληρώνεται με την επιστροφή της πληροφορίας στον χρήστη</w:t>
-      </w:r>
-      <w:r>
-        <w:rPr>
-          <w:rFonts w:eastAsia="Noto Sans Mono CJK SC" w:cs="Liberation Mono"/>
-          <w:sz w:val="22"/>
-          <w:szCs w:val="22"/>
-          <w:lang w:val="el-GR"/>
-        </w:rPr>
-        <w:t>,</w:t>
-      </w:r>
-      <w:r>
-        <w:rPr>
-          <w:rFonts w:eastAsia="Noto Sans Mono CJK SC" w:cs="Liberation Mono"/>
-          <w:sz w:val="22"/>
-          <w:szCs w:val="22"/>
-          <w:lang w:val="el-GR"/>
-        </w:rPr>
-        <w:t xml:space="preserve"> το </w:t>
-      </w:r>
-      <w:r>
-        <w:rPr>
-          <w:rFonts w:eastAsia="Noto Sans Mono CJK SC" w:cs="Liberation Mono"/>
-          <w:sz w:val="22"/>
-          <w:szCs w:val="22"/>
-          <w:lang/>
-        </w:rPr>
-        <w:t>service</w:t>
-      </w:r>
-      <w:r>
-        <w:rPr>
-          <w:rFonts w:eastAsia="Noto Sans Mono CJK SC" w:cs="Liberation Mono"/>
-          <w:sz w:val="22"/>
-          <w:szCs w:val="22"/>
-          <w:lang w:val="el-GR"/>
-        </w:rPr>
-        <w:t xml:space="preserve"> ανακτά τη λίστα των οχημάτων (μέσω του </w:t>
-      </w:r>
-      <w:proofErr w:type="spellStart"/>
-      <w:r>
-        <w:rPr>
-          <w:rFonts w:eastAsia="Noto Sans Mono CJK SC" w:cs="Liberation Mono"/>
-          <w:sz w:val="22"/>
-          <w:szCs w:val="22"/>
-          <w:lang/>
-        </w:rPr>
-        <w:t>findByType</w:t>
-      </w:r>
-      <w:proofErr w:type="spellEnd"/>
-      <w:r>
-        <w:rPr>
-          <w:rFonts w:eastAsia="Noto Sans Mono CJK SC" w:cs="Liberation Mono"/>
-          <w:sz w:val="22"/>
-          <w:szCs w:val="22"/>
-          <w:lang w:val="el-GR"/>
-        </w:rPr>
-        <w:t>) για να διασφαλίσει ότι επιστρέφ</w:t>
-      </w:r>
-      <w:r>
-        <w:rPr>
-          <w:rFonts w:eastAsia="Noto Sans Mono CJK SC" w:cs="Liberation Mono"/>
-          <w:sz w:val="22"/>
-          <w:szCs w:val="22"/>
-          <w:lang w:val="el-GR"/>
-        </w:rPr>
-        <w:t>εται</w:t>
-      </w:r>
-      <w:r>
-        <w:rPr>
-          <w:rFonts w:eastAsia="Noto Sans Mono CJK SC" w:cs="Liberation Mono"/>
-          <w:sz w:val="22"/>
-          <w:szCs w:val="22"/>
-          <w:lang w:val="el-GR"/>
-        </w:rPr>
-        <w:t xml:space="preserve"> η τρέχουσα κατάσταση της βάσης.</w:t>
-      </w:r>
-      <w:r>
-        <w:rPr>
-          <w:rFonts w:eastAsia="Noto Sans Mono CJK SC" w:cs="Liberation Mono"/>
-          <w:sz w:val="22"/>
-          <w:szCs w:val="22"/>
-          <w:lang w:val="el-GR"/>
-        </w:rPr>
-        <w:t xml:space="preserve"> </w:t>
-      </w:r>
-      <w:r>
-        <w:rPr>
-          <w:rFonts w:eastAsia="Noto Sans Mono CJK SC" w:cs="Liberation Mono"/>
-          <w:sz w:val="22"/>
-          <w:szCs w:val="22"/>
-          <w:lang w:val="el-GR"/>
-        </w:rPr>
-        <w:t xml:space="preserve">Όταν η λίστα με τα </w:t>
-      </w:r>
-      <w:r>
-        <w:rPr>
-          <w:rFonts w:eastAsia="Noto Sans Mono CJK SC" w:cs="Liberation Mono"/>
-          <w:sz w:val="22"/>
-          <w:szCs w:val="22"/>
-          <w:lang/>
-        </w:rPr>
-        <w:t>Vehicle</w:t>
-      </w:r>
-      <w:r>
-        <w:rPr>
-          <w:rFonts w:eastAsia="Noto Sans Mono CJK SC" w:cs="Liberation Mono"/>
-          <w:sz w:val="22"/>
-          <w:szCs w:val="22"/>
-          <w:lang w:val="el-GR"/>
-        </w:rPr>
-        <w:t xml:space="preserve"> επιστρέψει στον </w:t>
-      </w:r>
-      <w:proofErr w:type="spellStart"/>
-      <w:r>
-        <w:rPr>
-          <w:rFonts w:eastAsia="Noto Sans Mono CJK SC" w:cs="Liberation Mono"/>
-          <w:sz w:val="22"/>
-          <w:szCs w:val="22"/>
-          <w:lang/>
-        </w:rPr>
-        <w:t>VehicleController</w:t>
-      </w:r>
-      <w:proofErr w:type="spellEnd"/>
-      <w:r>
-        <w:rPr>
-          <w:rFonts w:eastAsia="Noto Sans Mono CJK SC" w:cs="Liberation Mono"/>
-          <w:sz w:val="22"/>
-          <w:szCs w:val="22"/>
-          <w:lang w:val="el-GR"/>
-        </w:rPr>
-        <w:t xml:space="preserve">, ξεκινά η διαδικασία του </w:t>
-      </w:r>
-      <w:r>
-        <w:rPr>
-          <w:rFonts w:eastAsia="Noto Sans Mono CJK SC" w:cs="Liberation Mono"/>
-          <w:sz w:val="22"/>
-          <w:szCs w:val="22"/>
-          <w:lang/>
-        </w:rPr>
-        <w:t>m</w:t>
-      </w:r>
-      <w:r>
-        <w:rPr>
-          <w:rFonts w:eastAsia="Noto Sans Mono CJK SC" w:cs="Liberation Mono"/>
-          <w:sz w:val="22"/>
-          <w:szCs w:val="22"/>
-          <w:lang/>
-        </w:rPr>
-        <w:t>apping</w:t>
-      </w:r>
-      <w:r>
-        <w:rPr>
-          <w:rFonts w:eastAsia="Noto Sans Mono CJK SC" w:cs="Liberation Mono"/>
-          <w:sz w:val="22"/>
-          <w:szCs w:val="22"/>
-          <w:lang w:val="el-GR"/>
-        </w:rPr>
-        <w:t xml:space="preserve">. </w:t>
-      </w:r>
-      <w:r>
-        <w:rPr>
-          <w:rFonts w:eastAsia="Noto Sans Mono CJK SC" w:cs="Liberation Mono"/>
-          <w:sz w:val="22"/>
-          <w:szCs w:val="22"/>
-          <w:lang w:val="el-GR"/>
-        </w:rPr>
-        <w:t xml:space="preserve">Κάθε αντικείμενο </w:t>
-      </w:r>
-      <w:r>
-        <w:rPr>
-          <w:rFonts w:eastAsia="Noto Sans Mono CJK SC" w:cs="Liberation Mono"/>
-          <w:sz w:val="22"/>
-          <w:szCs w:val="22"/>
-          <w:lang/>
-        </w:rPr>
-        <w:t>Vehicle</w:t>
-      </w:r>
-      <w:r>
-        <w:rPr>
-          <w:rFonts w:eastAsia="Noto Sans Mono CJK SC" w:cs="Liberation Mono"/>
-          <w:sz w:val="22"/>
-          <w:szCs w:val="22"/>
-          <w:lang w:val="el-GR"/>
-        </w:rPr>
-        <w:t xml:space="preserve"> (πολυμορφικά) μετατρέπεται σε ένα </w:t>
-      </w:r>
-      <w:proofErr w:type="spellStart"/>
-      <w:r>
-        <w:rPr>
-          <w:rFonts w:eastAsia="Noto Sans Mono CJK SC" w:cs="Liberation Mono"/>
-          <w:sz w:val="22"/>
-          <w:szCs w:val="22"/>
-          <w:lang/>
-        </w:rPr>
-        <w:t>VehicleResponseDTO</w:t>
-      </w:r>
-      <w:proofErr w:type="spellEnd"/>
-      <w:r>
-        <w:rPr>
-          <w:rFonts w:eastAsia="Noto Sans Mono CJK SC" w:cs="Liberation Mono"/>
-          <w:sz w:val="22"/>
-          <w:szCs w:val="22"/>
-          <w:lang w:val="el-GR"/>
-        </w:rPr>
-        <w:t xml:space="preserve"> </w:t>
-      </w:r>
-      <w:r>
-        <w:rPr>
-          <w:rFonts w:eastAsia="Noto Sans Mono CJK SC" w:cs="Liberation Mono"/>
-          <w:sz w:val="22"/>
-          <w:szCs w:val="22"/>
-          <w:lang w:val="el-GR"/>
-        </w:rPr>
-        <w:t xml:space="preserve">ώστε να προστατεύσει εσωτερικά δεδομένα της βάσης, όπως το </w:t>
-      </w:r>
-      <w:r>
-        <w:rPr>
-          <w:rFonts w:eastAsia="Noto Sans Mono CJK SC" w:cs="Liberation Mono"/>
-          <w:sz w:val="22"/>
-          <w:szCs w:val="22"/>
-          <w:lang/>
-        </w:rPr>
-        <w:t>ID</w:t>
-      </w:r>
-      <w:r>
-        <w:rPr>
-          <w:rFonts w:eastAsia="Noto Sans Mono CJK SC" w:cs="Liberation Mono"/>
-          <w:sz w:val="22"/>
-          <w:szCs w:val="22"/>
-          <w:lang w:val="el-GR"/>
-        </w:rPr>
-        <w:t>, στέλνοντας στον χρήστη μόνο αυτό που χρειάζεται</w:t>
-      </w:r>
-      <w:r>
-        <w:rPr>
-          <w:rFonts w:eastAsia="Noto Sans Mono CJK SC" w:cs="Liberation Mono"/>
-          <w:sz w:val="22"/>
-          <w:szCs w:val="22"/>
-          <w:lang w:val="el-GR"/>
-        </w:rPr>
-        <w:t xml:space="preserve"> σε μορφή </w:t>
-      </w:r>
-      <w:r>
-        <w:rPr>
-          <w:rFonts w:eastAsia="Noto Sans Mono CJK SC" w:cs="Liberation Mono"/>
-          <w:sz w:val="22"/>
-          <w:szCs w:val="22"/>
-          <w:lang/>
-        </w:rPr>
-        <w:t>JSON</w:t>
-      </w:r>
-      <w:r>
-        <w:rPr>
-          <w:rFonts w:eastAsia="Noto Sans Mono CJK SC" w:cs="Liberation Mono"/>
-          <w:sz w:val="22"/>
-          <w:szCs w:val="22"/>
-          <w:lang w:val="el-GR"/>
-        </w:rPr>
-        <w:t>.</w:t>
-      </w:r>
-      <w:r>
-        <w:rPr>
-          <w:rFonts w:eastAsia="Noto Sans Mono CJK SC" w:cs="Liberation Mono"/>
-          <w:sz w:val="22"/>
-          <w:szCs w:val="22"/>
-          <w:lang w:val="el-GR"/>
-        </w:rPr>
-        <w:t xml:space="preserve"> </w:t>
-      </w:r>
-    </w:p>
-    <w:p>
-      <w:pPr>
-        <w:pStyle w:val="Standard"/>
-        <w:jc w:val="both"/>
-        <w:rPr>
-          <w:rFonts w:eastAsia="Noto Sans Mono CJK SC" w:cs="Liberation Mono"/>
-          <w:sz w:val="22"/>
-          <w:szCs w:val="22"/>
-          <w:lang w:val="el-GR"/>
-        </w:rPr>
-      </w:pPr>
-      <w:r>
-        <w:rPr>
-          <w:rFonts w:eastAsia="Noto Sans Mono CJK SC" w:cs="Liberation Mono"/>
-          <w:sz w:val="22"/>
-          <w:szCs w:val="22"/>
-          <w:lang w:val="el-GR"/>
-        </w:rPr>
-        <w:t xml:space="preserve">Τέλος η </w:t>
-      </w:r>
-      <w:r>
-        <w:rPr>
-          <w:rFonts w:eastAsia="Noto Sans Mono CJK SC" w:cs="Liberation Mono"/>
-          <w:sz w:val="22"/>
-          <w:szCs w:val="22"/>
-          <w:lang w:val="el-GR"/>
-        </w:rPr>
-        <w:t xml:space="preserve">χρήση του </w:t>
-      </w:r>
-      <w:proofErr w:type="spellStart"/>
-      <w:r>
-        <w:rPr>
-          <w:rFonts w:eastAsia="Noto Sans Mono CJK SC" w:cs="Liberation Mono"/>
-          <w:sz w:val="22"/>
-          <w:szCs w:val="22"/>
-          <w:lang/>
-        </w:rPr>
-        <w:t>ResponseEntity</w:t>
-      </w:r>
-      <w:proofErr w:type="spellEnd"/>
-      <w:r>
-        <w:rPr>
-          <w:rFonts w:eastAsia="Noto Sans Mono CJK SC" w:cs="Liberation Mono"/>
-          <w:sz w:val="22"/>
-          <w:szCs w:val="22"/>
-          <w:lang w:val="el-GR"/>
-        </w:rPr>
-        <w:t xml:space="preserve"> επιτρέπει τον πλήρη έλεγχο των </w:t>
-      </w:r>
-      <w:r>
-        <w:rPr>
-          <w:rFonts w:eastAsia="Noto Sans Mono CJK SC" w:cs="Liberation Mono"/>
-          <w:sz w:val="22"/>
-          <w:szCs w:val="22"/>
-          <w:lang/>
-        </w:rPr>
-        <w:t>HTTP</w:t>
-      </w:r>
-      <w:r>
-        <w:rPr>
-          <w:rFonts w:eastAsia="Noto Sans Mono CJK SC" w:cs="Liberation Mono"/>
-          <w:sz w:val="22"/>
-          <w:szCs w:val="22"/>
-          <w:lang w:val="el-GR"/>
-        </w:rPr>
-        <w:t xml:space="preserve"> </w:t>
-      </w:r>
-      <w:r>
-        <w:rPr>
-          <w:rFonts w:eastAsia="Noto Sans Mono CJK SC" w:cs="Liberation Mono"/>
-          <w:sz w:val="22"/>
-          <w:szCs w:val="22"/>
-          <w:lang/>
-        </w:rPr>
-        <w:t>headers</w:t>
-      </w:r>
-      <w:r>
-        <w:rPr>
-          <w:rFonts w:eastAsia="Noto Sans Mono CJK SC" w:cs="Liberation Mono"/>
-          <w:sz w:val="22"/>
-          <w:szCs w:val="22"/>
-          <w:lang w:val="el-GR"/>
-        </w:rPr>
-        <w:t xml:space="preserve"> και των </w:t>
-      </w:r>
-      <w:r>
-        <w:rPr>
-          <w:rFonts w:eastAsia="Noto Sans Mono CJK SC" w:cs="Liberation Mono"/>
-          <w:sz w:val="22"/>
-          <w:szCs w:val="22"/>
-          <w:lang/>
-        </w:rPr>
-        <w:t>status</w:t>
-      </w:r>
-      <w:r>
-        <w:rPr>
-          <w:rFonts w:eastAsia="Noto Sans Mono CJK SC" w:cs="Liberation Mono"/>
-          <w:sz w:val="22"/>
-          <w:szCs w:val="22"/>
-          <w:lang w:val="el-GR"/>
-        </w:rPr>
-        <w:t xml:space="preserve"> </w:t>
-      </w:r>
-      <w:r>
-        <w:rPr>
-          <w:rFonts w:eastAsia="Noto Sans Mono CJK SC" w:cs="Liberation Mono"/>
-          <w:sz w:val="22"/>
-          <w:szCs w:val="22"/>
-          <w:lang/>
-        </w:rPr>
-        <w:t>codes</w:t>
-      </w:r>
-      <w:r>
-        <w:rPr>
-          <w:rFonts w:eastAsia="Noto Sans Mono CJK SC" w:cs="Liberation Mono"/>
-          <w:sz w:val="22"/>
-          <w:szCs w:val="22"/>
-          <w:lang w:val="el-GR"/>
-        </w:rPr>
-        <w:t>, παρέχοντας μια επαγγελματική και τυποποιημένη απάντηση (</w:t>
-      </w:r>
-      <w:r>
-        <w:rPr>
-          <w:rFonts w:eastAsia="Noto Sans Mono CJK SC" w:cs="Liberation Mono"/>
-          <w:sz w:val="22"/>
-          <w:szCs w:val="22"/>
-          <w:lang/>
-        </w:rPr>
-        <w:t>RESTful</w:t>
-      </w:r>
-      <w:r>
-        <w:rPr>
-          <w:rFonts w:eastAsia="Noto Sans Mono CJK SC" w:cs="Liberation Mono"/>
-          <w:sz w:val="22"/>
-          <w:szCs w:val="22"/>
-          <w:lang w:val="el-GR"/>
-        </w:rPr>
-        <w:t xml:space="preserve"> </w:t>
-      </w:r>
-      <w:r>
-        <w:rPr>
-          <w:rFonts w:eastAsia="Noto Sans Mono CJK SC" w:cs="Liberation Mono"/>
-          <w:sz w:val="22"/>
-          <w:szCs w:val="22"/>
-          <w:lang/>
-        </w:rPr>
-        <w:t>standards</w:t>
-      </w:r>
-      <w:r>
-        <w:rPr>
-          <w:rFonts w:eastAsia="Noto Sans Mono CJK SC" w:cs="Liberation Mono"/>
-          <w:sz w:val="22"/>
-          <w:szCs w:val="22"/>
-          <w:lang w:val="el-GR"/>
-        </w:rPr>
-        <w:t>)</w:t>
       </w:r>
     </w:p>
     <w:p>
@@ -2349,26 +3689,1008 @@
         <w:keepNext/>
         <w:jc w:val="both"/>
         <w:rPr>
+          <w:rFonts w:eastAsia="Noto Sans Mono CJK SC" w:cs="Liberation Mono"/>
+          <w:sz w:val="22"/>
+          <w:szCs w:val="22"/>
           <w:lang w:val="el-GR"/>
         </w:rPr>
       </w:pPr>
+      <w:r>
+        <w:rPr>
+          <w:rStyle w:val="SourceText"/>
+          <w:rFonts w:ascii="Liberation Serif" w:hAnsi="Liberation Serif"/>
+          <w:sz w:val="22"/>
+          <w:szCs w:val="22"/>
+          <w:lang w:val="el-GR"/>
+        </w:rPr>
+        <w:t xml:space="preserve">Στην </w:t>
+      </w:r>
+      <w:r>
+        <w:rPr>
+          <w:rStyle w:val="SourceText"/>
+          <w:rFonts w:ascii="Liberation Serif" w:hAnsi="Liberation Serif"/>
+          <w:b/>
+          <w:bCs/>
+          <w:sz w:val="22"/>
+          <w:szCs w:val="22"/>
+          <w:lang w:val="el-GR"/>
+        </w:rPr>
+        <w:t>Εικόνα 3</w:t>
+      </w:r>
+      <w:r>
+        <w:rPr>
+          <w:rStyle w:val="SourceText"/>
+          <w:rFonts w:ascii="Liberation Serif" w:hAnsi="Liberation Serif"/>
+          <w:b/>
+          <w:bCs/>
+          <w:sz w:val="22"/>
+          <w:szCs w:val="22"/>
+          <w:lang w:val="el-GR"/>
+        </w:rPr>
+        <w:t xml:space="preserve"> </w:t>
+      </w:r>
+      <w:r>
+        <w:rPr>
+          <w:rStyle w:val="SourceText"/>
+          <w:rFonts w:ascii="Liberation Serif" w:hAnsi="Liberation Serif"/>
+          <w:sz w:val="22"/>
+          <w:szCs w:val="22"/>
+          <w:lang w:val="el-GR"/>
+        </w:rPr>
+        <w:t xml:space="preserve">απεικονίζεται η ιεραρχία του </w:t>
+      </w:r>
+      <w:r>
+        <w:rPr>
+          <w:rStyle w:val="SourceText"/>
+          <w:rFonts w:ascii="Liberation Serif" w:hAnsi="Liberation Serif"/>
+          <w:b/>
+          <w:bCs/>
+          <w:sz w:val="22"/>
+          <w:szCs w:val="22"/>
+        </w:rPr>
+        <w:t>Abstract</w:t>
+      </w:r>
+      <w:r>
+        <w:rPr>
+          <w:rStyle w:val="SourceText"/>
+          <w:rFonts w:ascii="Liberation Serif" w:hAnsi="Liberation Serif"/>
+          <w:b/>
+          <w:bCs/>
+          <w:sz w:val="22"/>
+          <w:szCs w:val="22"/>
+          <w:lang w:val="el-GR"/>
+        </w:rPr>
+        <w:t xml:space="preserve"> </w:t>
+      </w:r>
+      <w:r>
+        <w:rPr>
+          <w:rStyle w:val="SourceText"/>
+          <w:rFonts w:ascii="Liberation Serif" w:hAnsi="Liberation Serif"/>
+          <w:b/>
+          <w:bCs/>
+          <w:sz w:val="22"/>
+          <w:szCs w:val="22"/>
+        </w:rPr>
+        <w:t>Factory</w:t>
+      </w:r>
+      <w:r>
+        <w:rPr>
+          <w:rStyle w:val="SourceText"/>
+          <w:rFonts w:ascii="Liberation Serif" w:hAnsi="Liberation Serif"/>
+          <w:b/>
+          <w:bCs/>
+          <w:sz w:val="22"/>
+          <w:szCs w:val="22"/>
+          <w:lang w:val="el-GR"/>
+        </w:rPr>
+        <w:t xml:space="preserve"> </w:t>
+      </w:r>
+      <w:r>
+        <w:rPr>
+          <w:rStyle w:val="SourceText"/>
+          <w:rFonts w:ascii="Liberation Serif" w:hAnsi="Liberation Serif"/>
+          <w:b/>
+          <w:bCs/>
+          <w:sz w:val="22"/>
+          <w:szCs w:val="22"/>
+        </w:rPr>
+        <w:t>Pattern</w:t>
+      </w:r>
+      <w:r>
+        <w:rPr>
+          <w:rStyle w:val="SourceText"/>
+          <w:rFonts w:ascii="Liberation Serif" w:hAnsi="Liberation Serif"/>
+          <w:b/>
+          <w:bCs/>
+          <w:sz w:val="22"/>
+          <w:szCs w:val="22"/>
+          <w:lang w:val="el-GR"/>
+        </w:rPr>
+        <w:t xml:space="preserve"> </w:t>
+      </w:r>
+      <w:r>
+        <w:rPr>
+          <w:rStyle w:val="SourceText"/>
+          <w:rFonts w:ascii="Liberation Serif" w:hAnsi="Liberation Serif"/>
+          <w:sz w:val="22"/>
+          <w:szCs w:val="22"/>
+          <w:lang w:val="el-GR"/>
+        </w:rPr>
+        <w:t xml:space="preserve">που χρησιμοποιήθηκε για τη </w:t>
+      </w:r>
+      <w:r>
+        <w:rPr>
+          <w:rStyle w:val="SourceText"/>
+          <w:rFonts w:ascii="Liberation Serif" w:hAnsi="Liberation Serif"/>
+          <w:b/>
+          <w:bCs/>
+          <w:sz w:val="22"/>
+          <w:szCs w:val="22"/>
+          <w:lang w:val="el-GR"/>
+        </w:rPr>
+        <w:t xml:space="preserve">Στρατηγική κοστολόγησης. </w:t>
+      </w:r>
+      <w:r>
+        <w:rPr>
+          <w:rStyle w:val="SourceText"/>
+          <w:rFonts w:ascii="Liberation Serif" w:hAnsi="Liberation Serif"/>
+          <w:sz w:val="22"/>
+          <w:szCs w:val="22"/>
+          <w:lang w:val="el-GR"/>
+        </w:rPr>
+        <w:t>Όπως</w:t>
+      </w:r>
+      <w:r>
+        <w:rPr>
+          <w:rStyle w:val="SourceText"/>
+          <w:rFonts w:ascii="Liberation Serif" w:hAnsi="Liberation Serif"/>
+          <w:sz w:val="22"/>
+          <w:szCs w:val="22"/>
+          <w:lang w:val="el-GR"/>
+        </w:rPr>
+        <w:t xml:space="preserve"> </w:t>
+      </w:r>
+      <w:r>
+        <w:rPr>
+          <w:rStyle w:val="SourceText"/>
+          <w:rFonts w:ascii="Liberation Serif" w:hAnsi="Liberation Serif"/>
+          <w:sz w:val="22"/>
+          <w:szCs w:val="22"/>
+          <w:lang w:val="el-GR"/>
+        </w:rPr>
+        <w:t>και</w:t>
+      </w:r>
+      <w:r>
+        <w:rPr>
+          <w:rStyle w:val="SourceText"/>
+          <w:rFonts w:ascii="Liberation Serif" w:hAnsi="Liberation Serif"/>
+          <w:sz w:val="22"/>
+          <w:szCs w:val="22"/>
+          <w:lang w:val="el-GR"/>
+        </w:rPr>
+        <w:t xml:space="preserve"> </w:t>
+      </w:r>
+      <w:r>
+        <w:rPr>
+          <w:rStyle w:val="SourceText"/>
+          <w:rFonts w:ascii="Liberation Serif" w:hAnsi="Liberation Serif"/>
+          <w:sz w:val="22"/>
+          <w:szCs w:val="22"/>
+          <w:lang w:val="el-GR"/>
+        </w:rPr>
+        <w:t>το</w:t>
+      </w:r>
+      <w:r>
+        <w:rPr>
+          <w:rStyle w:val="SourceText"/>
+          <w:rFonts w:ascii="Liberation Serif" w:hAnsi="Liberation Serif"/>
+          <w:sz w:val="22"/>
+          <w:szCs w:val="22"/>
+          <w:lang w:val="el-GR"/>
+        </w:rPr>
+        <w:t xml:space="preserve"> </w:t>
+      </w:r>
+      <w:r>
+        <w:rPr>
+          <w:rStyle w:val="SourceText"/>
+          <w:rFonts w:ascii="Liberation Serif" w:hAnsi="Liberation Serif"/>
+          <w:b/>
+          <w:bCs/>
+          <w:sz w:val="22"/>
+          <w:szCs w:val="22"/>
+        </w:rPr>
+        <w:t>Strategy</w:t>
+      </w:r>
+      <w:r>
+        <w:rPr>
+          <w:rStyle w:val="SourceText"/>
+          <w:rFonts w:ascii="Liberation Serif" w:hAnsi="Liberation Serif"/>
+          <w:b/>
+          <w:bCs/>
+          <w:sz w:val="22"/>
+          <w:szCs w:val="22"/>
+          <w:lang w:val="el-GR"/>
+        </w:rPr>
+        <w:t xml:space="preserve"> </w:t>
+      </w:r>
+      <w:r>
+        <w:rPr>
+          <w:rStyle w:val="SourceText"/>
+          <w:rFonts w:ascii="Liberation Serif" w:hAnsi="Liberation Serif"/>
+          <w:b/>
+          <w:bCs/>
+          <w:sz w:val="22"/>
+          <w:szCs w:val="22"/>
+        </w:rPr>
+        <w:t>Pattern</w:t>
+      </w:r>
+      <w:r>
+        <w:rPr>
+          <w:rStyle w:val="SourceText"/>
+          <w:rFonts w:ascii="Liberation Serif" w:hAnsi="Liberation Serif"/>
+          <w:b/>
+          <w:bCs/>
+          <w:sz w:val="22"/>
+          <w:szCs w:val="22"/>
+          <w:lang w:val="el-GR"/>
+        </w:rPr>
+        <w:t xml:space="preserve"> </w:t>
+      </w:r>
+      <w:r>
+        <w:rPr>
+          <w:rStyle w:val="SourceText"/>
+          <w:rFonts w:ascii="Liberation Serif" w:hAnsi="Liberation Serif"/>
+          <w:sz w:val="22"/>
+          <w:szCs w:val="22"/>
+          <w:lang w:val="el-GR"/>
+        </w:rPr>
+        <w:t>έτσι</w:t>
+      </w:r>
+      <w:r>
+        <w:rPr>
+          <w:rStyle w:val="SourceText"/>
+          <w:rFonts w:ascii="Liberation Serif" w:hAnsi="Liberation Serif"/>
+          <w:sz w:val="22"/>
+          <w:szCs w:val="22"/>
+          <w:lang w:val="el-GR"/>
+        </w:rPr>
+        <w:t xml:space="preserve"> </w:t>
+      </w:r>
+      <w:r>
+        <w:rPr>
+          <w:rStyle w:val="SourceText"/>
+          <w:rFonts w:ascii="Liberation Serif" w:hAnsi="Liberation Serif"/>
+          <w:sz w:val="22"/>
+          <w:szCs w:val="22"/>
+          <w:lang w:val="el-GR"/>
+        </w:rPr>
+        <w:t>και</w:t>
+      </w:r>
+      <w:r>
+        <w:rPr>
+          <w:rStyle w:val="SourceText"/>
+          <w:rFonts w:ascii="Liberation Serif" w:hAnsi="Liberation Serif"/>
+          <w:sz w:val="22"/>
+          <w:szCs w:val="22"/>
+          <w:lang w:val="el-GR"/>
+        </w:rPr>
+        <w:t xml:space="preserve"> </w:t>
+      </w:r>
+      <w:r>
+        <w:rPr>
+          <w:rStyle w:val="SourceText"/>
+          <w:rFonts w:ascii="Liberation Serif" w:hAnsi="Liberation Serif"/>
+          <w:sz w:val="22"/>
+          <w:szCs w:val="22"/>
+          <w:lang w:val="el-GR"/>
+        </w:rPr>
+        <w:t>το</w:t>
+      </w:r>
+      <w:r>
+        <w:rPr>
+          <w:rStyle w:val="SourceText"/>
+          <w:rFonts w:ascii="Liberation Serif" w:hAnsi="Liberation Serif"/>
+          <w:sz w:val="22"/>
+          <w:szCs w:val="22"/>
+          <w:lang w:val="el-GR"/>
+        </w:rPr>
+        <w:t xml:space="preserve"> </w:t>
+      </w:r>
+      <w:r>
+        <w:rPr>
+          <w:rStyle w:val="SourceText"/>
+          <w:rFonts w:ascii="Liberation Serif" w:hAnsi="Liberation Serif"/>
+          <w:b/>
+          <w:bCs/>
+          <w:sz w:val="22"/>
+          <w:szCs w:val="22"/>
+        </w:rPr>
+        <w:t>Abstract</w:t>
+      </w:r>
+      <w:r>
+        <w:rPr>
+          <w:rStyle w:val="SourceText"/>
+          <w:rFonts w:ascii="Liberation Serif" w:hAnsi="Liberation Serif"/>
+          <w:b/>
+          <w:bCs/>
+          <w:sz w:val="22"/>
+          <w:szCs w:val="22"/>
+          <w:lang w:val="el-GR"/>
+        </w:rPr>
+        <w:t xml:space="preserve"> </w:t>
+      </w:r>
+      <w:r>
+        <w:rPr>
+          <w:rStyle w:val="SourceText"/>
+          <w:rFonts w:ascii="Liberation Serif" w:hAnsi="Liberation Serif"/>
+          <w:b/>
+          <w:bCs/>
+          <w:sz w:val="22"/>
+          <w:szCs w:val="22"/>
+        </w:rPr>
+        <w:t>Factory</w:t>
+      </w:r>
+      <w:r>
+        <w:rPr>
+          <w:rStyle w:val="SourceText"/>
+          <w:rFonts w:ascii="Liberation Serif" w:hAnsi="Liberation Serif"/>
+          <w:b/>
+          <w:bCs/>
+          <w:sz w:val="22"/>
+          <w:szCs w:val="22"/>
+          <w:lang w:val="el-GR"/>
+        </w:rPr>
+        <w:t xml:space="preserve"> </w:t>
+      </w:r>
+      <w:r>
+        <w:rPr>
+          <w:rStyle w:val="SourceText"/>
+          <w:rFonts w:ascii="Liberation Serif" w:hAnsi="Liberation Serif"/>
+          <w:b/>
+          <w:bCs/>
+          <w:sz w:val="22"/>
+          <w:szCs w:val="22"/>
+        </w:rPr>
+        <w:t>Pattern</w:t>
+      </w:r>
+      <w:r>
+        <w:rPr>
+          <w:rStyle w:val="SourceText"/>
+          <w:rFonts w:ascii="Liberation Serif" w:hAnsi="Liberation Serif"/>
+          <w:sz w:val="22"/>
+          <w:szCs w:val="22"/>
+          <w:lang w:val="el-GR"/>
+        </w:rPr>
+        <w:t xml:space="preserve"> </w:t>
+      </w:r>
+      <w:r>
+        <w:rPr>
+          <w:rStyle w:val="SourceText"/>
+          <w:rFonts w:ascii="Liberation Serif" w:hAnsi="Liberation Serif"/>
+          <w:sz w:val="22"/>
+          <w:szCs w:val="22"/>
+          <w:lang w:val="el-GR"/>
+        </w:rPr>
+        <w:t>βοηθά</w:t>
+      </w:r>
+      <w:r>
+        <w:rPr>
+          <w:rStyle w:val="SourceText"/>
+          <w:rFonts w:ascii="Liberation Serif" w:hAnsi="Liberation Serif"/>
+          <w:sz w:val="22"/>
+          <w:szCs w:val="22"/>
+          <w:lang w:val="el-GR"/>
+        </w:rPr>
+        <w:t xml:space="preserve"> </w:t>
+      </w:r>
+      <w:r>
+        <w:rPr>
+          <w:rStyle w:val="SourceText"/>
+          <w:rFonts w:ascii="Liberation Serif" w:hAnsi="Liberation Serif"/>
+          <w:sz w:val="22"/>
+          <w:szCs w:val="22"/>
+          <w:lang w:val="el-GR"/>
+        </w:rPr>
+        <w:t xml:space="preserve">στην αποφυγή της δομής </w:t>
+      </w:r>
+      <w:r>
+        <w:rPr>
+          <w:rStyle w:val="SourceText"/>
+          <w:rFonts w:ascii="Liberation Serif" w:hAnsi="Liberation Serif"/>
+          <w:sz w:val="22"/>
+          <w:szCs w:val="22"/>
+        </w:rPr>
+        <w:t>switch</w:t>
+      </w:r>
+      <w:r>
+        <w:rPr>
+          <w:rStyle w:val="SourceText"/>
+          <w:rFonts w:ascii="Liberation Serif" w:hAnsi="Liberation Serif"/>
+          <w:sz w:val="22"/>
+          <w:szCs w:val="22"/>
+          <w:lang w:val="el-GR"/>
+        </w:rPr>
+        <w:t xml:space="preserve"> </w:t>
+      </w:r>
+      <w:r>
+        <w:rPr>
+          <w:rStyle w:val="SourceText"/>
+          <w:rFonts w:ascii="Liberation Serif" w:hAnsi="Liberation Serif"/>
+          <w:sz w:val="22"/>
+          <w:szCs w:val="22"/>
+          <w:lang w:val="el-GR"/>
+        </w:rPr>
+        <w:t xml:space="preserve">χρησιμοποιώντας ένα </w:t>
+      </w:r>
+      <w:r>
+        <w:rPr>
+          <w:rFonts w:eastAsia="Noto Sans Mono CJK SC" w:cs="Liberation Mono"/>
+          <w:sz w:val="22"/>
+          <w:szCs w:val="22"/>
+        </w:rPr>
+        <w:t>Map</w:t>
+      </w:r>
+      <w:r>
+        <w:rPr>
+          <w:rFonts w:eastAsia="Noto Sans Mono CJK SC" w:cs="Liberation Mono"/>
+          <w:sz w:val="22"/>
+          <w:szCs w:val="22"/>
+          <w:lang w:val="el-GR"/>
+        </w:rPr>
+        <w:t>&lt;</w:t>
+      </w:r>
+      <w:r>
+        <w:rPr>
+          <w:rFonts w:eastAsia="Noto Sans Mono CJK SC" w:cs="Liberation Mono"/>
+          <w:sz w:val="22"/>
+          <w:szCs w:val="22"/>
+        </w:rPr>
+        <w:t>String</w:t>
+      </w:r>
+      <w:r>
+        <w:rPr>
+          <w:rFonts w:eastAsia="Noto Sans Mono CJK SC" w:cs="Liberation Mono"/>
+          <w:sz w:val="22"/>
+          <w:szCs w:val="22"/>
+          <w:lang w:val="el-GR"/>
+        </w:rPr>
+        <w:t xml:space="preserve">, </w:t>
+      </w:r>
+      <w:proofErr w:type="spellStart"/>
+      <w:r>
+        <w:rPr>
+          <w:rFonts w:eastAsia="Noto Sans Mono CJK SC" w:cs="Liberation Mono"/>
+          <w:sz w:val="22"/>
+          <w:szCs w:val="22"/>
+        </w:rPr>
+        <w:t>VehicleFactory</w:t>
+      </w:r>
+      <w:proofErr w:type="spellEnd"/>
+      <w:r>
+        <w:rPr>
+          <w:rFonts w:eastAsia="Noto Sans Mono CJK SC" w:cs="Liberation Mono"/>
+          <w:sz w:val="22"/>
+          <w:szCs w:val="22"/>
+          <w:lang w:val="el-GR"/>
+        </w:rPr>
+        <w:t xml:space="preserve">&gt; για να ανακτήσει το σωστό </w:t>
+      </w:r>
+      <w:r>
+        <w:rPr>
+          <w:rFonts w:eastAsia="Noto Sans Mono CJK SC" w:cs="Liberation Mono"/>
+          <w:sz w:val="22"/>
+          <w:szCs w:val="22"/>
+        </w:rPr>
+        <w:t>Factory</w:t>
+      </w:r>
+      <w:r>
+        <w:rPr>
+          <w:rFonts w:eastAsia="Noto Sans Mono CJK SC" w:cs="Liberation Mono"/>
+          <w:sz w:val="22"/>
+          <w:szCs w:val="22"/>
+          <w:lang w:val="el-GR"/>
+        </w:rPr>
+        <w:t xml:space="preserve"> (</w:t>
+      </w:r>
+      <w:r>
+        <w:rPr>
+          <w:rFonts w:eastAsia="Noto Sans Mono CJK SC" w:cs="Liberation Mono"/>
+          <w:sz w:val="22"/>
+          <w:szCs w:val="22"/>
+        </w:rPr>
+        <w:t>Drone</w:t>
+      </w:r>
+      <w:r>
+        <w:rPr>
+          <w:rFonts w:eastAsia="Noto Sans Mono CJK SC" w:cs="Liberation Mono"/>
+          <w:sz w:val="22"/>
+          <w:szCs w:val="22"/>
+          <w:lang w:val="el-GR"/>
+        </w:rPr>
+        <w:t xml:space="preserve">, </w:t>
+      </w:r>
+      <w:r>
+        <w:rPr>
+          <w:rFonts w:eastAsia="Noto Sans Mono CJK SC" w:cs="Liberation Mono"/>
+          <w:sz w:val="22"/>
+          <w:szCs w:val="22"/>
+        </w:rPr>
+        <w:t>Truck</w:t>
+      </w:r>
+      <w:r>
+        <w:rPr>
+          <w:rFonts w:eastAsia="Noto Sans Mono CJK SC" w:cs="Liberation Mono"/>
+          <w:sz w:val="22"/>
+          <w:szCs w:val="22"/>
+          <w:lang w:val="el-GR"/>
+        </w:rPr>
+        <w:t xml:space="preserve">, ή </w:t>
+      </w:r>
+      <w:r>
+        <w:rPr>
+          <w:rFonts w:eastAsia="Noto Sans Mono CJK SC" w:cs="Liberation Mono"/>
+          <w:sz w:val="22"/>
+          <w:szCs w:val="22"/>
+        </w:rPr>
+        <w:t>Van</w:t>
+      </w:r>
+      <w:r>
+        <w:rPr>
+          <w:rFonts w:eastAsia="Noto Sans Mono CJK SC" w:cs="Liberation Mono"/>
+          <w:sz w:val="22"/>
+          <w:szCs w:val="22"/>
+          <w:lang w:val="el-GR"/>
+        </w:rPr>
+        <w:t>)</w:t>
+      </w:r>
+      <w:r>
+        <w:rPr>
+          <w:rFonts w:eastAsia="Noto Sans Mono CJK SC" w:cs="Liberation Mono"/>
+          <w:sz w:val="22"/>
+          <w:szCs w:val="22"/>
+          <w:lang w:val="el-GR"/>
+        </w:rPr>
+        <w:t xml:space="preserve">. </w:t>
+      </w:r>
+      <w:r>
+        <w:rPr>
+          <w:rFonts w:eastAsia="Noto Sans Mono CJK SC" w:cs="Liberation Mono"/>
+          <w:sz w:val="22"/>
+          <w:szCs w:val="22"/>
+          <w:lang w:val="el-GR"/>
+        </w:rPr>
+        <w:t xml:space="preserve">Το </w:t>
+      </w:r>
+      <w:r>
+        <w:rPr>
+          <w:rFonts w:eastAsia="Noto Sans Mono CJK SC" w:cs="Liberation Mono"/>
+          <w:sz w:val="22"/>
+          <w:szCs w:val="22"/>
+        </w:rPr>
+        <w:t>Open</w:t>
+      </w:r>
+      <w:r>
+        <w:rPr>
+          <w:rFonts w:eastAsia="Noto Sans Mono CJK SC" w:cs="Liberation Mono"/>
+          <w:sz w:val="22"/>
+          <w:szCs w:val="22"/>
+          <w:lang w:val="el-GR"/>
+        </w:rPr>
+        <w:t>/</w:t>
+      </w:r>
+      <w:r>
+        <w:rPr>
+          <w:rFonts w:eastAsia="Noto Sans Mono CJK SC" w:cs="Liberation Mono"/>
+          <w:sz w:val="22"/>
+          <w:szCs w:val="22"/>
+        </w:rPr>
+        <w:t>Closed</w:t>
+      </w:r>
+      <w:r>
+        <w:rPr>
+          <w:rFonts w:eastAsia="Noto Sans Mono CJK SC" w:cs="Liberation Mono"/>
+          <w:sz w:val="22"/>
+          <w:szCs w:val="22"/>
+          <w:lang w:val="el-GR"/>
+        </w:rPr>
+        <w:t xml:space="preserve"> </w:t>
+      </w:r>
+      <w:r>
+        <w:rPr>
+          <w:rFonts w:eastAsia="Noto Sans Mono CJK SC" w:cs="Liberation Mono"/>
+          <w:sz w:val="22"/>
+          <w:szCs w:val="22"/>
+        </w:rPr>
+        <w:t>Principle</w:t>
+      </w:r>
+      <w:r>
+        <w:rPr>
+          <w:rFonts w:eastAsia="Noto Sans Mono CJK SC" w:cs="Liberation Mono"/>
+          <w:sz w:val="22"/>
+          <w:szCs w:val="22"/>
+          <w:lang w:val="el-GR"/>
+        </w:rPr>
+        <w:t xml:space="preserve"> </w:t>
+      </w:r>
+      <w:r>
+        <w:rPr>
+          <w:rFonts w:eastAsia="Noto Sans Mono CJK SC" w:cs="Liberation Mono"/>
+          <w:sz w:val="22"/>
+          <w:szCs w:val="22"/>
+          <w:lang w:val="el-GR"/>
+        </w:rPr>
+        <w:t xml:space="preserve">επιτρέπει τη προσθήκη ενός νέου τύπου οχήματος με τη δημιουργία μίας νέας κλάσης και ένα νέο </w:t>
+      </w:r>
+      <w:r>
+        <w:rPr>
+          <w:rFonts w:eastAsia="Noto Sans Mono CJK SC" w:cs="Liberation Mono"/>
+          <w:sz w:val="22"/>
+          <w:szCs w:val="22"/>
+        </w:rPr>
+        <w:t>factory</w:t>
+      </w:r>
+      <w:r>
+        <w:rPr>
+          <w:rFonts w:eastAsia="Noto Sans Mono CJK SC" w:cs="Liberation Mono"/>
+          <w:sz w:val="22"/>
+          <w:szCs w:val="22"/>
+          <w:lang w:val="el-GR"/>
+        </w:rPr>
+        <w:t xml:space="preserve"> </w:t>
+      </w:r>
+      <w:r>
+        <w:rPr>
+          <w:rFonts w:eastAsia="Noto Sans Mono CJK SC" w:cs="Liberation Mono"/>
+          <w:sz w:val="22"/>
+          <w:szCs w:val="22"/>
+          <w:lang w:val="el-GR"/>
+        </w:rPr>
+        <w:t xml:space="preserve">χωρίς κάποια μετατροπή της </w:t>
+      </w:r>
+      <w:proofErr w:type="spellStart"/>
+      <w:r>
+        <w:rPr>
+          <w:rFonts w:eastAsia="Noto Sans Mono CJK SC" w:cs="Liberation Mono"/>
+          <w:sz w:val="22"/>
+          <w:szCs w:val="22"/>
+        </w:rPr>
+        <w:t>VehicleManagementService</w:t>
+      </w:r>
+      <w:proofErr w:type="spellEnd"/>
+      <w:r>
+        <w:rPr>
+          <w:rFonts w:eastAsia="Noto Sans Mono CJK SC" w:cs="Liberation Mono"/>
+          <w:sz w:val="22"/>
+          <w:szCs w:val="22"/>
+          <w:lang w:val="el-GR"/>
+        </w:rPr>
+        <w:t>.</w:t>
+      </w:r>
+      <w:r>
+        <w:rPr>
+          <w:rFonts w:eastAsia="Noto Sans Mono CJK SC" w:cs="Liberation Mono"/>
+          <w:sz w:val="22"/>
+          <w:szCs w:val="22"/>
+          <w:lang w:val="el-GR"/>
+        </w:rPr>
+        <w:t xml:space="preserve"> </w:t>
+      </w:r>
     </w:p>
     <w:p>
       <w:pPr>
         <w:pStyle w:val="Standard"/>
         <w:keepNext/>
-        <w:jc w:val="center"/>
+        <w:jc w:val="both"/>
+        <w:rPr>
+          <w:rStyle w:val="SourceText"/>
+          <w:rFonts w:ascii="Liberation Serif" w:hAnsi="Liberation Serif"/>
+          <w:sz w:val="22"/>
+          <w:szCs w:val="22"/>
+          <w:lang w:val="el-GR"/>
+        </w:rPr>
       </w:pPr>
       <w:r>
         <w:rPr>
+          <w:rFonts w:eastAsia="Noto Sans Mono CJK SC" w:cs="Liberation Mono"/>
+          <w:sz w:val="22"/>
+          <w:szCs w:val="22"/>
+          <w:lang w:val="el-GR"/>
+        </w:rPr>
+        <w:t>Η επιστροφή των δεδομένων (</w:t>
+      </w:r>
+      <w:r>
+        <w:rPr>
+          <w:rFonts w:eastAsia="Noto Sans Mono CJK SC" w:cs="Liberation Mono"/>
+          <w:sz w:val="22"/>
+          <w:szCs w:val="22"/>
+        </w:rPr>
+        <w:t>respond</w:t>
+      </w:r>
+      <w:r>
+        <w:rPr>
+          <w:rFonts w:eastAsia="Noto Sans Mono CJK SC" w:cs="Liberation Mono"/>
+          <w:sz w:val="22"/>
+          <w:szCs w:val="22"/>
+          <w:lang w:val="el-GR"/>
+        </w:rPr>
+        <w:t xml:space="preserve">) </w:t>
+      </w:r>
+      <w:r>
+        <w:rPr>
+          <w:rFonts w:eastAsia="Noto Sans Mono CJK SC" w:cs="Liberation Mono"/>
+          <w:sz w:val="22"/>
+          <w:szCs w:val="22"/>
+          <w:lang w:val="el-GR"/>
+        </w:rPr>
+        <w:t xml:space="preserve">γίνεται μέσω </w:t>
+      </w:r>
+      <w:r>
+        <w:rPr>
+          <w:rFonts w:eastAsia="Noto Sans Mono CJK SC" w:cs="Liberation Mono"/>
+          <w:sz w:val="22"/>
+          <w:szCs w:val="22"/>
+        </w:rPr>
+        <w:t>Data</w:t>
+      </w:r>
+      <w:r>
+        <w:rPr>
+          <w:rFonts w:eastAsia="Noto Sans Mono CJK SC" w:cs="Liberation Mono"/>
+          <w:sz w:val="22"/>
+          <w:szCs w:val="22"/>
+          <w:lang w:val="el-GR"/>
+        </w:rPr>
+        <w:t xml:space="preserve"> </w:t>
+      </w:r>
+      <w:r>
+        <w:rPr>
+          <w:rFonts w:eastAsia="Noto Sans Mono CJK SC" w:cs="Liberation Mono"/>
+          <w:sz w:val="22"/>
+          <w:szCs w:val="22"/>
+        </w:rPr>
+        <w:t>Transfer</w:t>
+      </w:r>
+      <w:r>
+        <w:rPr>
+          <w:rFonts w:eastAsia="Noto Sans Mono CJK SC" w:cs="Liberation Mono"/>
+          <w:sz w:val="22"/>
+          <w:szCs w:val="22"/>
+          <w:lang w:val="el-GR"/>
+        </w:rPr>
+        <w:t xml:space="preserve"> </w:t>
+      </w:r>
+      <w:r>
+        <w:rPr>
+          <w:rFonts w:eastAsia="Noto Sans Mono CJK SC" w:cs="Liberation Mono"/>
+          <w:sz w:val="22"/>
+          <w:szCs w:val="22"/>
+        </w:rPr>
+        <w:t>Objects</w:t>
+      </w:r>
+      <w:r>
+        <w:rPr>
+          <w:rFonts w:eastAsia="Noto Sans Mono CJK SC" w:cs="Liberation Mono"/>
+          <w:sz w:val="22"/>
+          <w:szCs w:val="22"/>
+          <w:lang w:val="el-GR"/>
+        </w:rPr>
+        <w:t xml:space="preserve"> (</w:t>
+      </w:r>
+      <w:r>
+        <w:rPr>
+          <w:rFonts w:eastAsia="Noto Sans Mono CJK SC" w:cs="Liberation Mono"/>
+          <w:sz w:val="22"/>
+          <w:szCs w:val="22"/>
+        </w:rPr>
+        <w:t>DTOs</w:t>
+      </w:r>
+      <w:r>
+        <w:rPr>
+          <w:rFonts w:eastAsia="Noto Sans Mono CJK SC" w:cs="Liberation Mono"/>
+          <w:sz w:val="22"/>
+          <w:szCs w:val="22"/>
+          <w:lang w:val="el-GR"/>
+        </w:rPr>
+        <w:t xml:space="preserve">) </w:t>
+      </w:r>
+      <w:r>
+        <w:rPr>
+          <w:rFonts w:eastAsia="Noto Sans Mono CJK SC" w:cs="Liberation Mono"/>
+          <w:sz w:val="22"/>
+          <w:szCs w:val="22"/>
+          <w:lang w:val="el-GR"/>
+        </w:rPr>
+        <w:t xml:space="preserve">διασφαλίζοντας το </w:t>
+      </w:r>
+      <w:r>
+        <w:rPr>
+          <w:rFonts w:eastAsia="Noto Sans Mono CJK SC" w:cs="Liberation Mono"/>
+          <w:b/>
+          <w:bCs/>
+          <w:sz w:val="22"/>
+          <w:szCs w:val="22"/>
+        </w:rPr>
+        <w:t>Encapsulation</w:t>
+      </w:r>
+      <w:r>
+        <w:rPr>
+          <w:rFonts w:eastAsia="Noto Sans Mono CJK SC" w:cs="Liberation Mono"/>
+          <w:b/>
+          <w:bCs/>
+          <w:sz w:val="22"/>
+          <w:szCs w:val="22"/>
+          <w:lang w:val="el-GR"/>
+        </w:rPr>
+        <w:t xml:space="preserve"> </w:t>
+      </w:r>
+      <w:r>
+        <w:rPr>
+          <w:rFonts w:eastAsia="Noto Sans Mono CJK SC" w:cs="Liberation Mono"/>
+          <w:sz w:val="22"/>
+          <w:szCs w:val="22"/>
+          <w:lang w:val="el-GR"/>
+        </w:rPr>
+        <w:t xml:space="preserve">και προστατεύοντας την έκθεση των πεδίων της βάσης δεδομένων στον </w:t>
+      </w:r>
+      <w:r>
+        <w:rPr>
+          <w:rFonts w:eastAsia="Noto Sans Mono CJK SC" w:cs="Liberation Mono"/>
+          <w:sz w:val="22"/>
+          <w:szCs w:val="22"/>
+        </w:rPr>
+        <w:t>client</w:t>
+      </w:r>
+      <w:r>
+        <w:rPr>
+          <w:rFonts w:eastAsia="Noto Sans Mono CJK SC" w:cs="Liberation Mono"/>
+          <w:sz w:val="22"/>
+          <w:szCs w:val="22"/>
+          <w:lang w:val="el-GR"/>
+        </w:rPr>
+        <w:t>.</w:t>
+      </w:r>
+      <w:r>
+        <w:rPr>
+          <w:rFonts w:eastAsia="Noto Sans Mono CJK SC" w:cs="Liberation Mono"/>
+          <w:sz w:val="22"/>
+          <w:szCs w:val="22"/>
+          <w:lang w:val="el-GR"/>
+        </w:rPr>
+        <w:t xml:space="preserve"> Στην </w:t>
+      </w:r>
+      <w:r>
+        <w:rPr>
+          <w:rFonts w:eastAsia="Noto Sans Mono CJK SC" w:cs="Liberation Mono"/>
+          <w:b/>
+          <w:bCs/>
+          <w:sz w:val="22"/>
+          <w:szCs w:val="22"/>
+          <w:lang w:val="el-GR"/>
+        </w:rPr>
+        <w:t>Εικόνα 4</w:t>
+      </w:r>
+      <w:r>
+        <w:rPr>
+          <w:rFonts w:eastAsia="Noto Sans Mono CJK SC" w:cs="Liberation Mono"/>
+          <w:b/>
+          <w:bCs/>
+          <w:sz w:val="22"/>
+          <w:szCs w:val="22"/>
+          <w:lang w:val="el-GR"/>
+        </w:rPr>
+        <w:t xml:space="preserve"> </w:t>
+      </w:r>
+      <w:r>
+        <w:rPr>
+          <w:rFonts w:eastAsia="Noto Sans Mono CJK SC" w:cs="Liberation Mono"/>
+          <w:sz w:val="22"/>
+          <w:szCs w:val="22"/>
+          <w:lang w:val="el-GR"/>
+        </w:rPr>
+        <w:t xml:space="preserve">φαίνεται το </w:t>
+      </w:r>
+      <w:r>
+        <w:rPr>
+          <w:rFonts w:eastAsia="Noto Sans Mono CJK SC" w:cs="Liberation Mono"/>
+          <w:sz w:val="22"/>
+          <w:szCs w:val="22"/>
+        </w:rPr>
+        <w:t>GET</w:t>
+      </w:r>
+      <w:r>
+        <w:rPr>
+          <w:rFonts w:eastAsia="Noto Sans Mono CJK SC" w:cs="Liberation Mono"/>
+          <w:sz w:val="22"/>
+          <w:szCs w:val="22"/>
+          <w:lang w:val="el-GR"/>
+        </w:rPr>
+        <w:t xml:space="preserve"> </w:t>
+      </w:r>
+      <w:r>
+        <w:rPr>
+          <w:rFonts w:eastAsia="Noto Sans Mono CJK SC" w:cs="Liberation Mono"/>
+          <w:sz w:val="22"/>
+          <w:szCs w:val="22"/>
+        </w:rPr>
+        <w:t>query</w:t>
+      </w:r>
+      <w:r>
+        <w:rPr>
+          <w:rFonts w:eastAsia="Noto Sans Mono CJK SC" w:cs="Liberation Mono"/>
+          <w:sz w:val="22"/>
+          <w:szCs w:val="22"/>
+          <w:lang w:val="el-GR"/>
+        </w:rPr>
+        <w:t xml:space="preserve"> </w:t>
+      </w:r>
+      <w:r>
+        <w:rPr>
+          <w:rFonts w:eastAsia="Noto Sans Mono CJK SC" w:cs="Liberation Mono"/>
+          <w:sz w:val="22"/>
+          <w:szCs w:val="22"/>
+          <w:lang w:val="el-GR"/>
+        </w:rPr>
+        <w:t xml:space="preserve">του </w:t>
+      </w:r>
+      <w:r>
+        <w:rPr>
+          <w:rFonts w:eastAsia="Noto Sans Mono CJK SC" w:cs="Liberation Mono"/>
+          <w:sz w:val="22"/>
+          <w:szCs w:val="22"/>
+        </w:rPr>
+        <w:t>client</w:t>
+      </w:r>
+      <w:r>
+        <w:rPr>
+          <w:rFonts w:eastAsia="Noto Sans Mono CJK SC" w:cs="Liberation Mono"/>
+          <w:sz w:val="22"/>
+          <w:szCs w:val="22"/>
+          <w:lang w:val="el-GR"/>
+        </w:rPr>
+        <w:t xml:space="preserve"> </w:t>
+      </w:r>
+      <w:r>
+        <w:rPr>
+          <w:rFonts w:eastAsia="Noto Sans Mono CJK SC" w:cs="Liberation Mono"/>
+          <w:sz w:val="22"/>
+          <w:szCs w:val="22"/>
+          <w:lang w:val="el-GR"/>
+        </w:rPr>
+        <w:t xml:space="preserve">μαζί με το </w:t>
+      </w:r>
+      <w:r>
+        <w:rPr>
+          <w:rFonts w:eastAsia="Noto Sans Mono CJK SC" w:cs="Liberation Mono"/>
+          <w:sz w:val="22"/>
+          <w:szCs w:val="22"/>
+        </w:rPr>
+        <w:t>respond</w:t>
+      </w:r>
+      <w:r>
+        <w:rPr>
+          <w:rFonts w:eastAsia="Noto Sans Mono CJK SC" w:cs="Liberation Mono"/>
+          <w:sz w:val="22"/>
+          <w:szCs w:val="22"/>
+          <w:lang w:val="el-GR"/>
+        </w:rPr>
+        <w:t>.</w:t>
+      </w:r>
+    </w:p>
+    <w:p>
+      <w:pPr>
+        <w:pStyle w:val="Standard"/>
+        <w:keepNext/>
+        <w:jc w:val="both"/>
+      </w:pPr>
+      <w:r>
+        <w:rPr>
           <w:noProof/>
           <w:lang w:val="el-GR"/>
         </w:rPr>
         <w:drawing>
-          <wp:inline distT="0" distB="0" distL="0" distR="0" wp14:anchorId="10124D68" wp14:editId="566940B5">
-            <wp:extent cx="3941914" cy="2511243"/>
-            <wp:effectExtent l="0" t="0" r="1905" b="3810"/>
-            <wp:docPr id="368505528" name="Picture 4"/>
+          <wp:inline distT="0" distB="0" distL="0" distR="0" wp14:anchorId="03F71F9C" wp14:editId="18343037">
+            <wp:extent cx="5505654" cy="5629614"/>
+            <wp:effectExtent l="0" t="0" r="0" b="9525"/>
+            <wp:docPr id="1567288082" name="Picture 3"/>
             <wp:cNvGraphicFramePr>
               <a:graphicFrameLocks xmlns:a="http://schemas.openxmlformats.org/drawingml/2006/main" noChangeAspect="1"/>
             </wp:cNvGraphicFramePr>
@@ -2376,11 +4698,11 @@
               <a:graphicData uri="http://schemas.openxmlformats.org/drawingml/2006/picture">
                 <pic:pic xmlns:pic="http://schemas.openxmlformats.org/drawingml/2006/picture">
                   <pic:nvPicPr>
-                    <pic:cNvPr id="368505528" name="Picture 368505528"/>
+                    <pic:cNvPr id="1567288082" name="Picture 1567288082"/>
                     <pic:cNvPicPr/>
                   </pic:nvPicPr>
                   <pic:blipFill>
-                    <a:blip r:embed="rId12" cstate="print">
+                    <a:blip r:embed="rId10" cstate="print">
                       <a:extLst>
                         <a:ext uri="{28A0092B-C50C-407E-A947-70E740481C1C}">
                           <a14:useLocalDpi xmlns:a14="http://schemas.microsoft.com/office/drawing/2010/main" val="0"/>
@@ -2394,7 +4716,7 @@
                   <pic:spPr>
                     <a:xfrm>
                       <a:off x="0" y="0"/>
-                      <a:ext cx="3978123" cy="2534310"/>
+                      <a:ext cx="5511281" cy="5635367"/>
                     </a:xfrm>
                     <a:prstGeom prst="rect">
                       <a:avLst/>
@@ -2410,40 +4732,24 @@
     <w:p>
       <w:pPr>
         <w:pStyle w:val="Caption"/>
-        <w:jc w:val="center"/>
+        <w:jc w:val="both"/>
+        <w:rPr>
+          <w:lang w:val="el-GR"/>
+        </w:rPr>
       </w:pPr>
-      <w:r>
-        <w:rPr>
-          <w:lang w:val="el-GR"/>
-        </w:rPr>
-        <w:t xml:space="preserve">Εικόνα </w:t>
+      <w:proofErr w:type="spellStart"/>
+      <w:r>
+        <w:t>Εικόν</w:t>
+      </w:r>
+      <w:proofErr w:type="spellEnd"/>
+      <w:r>
+        <w:t xml:space="preserve">α </w:t>
       </w:r>
       <w:r>
         <w:fldChar w:fldCharType="begin"/>
       </w:r>
       <w:r>
-        <w:rPr>
-          <w:lang w:val="el-GR"/>
-        </w:rPr>
-        <w:instrText xml:space="preserve"> </w:instrText>
-      </w:r>
-      <w:r>
-        <w:instrText>SEQ</w:instrText>
-      </w:r>
-      <w:r>
-        <w:rPr>
-          <w:lang w:val="el-GR"/>
-        </w:rPr>
-        <w:instrText xml:space="preserve"> Εικόνα \* </w:instrText>
-      </w:r>
-      <w:r>
-        <w:instrText>ARABIC</w:instrText>
-      </w:r>
-      <w:r>
-        <w:rPr>
-          <w:lang w:val="el-GR"/>
-        </w:rPr>
-        <w:instrText xml:space="preserve"> </w:instrText>
+        <w:instrText xml:space="preserve"> SEQ Εικόνα \* ARABIC </w:instrText>
       </w:r>
       <w:r>
         <w:fldChar w:fldCharType="separate"/>
@@ -2451,9 +4757,8 @@
       <w:r>
         <w:rPr>
           <w:noProof/>
-          <w:lang w:val="el-GR"/>
-        </w:rPr>
-        <w:t>2</w:t>
+        </w:rPr>
+        <w:t>3</w:t>
       </w:r>
       <w:r>
         <w:fldChar w:fldCharType="end"/>
@@ -2462,19 +4767,68 @@
         <w:rPr>
           <w:lang w:val="el-GR"/>
         </w:rPr>
-        <w:t xml:space="preserve">: Παράδειγμα με </w:t>
-      </w:r>
-      <w:r>
-        <w:t>type</w:t>
-      </w:r>
-      <w:r>
-        <w:rPr>
-          <w:lang w:val="el-GR"/>
-        </w:rPr>
-        <w:t>=</w:t>
-      </w:r>
-      <w:r>
-        <w:t>Drone</w:t>
+        <w:t xml:space="preserve">: </w:t>
+      </w:r>
+      <w:r>
+        <w:t>Abstract Factory pattern</w:t>
+      </w:r>
+    </w:p>
+    <w:p>
+      <w:pPr>
+        <w:pStyle w:val="Standard"/>
+        <w:keepNext/>
+        <w:jc w:val="both"/>
+        <w:rPr>
+          <w:lang w:val="el-GR"/>
+        </w:rPr>
+      </w:pPr>
+      <w:r>
+        <w:rPr>
+          <w:noProof/>
+          <w:lang w:val="el-GR"/>
+        </w:rPr>
+        <w:lastRenderedPageBreak/>
+        <w:drawing>
+          <wp:inline distT="0" distB="0" distL="0" distR="0" wp14:anchorId="10124D68" wp14:editId="16EF483D">
+            <wp:extent cx="4998941" cy="3184634"/>
+            <wp:effectExtent l="0" t="0" r="0" b="0"/>
+            <wp:docPr id="368505528" name="Picture 4"/>
+            <wp:cNvGraphicFramePr>
+              <a:graphicFrameLocks xmlns:a="http://schemas.openxmlformats.org/drawingml/2006/main" noChangeAspect="1"/>
+            </wp:cNvGraphicFramePr>
+            <a:graphic xmlns:a="http://schemas.openxmlformats.org/drawingml/2006/main">
+              <a:graphicData uri="http://schemas.openxmlformats.org/drawingml/2006/picture">
+                <pic:pic xmlns:pic="http://schemas.openxmlformats.org/drawingml/2006/picture">
+                  <pic:nvPicPr>
+                    <pic:cNvPr id="368505528" name="Picture 368505528"/>
+                    <pic:cNvPicPr/>
+                  </pic:nvPicPr>
+                  <pic:blipFill>
+                    <a:blip r:embed="rId11" cstate="print">
+                      <a:extLst>
+                        <a:ext uri="{28A0092B-C50C-407E-A947-70E740481C1C}">
+                          <a14:useLocalDpi xmlns:a14="http://schemas.microsoft.com/office/drawing/2010/main" val="0"/>
+                        </a:ext>
+                      </a:extLst>
+                    </a:blip>
+                    <a:stretch>
+                      <a:fillRect/>
+                    </a:stretch>
+                  </pic:blipFill>
+                  <pic:spPr>
+                    <a:xfrm>
+                      <a:off x="0" y="0"/>
+                      <a:ext cx="5053744" cy="3219547"/>
+                    </a:xfrm>
+                    <a:prstGeom prst="rect">
+                      <a:avLst/>
+                    </a:prstGeom>
+                  </pic:spPr>
+                </pic:pic>
+              </a:graphicData>
+            </a:graphic>
+          </wp:inline>
+        </w:drawing>
       </w:r>
     </w:p>
     <w:p>
@@ -2482,25 +4836,455 @@
         <w:pStyle w:val="Caption"/>
         <w:jc w:val="both"/>
       </w:pPr>
+      <w:r>
+        <w:rPr>
+          <w:lang w:val="el-GR"/>
+        </w:rPr>
+        <w:t xml:space="preserve">Εικόνα </w:t>
+      </w:r>
+      <w:r>
+        <w:fldChar w:fldCharType="begin"/>
+      </w:r>
+      <w:r>
+        <w:rPr>
+          <w:lang w:val="el-GR"/>
+        </w:rPr>
+        <w:instrText xml:space="preserve"> </w:instrText>
+      </w:r>
+      <w:r>
+        <w:instrText>SEQ</w:instrText>
+      </w:r>
+      <w:r>
+        <w:rPr>
+          <w:lang w:val="el-GR"/>
+        </w:rPr>
+        <w:instrText xml:space="preserve"> Εικόνα \* </w:instrText>
+      </w:r>
+      <w:r>
+        <w:instrText>ARABIC</w:instrText>
+      </w:r>
+      <w:r>
+        <w:rPr>
+          <w:lang w:val="el-GR"/>
+        </w:rPr>
+        <w:instrText xml:space="preserve"> </w:instrText>
+      </w:r>
+      <w:r>
+        <w:fldChar w:fldCharType="separate"/>
+      </w:r>
+      <w:r>
+        <w:rPr>
+          <w:noProof/>
+          <w:lang w:val="el-GR"/>
+        </w:rPr>
+        <w:t>4</w:t>
+      </w:r>
+      <w:r>
+        <w:fldChar w:fldCharType="end"/>
+      </w:r>
+      <w:r>
+        <w:rPr>
+          <w:lang w:val="el-GR"/>
+        </w:rPr>
+        <w:t xml:space="preserve">: Παράδειγμα με </w:t>
+      </w:r>
+      <w:r>
+        <w:t>type</w:t>
+      </w:r>
+      <w:r>
+        <w:rPr>
+          <w:lang w:val="el-GR"/>
+        </w:rPr>
+        <w:t>=</w:t>
+      </w:r>
+      <w:r>
+        <w:t>Drone</w:t>
+      </w:r>
+    </w:p>
+    <w:p>
+      <w:pPr>
+        <w:pStyle w:val="Caption"/>
+        <w:jc w:val="both"/>
+      </w:pPr>
+    </w:p>
+    <w:p>
+      <w:pPr>
+        <w:pStyle w:val="Caption"/>
+        <w:jc w:val="both"/>
+        <w:rPr>
+          <w:i w:val="0"/>
+          <w:iCs w:val="0"/>
+          <w:lang w:val="el-GR"/>
+        </w:rPr>
+      </w:pPr>
+      <w:r>
+        <w:rPr>
+          <w:i w:val="0"/>
+          <w:iCs w:val="0"/>
+          <w:lang w:val="el-GR"/>
+        </w:rPr>
+        <w:t xml:space="preserve">Τέλος, και στα δύο προγραμματιστικά πρότυπα παρέχεται το </w:t>
+      </w:r>
+      <w:r>
+        <w:rPr>
+          <w:b/>
+          <w:bCs/>
+          <w:i w:val="0"/>
+          <w:iCs w:val="0"/>
+        </w:rPr>
+        <w:t>JPA</w:t>
+      </w:r>
+      <w:r>
+        <w:rPr>
+          <w:b/>
+          <w:bCs/>
+          <w:i w:val="0"/>
+          <w:iCs w:val="0"/>
+          <w:lang w:val="el-GR"/>
+        </w:rPr>
+        <w:t xml:space="preserve"> </w:t>
+      </w:r>
+      <w:r>
+        <w:rPr>
+          <w:b/>
+          <w:bCs/>
+          <w:i w:val="0"/>
+          <w:iCs w:val="0"/>
+        </w:rPr>
+        <w:t>Interface</w:t>
+      </w:r>
+      <w:r>
+        <w:rPr>
+          <w:b/>
+          <w:bCs/>
+          <w:i w:val="0"/>
+          <w:iCs w:val="0"/>
+          <w:lang w:val="el-GR"/>
+        </w:rPr>
+        <w:t xml:space="preserve"> </w:t>
+      </w:r>
+      <w:r>
+        <w:rPr>
+          <w:i w:val="0"/>
+          <w:iCs w:val="0"/>
+          <w:lang w:val="el-GR"/>
+        </w:rPr>
+        <w:t>που είναι υπεύθυνο για την επικοινωνία μεταξύ των αντικειμένων με τους πίνακες της βάσης δεδομένων (</w:t>
+      </w:r>
+      <w:r>
+        <w:rPr>
+          <w:i w:val="0"/>
+          <w:iCs w:val="0"/>
+        </w:rPr>
+        <w:t>save</w:t>
+      </w:r>
+      <w:r>
+        <w:rPr>
+          <w:i w:val="0"/>
+          <w:iCs w:val="0"/>
+          <w:lang w:val="el-GR"/>
+        </w:rPr>
+        <w:t xml:space="preserve">, </w:t>
+      </w:r>
+      <w:r>
+        <w:rPr>
+          <w:i w:val="0"/>
+          <w:iCs w:val="0"/>
+        </w:rPr>
+        <w:t>fetch</w:t>
+      </w:r>
+      <w:r>
+        <w:rPr>
+          <w:i w:val="0"/>
+          <w:iCs w:val="0"/>
+          <w:lang w:val="el-GR"/>
+        </w:rPr>
+        <w:t>)</w:t>
+      </w:r>
+      <w:r>
+        <w:rPr>
+          <w:i w:val="0"/>
+          <w:iCs w:val="0"/>
+          <w:lang w:val="el-GR"/>
+        </w:rPr>
+        <w:t xml:space="preserve">. </w:t>
+      </w:r>
+      <w:r>
+        <w:rPr>
+          <w:i w:val="0"/>
+          <w:iCs w:val="0"/>
+          <w:lang w:val="el-GR"/>
+        </w:rPr>
+        <w:t xml:space="preserve">Στην περίπτωση του </w:t>
+      </w:r>
+      <w:r>
+        <w:rPr>
+          <w:b/>
+          <w:bCs/>
+          <w:i w:val="0"/>
+          <w:iCs w:val="0"/>
+        </w:rPr>
+        <w:t>Abstract</w:t>
+      </w:r>
+      <w:r>
+        <w:rPr>
+          <w:b/>
+          <w:bCs/>
+          <w:i w:val="0"/>
+          <w:iCs w:val="0"/>
+          <w:lang w:val="el-GR"/>
+        </w:rPr>
+        <w:t xml:space="preserve"> </w:t>
+      </w:r>
+      <w:r>
+        <w:rPr>
+          <w:b/>
+          <w:bCs/>
+          <w:i w:val="0"/>
+          <w:iCs w:val="0"/>
+        </w:rPr>
+        <w:t>Factory</w:t>
+      </w:r>
+      <w:r>
+        <w:rPr>
+          <w:i w:val="0"/>
+          <w:iCs w:val="0"/>
+          <w:lang w:val="el-GR"/>
+        </w:rPr>
+        <w:t xml:space="preserve">, το </w:t>
+      </w:r>
+      <w:r>
+        <w:rPr>
+          <w:i w:val="0"/>
+          <w:iCs w:val="0"/>
+        </w:rPr>
+        <w:t>JPA</w:t>
+      </w:r>
+      <w:r>
+        <w:rPr>
+          <w:i w:val="0"/>
+          <w:iCs w:val="0"/>
+          <w:lang w:val="el-GR"/>
+        </w:rPr>
+        <w:t xml:space="preserve"> παίζει καθοριστικό ρόλο γιατί πρέπει να μετατρέψει μια ολόκληρη ιεραρχία κλάσεων σε δεδομένα.</w:t>
+      </w:r>
+      <w:r>
+        <w:rPr>
+          <w:i w:val="0"/>
+          <w:iCs w:val="0"/>
+          <w:lang w:val="el-GR"/>
+        </w:rPr>
+        <w:t xml:space="preserve"> Στο</w:t>
+      </w:r>
+      <w:r>
+        <w:rPr>
+          <w:i w:val="0"/>
+          <w:iCs w:val="0"/>
+          <w:lang w:val="el-GR"/>
+        </w:rPr>
+        <w:t xml:space="preserve"> </w:t>
+      </w:r>
+      <w:r>
+        <w:rPr>
+          <w:b/>
+          <w:bCs/>
+          <w:i w:val="0"/>
+          <w:iCs w:val="0"/>
+        </w:rPr>
+        <w:t>Strategy</w:t>
+      </w:r>
+      <w:r>
+        <w:rPr>
+          <w:b/>
+          <w:bCs/>
+          <w:i w:val="0"/>
+          <w:iCs w:val="0"/>
+          <w:lang w:val="el-GR"/>
+        </w:rPr>
+        <w:t xml:space="preserve"> </w:t>
+      </w:r>
+      <w:r>
+        <w:rPr>
+          <w:b/>
+          <w:bCs/>
+          <w:i w:val="0"/>
+          <w:iCs w:val="0"/>
+        </w:rPr>
+        <w:t>Pattern</w:t>
+      </w:r>
+      <w:r>
+        <w:rPr>
+          <w:b/>
+          <w:bCs/>
+          <w:i w:val="0"/>
+          <w:iCs w:val="0"/>
+          <w:lang w:val="el-GR"/>
+        </w:rPr>
+        <w:t xml:space="preserve"> </w:t>
+      </w:r>
+      <w:r>
+        <w:rPr>
+          <w:i w:val="0"/>
+          <w:iCs w:val="0"/>
+          <w:lang w:val="el-GR"/>
+        </w:rPr>
+        <w:t>η</w:t>
+      </w:r>
+      <w:r>
+        <w:rPr>
+          <w:i w:val="0"/>
+          <w:iCs w:val="0"/>
+          <w:lang w:val="el-GR"/>
+        </w:rPr>
+        <w:t xml:space="preserve"> </w:t>
+      </w:r>
+      <w:r>
+        <w:rPr>
+          <w:i w:val="0"/>
+          <w:iCs w:val="0"/>
+          <w:lang w:val="el-GR"/>
+        </w:rPr>
+        <w:t>κλάση</w:t>
+      </w:r>
+      <w:r>
+        <w:rPr>
+          <w:i w:val="0"/>
+          <w:iCs w:val="0"/>
+          <w:lang w:val="el-GR"/>
+        </w:rPr>
+        <w:t xml:space="preserve"> </w:t>
+      </w:r>
+      <w:r>
+        <w:rPr>
+          <w:i w:val="0"/>
+          <w:iCs w:val="0"/>
+        </w:rPr>
+        <w:t>Order</w:t>
+      </w:r>
+      <w:r>
+        <w:rPr>
+          <w:i w:val="0"/>
+          <w:iCs w:val="0"/>
+          <w:lang w:val="el-GR"/>
+        </w:rPr>
+        <w:t xml:space="preserve"> (</w:t>
+      </w:r>
+      <w:r>
+        <w:rPr>
+          <w:i w:val="0"/>
+          <w:iCs w:val="0"/>
+        </w:rPr>
+        <w:t>Entity</w:t>
+      </w:r>
+      <w:r>
+        <w:rPr>
+          <w:i w:val="0"/>
+          <w:iCs w:val="0"/>
+          <w:lang w:val="el-GR"/>
+        </w:rPr>
+        <w:t xml:space="preserve">) </w:t>
+      </w:r>
+      <w:r>
+        <w:rPr>
+          <w:i w:val="0"/>
+          <w:iCs w:val="0"/>
+          <w:lang w:val="el-GR"/>
+        </w:rPr>
+        <w:t>είναι</w:t>
+      </w:r>
+      <w:r>
+        <w:rPr>
+          <w:i w:val="0"/>
+          <w:iCs w:val="0"/>
+          <w:lang w:val="el-GR"/>
+        </w:rPr>
+        <w:t xml:space="preserve"> </w:t>
+      </w:r>
+      <w:r>
+        <w:rPr>
+          <w:i w:val="0"/>
+          <w:iCs w:val="0"/>
+          <w:lang w:val="el-GR"/>
+        </w:rPr>
+        <w:t>αυτή</w:t>
+      </w:r>
+      <w:r>
+        <w:rPr>
+          <w:i w:val="0"/>
+          <w:iCs w:val="0"/>
+          <w:lang w:val="el-GR"/>
+        </w:rPr>
+        <w:t xml:space="preserve"> </w:t>
+      </w:r>
+      <w:r>
+        <w:rPr>
+          <w:i w:val="0"/>
+          <w:iCs w:val="0"/>
+          <w:lang w:val="el-GR"/>
+        </w:rPr>
+        <w:t>που διαχειρίζεται την επικοινωνία.</w:t>
+      </w:r>
+    </w:p>
+    <w:p>
+      <w:pPr>
+        <w:jc w:val="both"/>
+        <w:rPr>
+          <w:lang w:val="el-GR"/>
+        </w:rPr>
+      </w:pPr>
+    </w:p>
+    <w:p>
+      <w:pPr>
+        <w:jc w:val="both"/>
+        <w:rPr>
+          <w:i/>
+          <w:iCs/>
+          <w:lang w:val="el-GR"/>
+        </w:rPr>
+      </w:pPr>
+    </w:p>
+    <w:p>
+      <w:pPr>
+        <w:pStyle w:val="Caption"/>
+        <w:jc w:val="center"/>
+        <w:rPr>
+          <w:lang w:val="el-GR"/>
+        </w:rPr>
+      </w:pPr>
+    </w:p>
+    <w:p>
+      <w:pPr>
+        <w:pStyle w:val="Caption"/>
+        <w:jc w:val="both"/>
+        <w:rPr>
+          <w:lang w:val="el-GR"/>
+        </w:rPr>
+      </w:pPr>
       <w:proofErr w:type="gramStart"/>
       <w:r>
-        <w:lastRenderedPageBreak/>
-        <w:t>Section::</w:t>
+        <w:t>Section</w:t>
+      </w:r>
+      <w:r>
+        <w:rPr>
+          <w:lang w:val="el-GR"/>
+        </w:rPr>
+        <w:t>::</w:t>
       </w:r>
       <w:proofErr w:type="gramEnd"/>
       <w:r>
-        <w:t xml:space="preserve"> </w:t>
-      </w:r>
-      <w:r>
-        <w:t xml:space="preserve">Checklist </w:t>
-      </w:r>
-      <w:proofErr w:type="spellStart"/>
-      <w:r>
-        <w:t>Αυτο</w:t>
-      </w:r>
-      <w:proofErr w:type="spellEnd"/>
-      <w:r>
-        <w:t>αξιολόγησης</w:t>
+        <w:rPr>
+          <w:lang w:val="el-GR"/>
+        </w:rPr>
+        <w:t xml:space="preserve"> </w:t>
+      </w:r>
+      <w:r>
+        <w:t>Checklist</w:t>
+      </w:r>
+      <w:r>
+        <w:rPr>
+          <w:lang w:val="el-GR"/>
+        </w:rPr>
+        <w:t xml:space="preserve"> Αυτοαξιολόγησης</w:t>
       </w:r>
     </w:p>
     <w:tbl>
@@ -2870,6 +5654,7 @@
                 <w:iCs w:val="0"/>
                 <w:lang w:val="el-GR"/>
               </w:rPr>
+              <w:lastRenderedPageBreak/>
               <w:t>διαφορετικών στρατηγικών χρέωσης</w:t>
             </w:r>
           </w:p>
@@ -2956,6 +5741,7 @@
                 <w:iCs w:val="0"/>
                 <w:lang w:val="el-GR"/>
               </w:rPr>
+              <w:lastRenderedPageBreak/>
               <w:t>ΝΑΙ</w:t>
             </w:r>
           </w:p>
@@ -3080,21 +5866,12 @@
                 <w:iCs w:val="0"/>
               </w:rPr>
             </w:pPr>
-            <w:proofErr w:type="spellStart"/>
             <w:r>
               <w:rPr>
                 <w:i w:val="0"/>
                 <w:iCs w:val="0"/>
               </w:rPr>
-              <w:t>κλάσης</w:t>
-            </w:r>
-            <w:proofErr w:type="spellEnd"/>
-            <w:r>
-              <w:rPr>
-                <w:i w:val="0"/>
-                <w:iCs w:val="0"/>
-              </w:rPr>
-              <w:t>.</w:t>
+              <w:t>κλάσης.</w:t>
             </w:r>
           </w:p>
         </w:tc>
@@ -3160,23 +5937,7 @@
                 <w:i w:val="0"/>
                 <w:iCs w:val="0"/>
               </w:rPr>
-              <w:t>5. Stream API: Υπ</w:t>
-            </w:r>
-            <w:proofErr w:type="spellStart"/>
-            <w:r>
-              <w:rPr>
-                <w:i w:val="0"/>
-                <w:iCs w:val="0"/>
-              </w:rPr>
-              <w:t>ολογισμός</w:t>
-            </w:r>
-            <w:proofErr w:type="spellEnd"/>
-            <w:r>
-              <w:rPr>
-                <w:i w:val="0"/>
-                <w:iCs w:val="0"/>
-              </w:rPr>
-              <w:t xml:space="preserve"> Analytics</w:t>
+              <w:t>5. Stream API: Υπολογισμός Analytics</w:t>
             </w:r>
           </w:p>
           <w:p>
@@ -3193,23 +5954,7 @@
                 <w:i w:val="0"/>
                 <w:iCs w:val="0"/>
               </w:rPr>
-              <w:t xml:space="preserve">(Group By, Max, Filter) </w:t>
-            </w:r>
-            <w:proofErr w:type="spellStart"/>
-            <w:r>
-              <w:rPr>
-                <w:i w:val="0"/>
-                <w:iCs w:val="0"/>
-              </w:rPr>
-              <w:t>χωρίς</w:t>
-            </w:r>
-            <w:proofErr w:type="spellEnd"/>
-            <w:r>
-              <w:rPr>
-                <w:i w:val="0"/>
-                <w:iCs w:val="0"/>
-              </w:rPr>
-              <w:t xml:space="preserve"> SQL queries.</w:t>
+              <w:t>(Group By, Max, Filter) χωρίς SQL queries.</w:t>
             </w:r>
           </w:p>
         </w:tc>
@@ -3275,23 +6020,7 @@
                 <w:i w:val="0"/>
                 <w:iCs w:val="0"/>
               </w:rPr>
-              <w:t xml:space="preserve">6. Clean Code: </w:t>
-            </w:r>
-            <w:proofErr w:type="spellStart"/>
-            <w:r>
-              <w:rPr>
-                <w:i w:val="0"/>
-                <w:iCs w:val="0"/>
-              </w:rPr>
-              <w:t>Χρήση</w:t>
-            </w:r>
-            <w:proofErr w:type="spellEnd"/>
-            <w:r>
-              <w:rPr>
-                <w:i w:val="0"/>
-                <w:iCs w:val="0"/>
-              </w:rPr>
-              <w:t xml:space="preserve"> DTOs</w:t>
+              <w:t>6. Clean Code: Χρήση DTOs</w:t>
             </w:r>
           </w:p>
           <w:p>
@@ -3308,17 +6037,8 @@
                 <w:i w:val="0"/>
                 <w:iCs w:val="0"/>
               </w:rPr>
-              <w:t xml:space="preserve">(Request/Response objects) και </w:t>
+              <w:t>(Request/Response objects) και όχι</w:t>
             </w:r>
-            <w:proofErr w:type="spellStart"/>
-            <w:r>
-              <w:rPr>
-                <w:i w:val="0"/>
-                <w:iCs w:val="0"/>
-              </w:rPr>
-              <w:t>όχι</w:t>
-            </w:r>
-            <w:proofErr w:type="spellEnd"/>
           </w:p>
           <w:p>
             <w:pPr>
@@ -3334,23 +6054,7 @@
                 <w:i w:val="0"/>
                 <w:iCs w:val="0"/>
               </w:rPr>
-              <w:t xml:space="preserve">Entities </w:t>
-            </w:r>
-            <w:proofErr w:type="spellStart"/>
-            <w:r>
-              <w:rPr>
-                <w:i w:val="0"/>
-                <w:iCs w:val="0"/>
-              </w:rPr>
-              <w:t>στον</w:t>
-            </w:r>
-            <w:proofErr w:type="spellEnd"/>
-            <w:r>
-              <w:rPr>
-                <w:i w:val="0"/>
-                <w:iCs w:val="0"/>
-              </w:rPr>
-              <w:t xml:space="preserve"> Controller.</w:t>
+              <w:t>Entities στον Controller.</w:t>
             </w:r>
           </w:p>
         </w:tc>
@@ -4094,6 +6798,29 @@
       </w:tblBorders>
     </w:tblPr>
   </w:style>
+  <w:style w:type="character" w:styleId="Hyperlink">
+    <w:name w:val="Hyperlink"/>
+    <w:basedOn w:val="DefaultParagraphFont"/>
+    <w:uiPriority w:val="99"/>
+    <w:unhideWhenUsed/>
+    <w:rsid w:val="00D90BDD"/>
+    <w:rPr>
+      <w:color w:val="0563C1" w:themeColor="hyperlink"/>
+      <w:u w:val="single"/>
+    </w:rPr>
+  </w:style>
+  <w:style w:type="character" w:styleId="UnresolvedMention">
+    <w:name w:val="Unresolved Mention"/>
+    <w:basedOn w:val="DefaultParagraphFont"/>
+    <w:uiPriority w:val="99"/>
+    <w:semiHidden/>
+    <w:unhideWhenUsed/>
+    <w:rsid w:val="00D90BDD"/>
+    <w:rPr>
+      <w:color w:val="605E5C"/>
+      <w:shd w:val="clear" w:color="auto" w:fill="E1DFDD"/>
+    </w:rPr>
+  </w:style>
 </w:styles>
 </file>
 
